--- a/docs/guide-contributeur/guide-contributeur.docx
+++ b/docs/guide-contributeur/guide-contributeur.docx
@@ -28,7 +28,7 @@
         </w:p>
       </w:sdtContent>
     </w:sdt>
-    <w:bookmarkStart w:id="223" w:name="X510c248f35fa6736c380abd29eb45c6e743d7b8"/>
+    <w:bookmarkStart w:id="227" w:name="X510c248f35fa6736c380abd29eb45c6e743d7b8"/>
     <w:p>
       <w:pPr>
         <w:pStyle w:val="Heading1"/>
@@ -6765,7 +6765,7 @@
     </w:p>
     <w:bookmarkEnd w:id="90"/>
     <w:bookmarkEnd w:id="91"/>
-    <w:bookmarkStart w:id="99" w:name="créer-un-questionnaire"/>
+    <w:bookmarkStart w:id="103" w:name="créer-un-questionnaire"/>
     <w:p>
       <w:pPr>
         <w:pStyle w:val="Heading2"/>
@@ -7899,22 +7899,14 @@
         <w:t xml:space="preserve">structurez d’abord (groupes, ordre, conditions), formulez ensuite (libellé de question court en titre, contenu riche en aide), et laissez le thème DSFR gérer toute la présentation à votre place.</w:t>
       </w:r>
     </w:p>
-    <w:p>
-      <w:r>
-        <w:pict>
-          <v:rect style="width:0;height:1.5pt" o:hralign="center" o:hrstd="t" o:hr="t"/>
-        </w:pict>
-      </w:r>
-    </w:p>
     <w:bookmarkEnd w:id="98"/>
-    <w:bookmarkEnd w:id="99"/>
-    <w:bookmarkStart w:id="115" w:name="Xe7c5b4bd5f51396f74ec1cfc2c7578257565eb3"/>
-    <w:p>
-      <w:pPr>
-        <w:pStyle w:val="Heading2"/>
-      </w:pPr>
-      <w:r>
-        <w:t xml:space="preserve">4. Accessibilité éditoriale (RGAA au quotidien)</w:t>
+    <w:bookmarkStart w:id="102" w:name="X758c679463e6c1df21de2c7ad138d6cedf39d42"/>
+    <w:p>
+      <w:pPr>
+        <w:pStyle w:val="Heading3"/>
+      </w:pPr>
+      <w:r>
+        <w:t xml:space="preserve">3.4 Demander le consentement à la politique de confidentialité</w:t>
       </w:r>
     </w:p>
     <w:p>
@@ -7922,100 +7914,36 @@
         <w:pStyle w:val="FirstParagraph"/>
       </w:pPr>
       <w:r>
-        <w:t xml:space="preserve">Le thème et les composants DSFR prennent déjà en charge la part</w:t>
-      </w:r>
-      <w:r>
-        <w:t xml:space="preserve"> </w:t>
-      </w:r>
-      <w:r>
-        <w:rPr>
-          <w:b/>
-          <w:bCs/>
-        </w:rPr>
-        <w:t xml:space="preserve">technique et graphique</w:t>
-      </w:r>
-      <w:r>
-        <w:t xml:space="preserve"> </w:t>
-      </w:r>
-      <w:r>
-        <w:t xml:space="preserve">de l’accessibilité (contrastes, focus clavier, structure des composants). Mais aucun thème ne peut corriger un</w:t>
-      </w:r>
-      <w:r>
-        <w:t xml:space="preserve"> </w:t>
-      </w:r>
-      <w:r>
-        <w:rPr>
-          <w:b/>
-          <w:bCs/>
-        </w:rPr>
-        <w:t xml:space="preserve">contenu mal rédigé</w:t>
-      </w:r>
-      <w:r>
-        <w:t xml:space="preserve"> </w:t>
-      </w:r>
-      <w:r>
-        <w:t xml:space="preserve">: un lien nommé « cliquez ici », une image sans description utile ou un faux titre en gras restent des obstacles pour les personnes qui utilisent un lecteur d’écran, naviguent au clavier ou distinguent mal les couleurs. Autrement dit, le thème vous met sur de bons rails, il ne signe pas l’audit à votre place : la conformité RGAA légale dépend</w:t>
-      </w:r>
-      <w:r>
-        <w:t xml:space="preserve"> </w:t>
-      </w:r>
-      <w:r>
-        <w:rPr>
-          <w:b/>
-          <w:bCs/>
-        </w:rPr>
-        <w:t xml:space="preserve">aussi</w:t>
-      </w:r>
-      <w:r>
-        <w:t xml:space="preserve"> </w:t>
-      </w:r>
-      <w:r>
-        <w:t xml:space="preserve">de votre contenu éditorial.</w:t>
-      </w:r>
-    </w:p>
-    <w:p>
-      <w:pPr>
-        <w:pStyle w:val="BodyText"/>
-      </w:pPr>
-      <w:r>
-        <w:t xml:space="preserve">Cette section rassemble les cinq gestes éditoriaux qui relèvent de</w:t>
-      </w:r>
-      <w:r>
-        <w:t xml:space="preserve"> </w:t>
-      </w:r>
-      <w:r>
-        <w:rPr>
-          <w:b/>
-          <w:bCs/>
-        </w:rPr>
-        <w:t xml:space="preserve">vous, gestionnaire d’enquête</w:t>
-      </w:r>
-      <w:r>
-        <w:t xml:space="preserve">, et que personne ne fera à votre place. Aucun ne demande de compétence technique : ce sont des réflexes de rédaction.</w:t>
-      </w:r>
-    </w:p>
-    <w:p>
-      <w:pPr>
-        <w:pStyle w:val="BlockText"/>
-      </w:pPr>
-      <w:r>
-        <w:t xml:space="preserve">Règle de fond :</w:t>
-      </w:r>
-      <w:r>
-        <w:t xml:space="preserve"> </w:t>
-      </w:r>
-      <w:r>
-        <w:rPr>
-          <w:b/>
-          <w:bCs/>
-        </w:rPr>
-        <w:t xml:space="preserve">la mise en forme sert le sens, jamais l’inverse.</w:t>
-      </w:r>
-      <w:r>
-        <w:t xml:space="preserve"> </w:t>
-      </w:r>
-      <w:r>
-        <w:t xml:space="preserve">Chaque fois que vous voulez « faire ressortir » quelque chose, demandez-vous</w:t>
+        <w:t xml:space="preserve">Un questionnaire qui collecte des données personnelles peut exiger que le répondant</w:t>
+      </w:r>
+      <w:r>
+        <w:t xml:space="preserve"> </w:t>
+      </w:r>
+      <w:r>
+        <w:rPr>
+          <w:b/>
+          <w:bCs/>
+        </w:rPr>
+        <w:t xml:space="preserve">accepte explicitement la politique de confidentialité</w:t>
+      </w:r>
+      <w:r>
+        <w:t xml:space="preserve"> </w:t>
+      </w:r>
+      <w:r>
+        <w:t xml:space="preserve">avant de commencer. Ce réglage n’appartient pas au thème : il se trouve dans les</w:t>
+      </w:r>
+      <w:r>
+        <w:t xml:space="preserve"> </w:t>
+      </w:r>
+      <w:r>
+        <w:rPr>
+          <w:b/>
+          <w:bCs/>
+        </w:rPr>
+        <w:t xml:space="preserve">réglages du questionnaire</w:t>
+      </w:r>
+      <w:r>
+        <w:t xml:space="preserve">, onglet « Politique de confidentialité » (option</w:t>
       </w:r>
       <w:r>
         <w:t xml:space="preserve"> </w:t>
@@ -8025,53 +7953,18 @@
           <w:i/>
           <w:iCs/>
         </w:rPr>
-        <w:t xml:space="preserve">ce que ça veut dire</w:t>
-      </w:r>
-      <w:r>
-        <w:t xml:space="preserve">, puis choisissez le composant qui porte ce sens (voir Annexe B). Ne simulez jamais une intention par un simple effet visuel.</w:t>
-      </w:r>
-    </w:p>
-    <w:bookmarkStart w:id="103" w:name="des-intitulés-de-liens-explicites"/>
-    <w:p>
-      <w:pPr>
-        <w:pStyle w:val="Heading3"/>
-      </w:pPr>
-      <w:r>
-        <w:t xml:space="preserve">4.1. Des intitulés de liens explicites</w:t>
-      </w:r>
-    </w:p>
-    <w:p>
-      <w:pPr>
-        <w:pStyle w:val="FirstParagraph"/>
-      </w:pPr>
-      <w:r>
-        <w:t xml:space="preserve">Un lecteur d’écran peut lister tous les liens d’une page,</w:t>
-      </w:r>
-      <w:r>
-        <w:t xml:space="preserve"> </w:t>
-      </w:r>
-      <w:r>
-        <w:rPr>
-          <w:b/>
-          <w:bCs/>
-        </w:rPr>
-        <w:t xml:space="preserve">sortis de leur contexte</w:t>
-      </w:r>
-      <w:r>
-        <w:t xml:space="preserve">. Si trois liens s’appellent tous « cliquez ici » ou « en savoir plus », la liste est inutilisable. L’intitulé du lien doit décrire</w:t>
-      </w:r>
-      <w:r>
-        <w:t xml:space="preserve"> </w:t>
-      </w:r>
-      <w:r>
-        <w:rPr>
-          <w:b/>
-          <w:bCs/>
-        </w:rPr>
-        <w:t xml:space="preserve">sa destination</w:t>
-      </w:r>
-      <w:r>
-        <w:t xml:space="preserve">, à lui seul.</w:t>
+        <w:t xml:space="preserve">Afficher la politique de confidentialité</w:t>
+      </w:r>
+      <w:r>
+        <w:t xml:space="preserve">).</w:t>
+      </w:r>
+    </w:p>
+    <w:p>
+      <w:pPr>
+        <w:pStyle w:val="BodyText"/>
+      </w:pPr>
+      <w:r>
+        <w:t xml:space="preserve">Trois valeurs possibles :</w:t>
       </w:r>
     </w:p>
     <w:tbl>
@@ -8096,7 +7989,7 @@
               <w:pStyle w:val="Compact"/>
             </w:pPr>
             <w:r>
-              <w:t xml:space="preserve">À éviter</w:t>
+              <w:t xml:space="preserve">Réglage</w:t>
             </w:r>
           </w:p>
         </w:tc>
@@ -8107,7 +8000,7 @@
               <w:pStyle w:val="Compact"/>
             </w:pPr>
             <w:r>
-              <w:t xml:space="preserve">À écrire</w:t>
+              <w:t xml:space="preserve">Ce que voit le répondant</w:t>
             </w:r>
           </w:p>
         </w:tc>
@@ -8120,20 +8013,11 @@
               <w:pStyle w:val="Compact"/>
             </w:pPr>
             <w:r>
-              <w:t xml:space="preserve">Pour la notice,</w:t>
-            </w:r>
-            <w:r>
-              <w:t xml:space="preserve"> </w:t>
-            </w:r>
-            <w:r>
               <w:rPr>
                 <w:b/>
                 <w:bCs/>
               </w:rPr>
-              <w:t xml:space="preserve">cliquez ici</w:t>
-            </w:r>
-            <w:r>
-              <w:t xml:space="preserve">.</w:t>
+              <w:t xml:space="preserve">Désactivé</w:t>
             </w:r>
           </w:p>
         </w:tc>
@@ -8144,20 +8028,7 @@
               <w:pStyle w:val="Compact"/>
             </w:pPr>
             <w:r>
-              <w:t xml:space="preserve">Consultez la</w:t>
-            </w:r>
-            <w:r>
-              <w:t xml:space="preserve"> </w:t>
-            </w:r>
-            <w:r>
-              <w:rPr>
-                <w:b/>
-                <w:bCs/>
-              </w:rPr>
-              <w:t xml:space="preserve">notice d’aide au remplissage</w:t>
-            </w:r>
-            <w:r>
-              <w:t xml:space="preserve">.</w:t>
+              <w:t xml:space="preserve">Rien. Aucune case, aucun texte.</w:t>
             </w:r>
           </w:p>
         </w:tc>
@@ -8170,20 +8041,11 @@
               <w:pStyle w:val="Compact"/>
             </w:pPr>
             <w:r>
-              <w:t xml:space="preserve">Le règlement est disponible</w:t>
-            </w:r>
-            <w:r>
-              <w:t xml:space="preserve"> </w:t>
-            </w:r>
-            <w:r>
               <w:rPr>
                 <w:b/>
                 <w:bCs/>
               </w:rPr>
-              <w:t xml:space="preserve">ici</w:t>
-            </w:r>
-            <w:r>
-              <w:t xml:space="preserve">.</w:t>
+              <w:t xml:space="preserve">Texte</w:t>
             </w:r>
           </w:p>
         </w:tc>
@@ -8194,7 +8056,7 @@
               <w:pStyle w:val="Compact"/>
             </w:pPr>
             <w:r>
-              <w:t xml:space="preserve">Lire le</w:t>
+              <w:t xml:space="preserve">La politique s’affiche</w:t>
             </w:r>
             <w:r>
               <w:t xml:space="preserve"> </w:t>
@@ -8204,10 +8066,13 @@
                 <w:b/>
                 <w:bCs/>
               </w:rPr>
-              <w:t xml:space="preserve">règlement de l’enquête</w:t>
-            </w:r>
-            <w:r>
-              <w:t xml:space="preserve">.</w:t>
+              <w:t xml:space="preserve">dans la page</w:t>
+            </w:r>
+            <w:r>
+              <w:t xml:space="preserve"> </w:t>
+            </w:r>
+            <w:r>
+              <w:t xml:space="preserve">d’accueil du questionnaire, suivie de la case à cocher.</w:t>
             </w:r>
           </w:p>
         </w:tc>
@@ -8224,13 +8089,7 @@
                 <w:b/>
                 <w:bCs/>
               </w:rPr>
-              <w:t xml:space="preserve">En savoir plus</w:t>
-            </w:r>
-            <w:r>
-              <w:t xml:space="preserve"> </w:t>
-            </w:r>
-            <w:r>
-              <w:t xml:space="preserve">sur la RGPD.</w:t>
+              <w:t xml:space="preserve">Modale</w:t>
             </w:r>
           </w:p>
         </w:tc>
@@ -8241,6 +8100,707 @@
               <w:pStyle w:val="Compact"/>
             </w:pPr>
             <w:r>
+              <w:t xml:space="preserve">Un lien ouvre la politique dans une</w:t>
+            </w:r>
+            <w:r>
+              <w:t xml:space="preserve"> </w:t>
+            </w:r>
+            <w:r>
+              <w:rPr>
+                <w:b/>
+                <w:bCs/>
+              </w:rPr>
+              <w:t xml:space="preserve">fenêtre modale</w:t>
+            </w:r>
+            <w:r>
+              <w:t xml:space="preserve"> </w:t>
+            </w:r>
+            <w:r>
+              <w:t xml:space="preserve">; la case reste dans la page.</w:t>
+            </w:r>
+          </w:p>
+        </w:tc>
+      </w:tr>
+    </w:tbl>
+    <w:p>
+      <w:pPr>
+        <w:pStyle w:val="BodyText"/>
+      </w:pPr>
+      <w:r>
+        <w:t xml:space="preserve">Le contenu affiché est celui que vous avez renseigné dans l’onglet « Données personnelles » des options du thème (section 2) : soit la politique générée automatiquement à partir du responsable de traitement, de la finalité et de la durée de conservation, soit votre politique personnalisée si vous en avez saisi une.</w:t>
+      </w:r>
+    </w:p>
+    <w:bookmarkStart w:id="99" w:name="la-case-est-bloquante"/>
+    <w:p>
+      <w:pPr>
+        <w:pStyle w:val="Heading4"/>
+      </w:pPr>
+      <w:r>
+        <w:t xml:space="preserve">La case est bloquante</w:t>
+      </w:r>
+    </w:p>
+    <w:p>
+      <w:pPr>
+        <w:pStyle w:val="FirstParagraph"/>
+      </w:pPr>
+      <w:r>
+        <w:t xml:space="preserve">Dès que l’option est activée,</w:t>
+      </w:r>
+      <w:r>
+        <w:t xml:space="preserve"> </w:t>
+      </w:r>
+      <w:r>
+        <w:rPr>
+          <w:b/>
+          <w:bCs/>
+        </w:rPr>
+        <w:t xml:space="preserve">la case doit être cochée pour passer à la page suivante</w:t>
+      </w:r>
+      <w:r>
+        <w:t xml:space="preserve">. Le thème DSFR :</w:t>
+      </w:r>
+    </w:p>
+    <w:p>
+      <w:pPr>
+        <w:pStyle w:val="Compact"/>
+        <w:numPr>
+          <w:ilvl w:val="0"/>
+          <w:numId w:val="1049"/>
+        </w:numPr>
+      </w:pPr>
+      <w:r>
+        <w:t xml:space="preserve">pose l’attribut</w:t>
+      </w:r>
+      <w:r>
+        <w:t xml:space="preserve"> </w:t>
+      </w:r>
+      <w:r>
+        <w:rPr>
+          <w:rStyle w:val="VerbatimChar"/>
+        </w:rPr>
+        <w:t xml:space="preserve">required</w:t>
+      </w:r>
+      <w:r>
+        <w:t xml:space="preserve"> </w:t>
+      </w:r>
+      <w:r>
+        <w:t xml:space="preserve">sur la case — le blocage fonctionne donc</w:t>
+      </w:r>
+      <w:r>
+        <w:t xml:space="preserve"> </w:t>
+      </w:r>
+      <w:r>
+        <w:rPr>
+          <w:b/>
+          <w:bCs/>
+        </w:rPr>
+        <w:t xml:space="preserve">même sans JavaScript</w:t>
+      </w:r>
+      <w:r>
+        <w:t xml:space="preserve"> </w:t>
+      </w:r>
+      <w:r>
+        <w:t xml:space="preserve">;</w:t>
+      </w:r>
+    </w:p>
+    <w:p>
+      <w:pPr>
+        <w:pStyle w:val="Compact"/>
+        <w:numPr>
+          <w:ilvl w:val="0"/>
+          <w:numId w:val="1049"/>
+        </w:numPr>
+      </w:pPr>
+      <w:r>
+        <w:t xml:space="preserve">remplace la bulle native du navigateur, non stylable et mal annoncée, par un</w:t>
+      </w:r>
+      <w:r>
+        <w:t xml:space="preserve"> </w:t>
+      </w:r>
+      <w:r>
+        <w:rPr>
+          <w:b/>
+          <w:bCs/>
+        </w:rPr>
+        <w:t xml:space="preserve">message d’erreur DSFR</w:t>
+      </w:r>
+      <w:r>
+        <w:t xml:space="preserve"> </w:t>
+      </w:r>
+      <w:r>
+        <w:t xml:space="preserve">sous la case (encadré rouge,</w:t>
+      </w:r>
+      <w:r>
+        <w:t xml:space="preserve"> </w:t>
+      </w:r>
+      <w:r>
+        <w:rPr>
+          <w:rStyle w:val="VerbatimChar"/>
+        </w:rPr>
+        <w:t xml:space="preserve">aria-invalid</w:t>
+      </w:r>
+      <w:r>
+        <w:t xml:space="preserve">, message lié à la case pour les lecteurs d’écran) ;</w:t>
+      </w:r>
+    </w:p>
+    <w:p>
+      <w:pPr>
+        <w:pStyle w:val="Compact"/>
+        <w:numPr>
+          <w:ilvl w:val="0"/>
+          <w:numId w:val="1049"/>
+        </w:numPr>
+      </w:pPr>
+      <w:r>
+        <w:rPr>
+          <w:b/>
+          <w:bCs/>
+        </w:rPr>
+        <w:t xml:space="preserve">déplace l’astérisque</w:t>
+      </w:r>
+      <w:r>
+        <w:t xml:space="preserve"> </w:t>
+      </w:r>
+      <w:r>
+        <w:t xml:space="preserve">hors de la case à cocher, pour que le libellé reste lisible ;</w:t>
+      </w:r>
+    </w:p>
+    <w:p>
+      <w:pPr>
+        <w:pStyle w:val="Compact"/>
+        <w:numPr>
+          <w:ilvl w:val="0"/>
+          <w:numId w:val="1049"/>
+        </w:numPr>
+      </w:pPr>
+      <w:r>
+        <w:t xml:space="preserve">efface le message dès que la case est cochée.</w:t>
+      </w:r>
+    </w:p>
+    <w:bookmarkEnd w:id="99"/>
+    <w:bookmarkStart w:id="100" w:name="personnaliser-le-message-derreur"/>
+    <w:p>
+      <w:pPr>
+        <w:pStyle w:val="Heading4"/>
+      </w:pPr>
+      <w:r>
+        <w:t xml:space="preserve">Personnaliser le message d’erreur</w:t>
+      </w:r>
+    </w:p>
+    <w:p>
+      <w:pPr>
+        <w:pStyle w:val="FirstParagraph"/>
+      </w:pPr>
+      <w:r>
+        <w:t xml:space="preserve">Le message affiché reprend, s’il est renseigné, le</w:t>
+      </w:r>
+      <w:r>
+        <w:t xml:space="preserve"> </w:t>
+      </w:r>
+      <w:r>
+        <w:rPr>
+          <w:b/>
+          <w:bCs/>
+        </w:rPr>
+        <w:t xml:space="preserve">texte d’erreur défini dans les réglages du questionnaire</w:t>
+      </w:r>
+      <w:r>
+        <w:t xml:space="preserve"> </w:t>
+      </w:r>
+      <w:r>
+        <w:t xml:space="preserve">(champ</w:t>
+      </w:r>
+      <w:r>
+        <w:t xml:space="preserve"> </w:t>
+      </w:r>
+      <w:r>
+        <w:rPr>
+          <w:i/>
+          <w:iCs/>
+        </w:rPr>
+        <w:t xml:space="preserve">Message d’erreur</w:t>
+      </w:r>
+      <w:r>
+        <w:t xml:space="preserve"> </w:t>
+      </w:r>
+      <w:r>
+        <w:t xml:space="preserve">de la politique de confidentialité). Sinon, le thème affiche un texte par défaut traduit. Écrivez un message qui dit quoi faire — « Veuillez accepter la politique de confidentialité pour continuer » — plutôt qu’un constat d’échec.</w:t>
+      </w:r>
+    </w:p>
+    <w:bookmarkEnd w:id="100"/>
+    <w:bookmarkStart w:id="101" w:name="Xe384259fb273cf08572804e85a5c7b888bed83d"/>
+    <w:p>
+      <w:pPr>
+        <w:pStyle w:val="Heading4"/>
+      </w:pPr>
+      <w:r>
+        <w:t xml:space="preserve">Limite connue : un garde-fou d’interface, pas une preuve de consentement</w:t>
+      </w:r>
+    </w:p>
+    <w:p>
+      <w:pPr>
+        <w:pStyle w:val="BlockText"/>
+      </w:pPr>
+      <w:r>
+        <w:t xml:space="preserve">⚠️ Le blocage est</w:t>
+      </w:r>
+      <w:r>
+        <w:t xml:space="preserve"> </w:t>
+      </w:r>
+      <w:r>
+        <w:rPr>
+          <w:b/>
+          <w:bCs/>
+        </w:rPr>
+        <w:t xml:space="preserve">côté navigateur</w:t>
+      </w:r>
+      <w:r>
+        <w:t xml:space="preserve">. LimeSurvey embarque bien un contrôle serveur</w:t>
+      </w:r>
+      <w:r>
+        <w:t xml:space="preserve"> </w:t>
+      </w:r>
+      <w:r>
+        <w:t xml:space="preserve">(</w:t>
+      </w:r>
+      <w:r>
+        <w:rPr>
+          <w:rStyle w:val="VerbatimChar"/>
+        </w:rPr>
+        <w:t xml:space="preserve">SurveyRuntimeHelper::checkForDataSecurityAccepted()</w:t>
+      </w:r>
+      <w:r>
+        <w:t xml:space="preserve">), mais il compare l’étape courante à la</w:t>
+      </w:r>
+      <w:r>
+        <w:t xml:space="preserve"> </w:t>
+      </w:r>
+      <w:r>
+        <w:t xml:space="preserve">chaîne</w:t>
+      </w:r>
+      <w:r>
+        <w:t xml:space="preserve"> </w:t>
+      </w:r>
+      <w:r>
+        <w:rPr>
+          <w:rStyle w:val="VerbatimChar"/>
+        </w:rPr>
+        <w:t xml:space="preserve">'0'</w:t>
+      </w:r>
+      <w:r>
+        <w:t xml:space="preserve"> </w:t>
+      </w:r>
+      <w:r>
+        <w:t xml:space="preserve">alors que le cœur renvoie un entier depuis la version 5.4 : la condition n’est</w:t>
+      </w:r>
+      <w:r>
+        <w:t xml:space="preserve"> </w:t>
+      </w:r>
+      <w:r>
+        <w:t xml:space="preserve">jamais vraie, et</w:t>
+      </w:r>
+      <w:r>
+        <w:t xml:space="preserve"> </w:t>
+      </w:r>
+      <w:r>
+        <w:rPr>
+          <w:b/>
+          <w:bCs/>
+        </w:rPr>
+        <w:t xml:space="preserve">aucune vérification serveur n’a lieu</w:t>
+      </w:r>
+      <w:r>
+        <w:t xml:space="preserve">. Une requête forgée qui saute la case</w:t>
+      </w:r>
+      <w:r>
+        <w:t xml:space="preserve"> </w:t>
+      </w:r>
+      <w:r>
+        <w:t xml:space="preserve">est donc acceptée.</w:t>
+      </w:r>
+    </w:p>
+    <w:p>
+      <w:pPr>
+        <w:pStyle w:val="BlockText"/>
+      </w:pPr>
+      <w:r>
+        <w:t xml:space="preserve">Concrètement : la case remplit son rôle d’information et de recueil explicite auprès d’un</w:t>
+      </w:r>
+      <w:r>
+        <w:t xml:space="preserve"> </w:t>
+      </w:r>
+      <w:r>
+        <w:t xml:space="preserve">répondant ordinaire, mais</w:t>
+      </w:r>
+      <w:r>
+        <w:t xml:space="preserve"> </w:t>
+      </w:r>
+      <w:r>
+        <w:rPr>
+          <w:b/>
+          <w:bCs/>
+        </w:rPr>
+        <w:t xml:space="preserve">ne constitue pas une garantie technique</w:t>
+      </w:r>
+      <w:r>
+        <w:t xml:space="preserve">. Si votre traitement exige</w:t>
+      </w:r>
+      <w:r>
+        <w:t xml:space="preserve"> </w:t>
+      </w:r>
+      <w:r>
+        <w:t xml:space="preserve">une preuve de consentement opposable, prévoyez une question dédiée et obligatoire dans le</w:t>
+      </w:r>
+      <w:r>
+        <w:t xml:space="preserve"> </w:t>
+      </w:r>
+      <w:r>
+        <w:t xml:space="preserve">questionnaire, dont la réponse sera enregistrée avec les données.</w:t>
+      </w:r>
+    </w:p>
+    <w:p>
+      <w:r>
+        <w:pict>
+          <v:rect style="width:0;height:1.5pt" o:hralign="center" o:hrstd="t" o:hr="t"/>
+        </w:pict>
+      </w:r>
+    </w:p>
+    <w:bookmarkEnd w:id="101"/>
+    <w:bookmarkEnd w:id="102"/>
+    <w:bookmarkEnd w:id="103"/>
+    <w:bookmarkStart w:id="119" w:name="Xe7c5b4bd5f51396f74ec1cfc2c7578257565eb3"/>
+    <w:p>
+      <w:pPr>
+        <w:pStyle w:val="Heading2"/>
+      </w:pPr>
+      <w:r>
+        <w:t xml:space="preserve">4. Accessibilité éditoriale (RGAA au quotidien)</w:t>
+      </w:r>
+    </w:p>
+    <w:p>
+      <w:pPr>
+        <w:pStyle w:val="FirstParagraph"/>
+      </w:pPr>
+      <w:r>
+        <w:t xml:space="preserve">Le thème et les composants DSFR prennent déjà en charge la part</w:t>
+      </w:r>
+      <w:r>
+        <w:t xml:space="preserve"> </w:t>
+      </w:r>
+      <w:r>
+        <w:rPr>
+          <w:b/>
+          <w:bCs/>
+        </w:rPr>
+        <w:t xml:space="preserve">technique et graphique</w:t>
+      </w:r>
+      <w:r>
+        <w:t xml:space="preserve"> </w:t>
+      </w:r>
+      <w:r>
+        <w:t xml:space="preserve">de l’accessibilité (contrastes, focus clavier, structure des composants). Mais aucun thème ne peut corriger un</w:t>
+      </w:r>
+      <w:r>
+        <w:t xml:space="preserve"> </w:t>
+      </w:r>
+      <w:r>
+        <w:rPr>
+          <w:b/>
+          <w:bCs/>
+        </w:rPr>
+        <w:t xml:space="preserve">contenu mal rédigé</w:t>
+      </w:r>
+      <w:r>
+        <w:t xml:space="preserve"> </w:t>
+      </w:r>
+      <w:r>
+        <w:t xml:space="preserve">: un lien nommé « cliquez ici », une image sans description utile ou un faux titre en gras restent des obstacles pour les personnes qui utilisent un lecteur d’écran, naviguent au clavier ou distinguent mal les couleurs. Autrement dit, le thème vous met sur de bons rails, il ne signe pas l’audit à votre place : la conformité RGAA légale dépend</w:t>
+      </w:r>
+      <w:r>
+        <w:t xml:space="preserve"> </w:t>
+      </w:r>
+      <w:r>
+        <w:rPr>
+          <w:b/>
+          <w:bCs/>
+        </w:rPr>
+        <w:t xml:space="preserve">aussi</w:t>
+      </w:r>
+      <w:r>
+        <w:t xml:space="preserve"> </w:t>
+      </w:r>
+      <w:r>
+        <w:t xml:space="preserve">de votre contenu éditorial.</w:t>
+      </w:r>
+    </w:p>
+    <w:p>
+      <w:pPr>
+        <w:pStyle w:val="BodyText"/>
+      </w:pPr>
+      <w:r>
+        <w:t xml:space="preserve">Cette section rassemble les cinq gestes éditoriaux qui relèvent de</w:t>
+      </w:r>
+      <w:r>
+        <w:t xml:space="preserve"> </w:t>
+      </w:r>
+      <w:r>
+        <w:rPr>
+          <w:b/>
+          <w:bCs/>
+        </w:rPr>
+        <w:t xml:space="preserve">vous, gestionnaire d’enquête</w:t>
+      </w:r>
+      <w:r>
+        <w:t xml:space="preserve">, et que personne ne fera à votre place. Aucun ne demande de compétence technique : ce sont des réflexes de rédaction.</w:t>
+      </w:r>
+    </w:p>
+    <w:p>
+      <w:pPr>
+        <w:pStyle w:val="BlockText"/>
+      </w:pPr>
+      <w:r>
+        <w:t xml:space="preserve">Règle de fond :</w:t>
+      </w:r>
+      <w:r>
+        <w:t xml:space="preserve"> </w:t>
+      </w:r>
+      <w:r>
+        <w:rPr>
+          <w:b/>
+          <w:bCs/>
+        </w:rPr>
+        <w:t xml:space="preserve">la mise en forme sert le sens, jamais l’inverse.</w:t>
+      </w:r>
+      <w:r>
+        <w:t xml:space="preserve"> </w:t>
+      </w:r>
+      <w:r>
+        <w:t xml:space="preserve">Chaque fois que vous voulez « faire ressortir » quelque chose, demandez-vous</w:t>
+      </w:r>
+      <w:r>
+        <w:t xml:space="preserve"> </w:t>
+      </w:r>
+      <w:r>
+        <w:rPr>
+          <w:i/>
+          <w:iCs/>
+        </w:rPr>
+        <w:t xml:space="preserve">ce que ça veut dire</w:t>
+      </w:r>
+      <w:r>
+        <w:t xml:space="preserve">, puis choisissez le composant qui porte ce sens (voir Annexe B). Ne simulez jamais une intention par un simple effet visuel.</w:t>
+      </w:r>
+    </w:p>
+    <w:bookmarkStart w:id="107" w:name="des-intitulés-de-liens-explicites"/>
+    <w:p>
+      <w:pPr>
+        <w:pStyle w:val="Heading3"/>
+      </w:pPr>
+      <w:r>
+        <w:t xml:space="preserve">4.1. Des intitulés de liens explicites</w:t>
+      </w:r>
+    </w:p>
+    <w:p>
+      <w:pPr>
+        <w:pStyle w:val="FirstParagraph"/>
+      </w:pPr>
+      <w:r>
+        <w:t xml:space="preserve">Un lecteur d’écran peut lister tous les liens d’une page,</w:t>
+      </w:r>
+      <w:r>
+        <w:t xml:space="preserve"> </w:t>
+      </w:r>
+      <w:r>
+        <w:rPr>
+          <w:b/>
+          <w:bCs/>
+        </w:rPr>
+        <w:t xml:space="preserve">sortis de leur contexte</w:t>
+      </w:r>
+      <w:r>
+        <w:t xml:space="preserve">. Si trois liens s’appellent tous « cliquez ici » ou « en savoir plus », la liste est inutilisable. L’intitulé du lien doit décrire</w:t>
+      </w:r>
+      <w:r>
+        <w:t xml:space="preserve"> </w:t>
+      </w:r>
+      <w:r>
+        <w:rPr>
+          <w:b/>
+          <w:bCs/>
+        </w:rPr>
+        <w:t xml:space="preserve">sa destination</w:t>
+      </w:r>
+      <w:r>
+        <w:t xml:space="preserve">, à lui seul.</w:t>
+      </w:r>
+    </w:p>
+    <w:tbl>
+      <w:tblPr>
+        <w:tblStyle w:val="Table"/>
+        <w:tblW w:type="pct" w:w="5000"/>
+        <w:tblLayout w:type="fixed"/>
+        <w:tblLook w:firstRow="1" w:lastRow="0" w:firstColumn="0" w:lastColumn="0" w:noHBand="0" w:noVBand="0" w:val="0020"/>
+      </w:tblPr>
+      <w:tblGrid>
+        <w:gridCol w:w="3960"/>
+        <w:gridCol w:w="3960"/>
+      </w:tblGrid>
+      <w:tr>
+        <w:trPr>
+          <w:tblHeader w:val="on"/>
+        </w:trPr>
+        <w:tc>
+          <w:tcPr/>
+          <w:p>
+            <w:pPr>
+              <w:pStyle w:val="Compact"/>
+            </w:pPr>
+            <w:r>
+              <w:t xml:space="preserve">À éviter</w:t>
+            </w:r>
+          </w:p>
+        </w:tc>
+        <w:tc>
+          <w:tcPr/>
+          <w:p>
+            <w:pPr>
+              <w:pStyle w:val="Compact"/>
+            </w:pPr>
+            <w:r>
+              <w:t xml:space="preserve">À écrire</w:t>
+            </w:r>
+          </w:p>
+        </w:tc>
+      </w:tr>
+      <w:tr>
+        <w:tc>
+          <w:tcPr/>
+          <w:p>
+            <w:pPr>
+              <w:pStyle w:val="Compact"/>
+            </w:pPr>
+            <w:r>
+              <w:t xml:space="preserve">Pour la notice,</w:t>
+            </w:r>
+            <w:r>
+              <w:t xml:space="preserve"> </w:t>
+            </w:r>
+            <w:r>
+              <w:rPr>
+                <w:b/>
+                <w:bCs/>
+              </w:rPr>
+              <w:t xml:space="preserve">cliquez ici</w:t>
+            </w:r>
+            <w:r>
+              <w:t xml:space="preserve">.</w:t>
+            </w:r>
+          </w:p>
+        </w:tc>
+        <w:tc>
+          <w:tcPr/>
+          <w:p>
+            <w:pPr>
+              <w:pStyle w:val="Compact"/>
+            </w:pPr>
+            <w:r>
+              <w:t xml:space="preserve">Consultez la</w:t>
+            </w:r>
+            <w:r>
+              <w:t xml:space="preserve"> </w:t>
+            </w:r>
+            <w:r>
+              <w:rPr>
+                <w:b/>
+                <w:bCs/>
+              </w:rPr>
+              <w:t xml:space="preserve">notice d’aide au remplissage</w:t>
+            </w:r>
+            <w:r>
+              <w:t xml:space="preserve">.</w:t>
+            </w:r>
+          </w:p>
+        </w:tc>
+      </w:tr>
+      <w:tr>
+        <w:tc>
+          <w:tcPr/>
+          <w:p>
+            <w:pPr>
+              <w:pStyle w:val="Compact"/>
+            </w:pPr>
+            <w:r>
+              <w:t xml:space="preserve">Le règlement est disponible</w:t>
+            </w:r>
+            <w:r>
+              <w:t xml:space="preserve"> </w:t>
+            </w:r>
+            <w:r>
+              <w:rPr>
+                <w:b/>
+                <w:bCs/>
+              </w:rPr>
+              <w:t xml:space="preserve">ici</w:t>
+            </w:r>
+            <w:r>
+              <w:t xml:space="preserve">.</w:t>
+            </w:r>
+          </w:p>
+        </w:tc>
+        <w:tc>
+          <w:tcPr/>
+          <w:p>
+            <w:pPr>
+              <w:pStyle w:val="Compact"/>
+            </w:pPr>
+            <w:r>
+              <w:t xml:space="preserve">Lire le</w:t>
+            </w:r>
+            <w:r>
+              <w:t xml:space="preserve"> </w:t>
+            </w:r>
+            <w:r>
+              <w:rPr>
+                <w:b/>
+                <w:bCs/>
+              </w:rPr>
+              <w:t xml:space="preserve">règlement de l’enquête</w:t>
+            </w:r>
+            <w:r>
+              <w:t xml:space="preserve">.</w:t>
+            </w:r>
+          </w:p>
+        </w:tc>
+      </w:tr>
+      <w:tr>
+        <w:tc>
+          <w:tcPr/>
+          <w:p>
+            <w:pPr>
+              <w:pStyle w:val="Compact"/>
+            </w:pPr>
+            <w:r>
+              <w:rPr>
+                <w:b/>
+                <w:bCs/>
+              </w:rPr>
+              <w:t xml:space="preserve">En savoir plus</w:t>
+            </w:r>
+            <w:r>
+              <w:t xml:space="preserve"> </w:t>
+            </w:r>
+            <w:r>
+              <w:t xml:space="preserve">sur la RGPD.</w:t>
+            </w:r>
+          </w:p>
+        </w:tc>
+        <w:tc>
+          <w:tcPr/>
+          <w:p>
+            <w:pPr>
+              <w:pStyle w:val="Compact"/>
+            </w:pPr>
+            <w:r>
               <w:t xml:space="preserve">En savoir plus sur</w:t>
             </w:r>
             <w:r>
@@ -8273,7 +8833,7 @@
         <w:pStyle w:val="Compact"/>
         <w:numPr>
           <w:ilvl w:val="0"/>
-          <w:numId w:val="1049"/>
+          <w:numId w:val="1050"/>
         </w:numPr>
       </w:pPr>
       <w:r>
@@ -8301,7 +8861,7 @@
         <w:pStyle w:val="Compact"/>
         <w:numPr>
           <w:ilvl w:val="0"/>
-          <w:numId w:val="1049"/>
+          <w:numId w:val="1050"/>
         </w:numPr>
       </w:pPr>
       <w:r>
@@ -8313,7 +8873,7 @@
         <w:pStyle w:val="Compact"/>
         <w:numPr>
           <w:ilvl w:val="0"/>
-          <w:numId w:val="1049"/>
+          <w:numId w:val="1050"/>
         </w:numPr>
       </w:pPr>
       <w:r>
@@ -8384,18 +8944,18 @@
           <wp:inline>
             <wp:extent cx="2724016" cy="1330036"/>
             <wp:effectExtent b="0" l="0" r="0" t="0"/>
-            <wp:docPr descr="Composant Téléchargement de fichier : intitulé explicite avec format et poids" title="" id="101" name="Picture"/>
+            <wp:docPr descr="Composant Téléchargement de fichier : intitulé explicite avec format et poids" title="" id="105" name="Picture"/>
             <a:graphic>
               <a:graphicData uri="http://schemas.openxmlformats.org/drawingml/2006/picture">
                 <pic:pic>
                   <pic:nvPicPr>
-                    <pic:cNvPr descr="img/3bis-telechargement-fichier.png" id="102" name="Picture"/>
+                    <pic:cNvPr descr="img/3bis-telechargement-fichier.png" id="106" name="Picture"/>
                     <pic:cNvPicPr>
                       <a:picLocks noChangeArrowheads="1" noChangeAspect="1"/>
                     </pic:cNvPicPr>
                   </pic:nvPicPr>
                   <pic:blipFill>
-                    <a:blip r:embed="rId100"/>
+                    <a:blip r:embed="rId104"/>
                     <a:stretch>
                       <a:fillRect/>
                     </a:stretch>
@@ -8430,8 +8990,8 @@
         <w:t xml:space="preserve">Composant Téléchargement de fichier : intitulé explicite avec format et poids</w:t>
       </w:r>
     </w:p>
-    <w:bookmarkEnd w:id="103"/>
-    <w:bookmarkStart w:id="107" w:name="des-alternatives-dimages-pertinentes"/>
+    <w:bookmarkEnd w:id="107"/>
+    <w:bookmarkStart w:id="111" w:name="des-alternatives-dimages-pertinentes"/>
     <w:p>
       <w:pPr>
         <w:pStyle w:val="Heading3"/>
@@ -8506,7 +9066,7 @@
         <w:pStyle w:val="Compact"/>
         <w:numPr>
           <w:ilvl w:val="0"/>
-          <w:numId w:val="1050"/>
+          <w:numId w:val="1051"/>
         </w:numPr>
       </w:pPr>
       <w:r>
@@ -8528,7 +9088,7 @@
         <w:pStyle w:val="Compact"/>
         <w:numPr>
           <w:ilvl w:val="0"/>
-          <w:numId w:val="1050"/>
+          <w:numId w:val="1051"/>
         </w:numPr>
       </w:pPr>
       <w:r>
@@ -8566,7 +9126,7 @@
         <w:pStyle w:val="Compact"/>
         <w:numPr>
           <w:ilvl w:val="0"/>
-          <w:numId w:val="1050"/>
+          <w:numId w:val="1051"/>
         </w:numPr>
       </w:pPr>
       <w:r>
@@ -8601,7 +9161,7 @@
         <w:pStyle w:val="Compact"/>
         <w:numPr>
           <w:ilvl w:val="0"/>
-          <w:numId w:val="1050"/>
+          <w:numId w:val="1051"/>
         </w:numPr>
       </w:pPr>
       <w:r>
@@ -8617,18 +9177,18 @@
           <wp:inline>
             <wp:extent cx="4834170" cy="6752492"/>
             <wp:effectExtent b="0" l="0" r="0" t="0"/>
-            <wp:docPr descr="Champ d’alternative textuelle lors de l’insertion d’une image" title="" id="105" name="Picture"/>
+            <wp:docPr descr="Champ d’alternative textuelle lors de l’insertion d’une image" title="" id="109" name="Picture"/>
             <a:graphic>
               <a:graphicData uri="http://schemas.openxmlformats.org/drawingml/2006/picture">
                 <pic:pic>
                   <pic:nvPicPr>
-                    <pic:cNvPr descr="img/3bis-alt-image.png" id="106" name="Picture"/>
+                    <pic:cNvPr descr="img/3bis-alt-image.png" id="110" name="Picture"/>
                     <pic:cNvPicPr>
                       <a:picLocks noChangeArrowheads="1" noChangeAspect="1"/>
                     </pic:cNvPicPr>
                   </pic:nvPicPr>
                   <pic:blipFill>
-                    <a:blip r:embed="rId104"/>
+                    <a:blip r:embed="rId108"/>
                     <a:stretch>
                       <a:fillRect/>
                     </a:stretch>
@@ -8663,8 +9223,8 @@
         <w:t xml:space="preserve">Champ d’alternative textuelle lors de l’insertion d’une image</w:t>
       </w:r>
     </w:p>
-    <w:bookmarkEnd w:id="107"/>
-    <w:bookmarkStart w:id="108" w:name="une-hiérarchie-de-titres-cohérente"/>
+    <w:bookmarkEnd w:id="111"/>
+    <w:bookmarkStart w:id="112" w:name="une-hiérarchie-de-titres-cohérente"/>
     <w:p>
       <w:pPr>
         <w:pStyle w:val="Heading3"/>
@@ -8755,7 +9315,7 @@
         <w:pStyle w:val="Compact"/>
         <w:numPr>
           <w:ilvl w:val="0"/>
-          <w:numId w:val="1051"/>
+          <w:numId w:val="1052"/>
         </w:numPr>
       </w:pPr>
       <w:r>
@@ -8777,7 +9337,7 @@
         <w:pStyle w:val="Compact"/>
         <w:numPr>
           <w:ilvl w:val="0"/>
-          <w:numId w:val="1051"/>
+          <w:numId w:val="1052"/>
         </w:numPr>
       </w:pPr>
       <w:r>
@@ -8895,8 +9455,8 @@
         <w:t xml:space="preserve">.</w:t>
       </w:r>
     </w:p>
-    <w:bookmarkEnd w:id="108"/>
-    <w:bookmarkStart w:id="112" w:name="X0f97eb2817f01d05e6e278e1a9e4044e1e86df9"/>
+    <w:bookmarkEnd w:id="112"/>
+    <w:bookmarkStart w:id="116" w:name="X0f97eb2817f01d05e6e278e1a9e4044e1e86df9"/>
     <w:p>
       <w:pPr>
         <w:pStyle w:val="Heading3"/>
@@ -8934,7 +9494,7 @@
         <w:pStyle w:val="Compact"/>
         <w:numPr>
           <w:ilvl w:val="0"/>
-          <w:numId w:val="1052"/>
+          <w:numId w:val="1053"/>
         </w:numPr>
       </w:pPr>
       <w:r>
@@ -8962,7 +9522,7 @@
         <w:pStyle w:val="Compact"/>
         <w:numPr>
           <w:ilvl w:val="0"/>
-          <w:numId w:val="1052"/>
+          <w:numId w:val="1053"/>
         </w:numPr>
       </w:pPr>
       <w:r>
@@ -8974,7 +9534,7 @@
         <w:pStyle w:val="Compact"/>
         <w:numPr>
           <w:ilvl w:val="0"/>
-          <w:numId w:val="1052"/>
+          <w:numId w:val="1053"/>
         </w:numPr>
       </w:pPr>
       <w:r>
@@ -9002,7 +9562,7 @@
         <w:pStyle w:val="Compact"/>
         <w:numPr>
           <w:ilvl w:val="1"/>
-          <w:numId w:val="1053"/>
+          <w:numId w:val="1054"/>
         </w:numPr>
       </w:pPr>
       <w:r>
@@ -9030,7 +9590,7 @@
         <w:pStyle w:val="Compact"/>
         <w:numPr>
           <w:ilvl w:val="1"/>
-          <w:numId w:val="1053"/>
+          <w:numId w:val="1054"/>
         </w:numPr>
       </w:pPr>
       <w:r>
@@ -9091,18 +9651,18 @@
           <wp:inline>
             <wp:extent cx="5334000" cy="2463741"/>
             <wp:effectExtent b="0" l="0" r="0" t="0"/>
-            <wp:docPr descr="Badge : le statut reste lisible par le texte, la couleur ne fait que le renforcer" title="" id="110" name="Picture"/>
+            <wp:docPr descr="Badge : le statut reste lisible par le texte, la couleur ne fait que le renforcer" title="" id="114" name="Picture"/>
             <a:graphic>
               <a:graphicData uri="http://schemas.openxmlformats.org/drawingml/2006/picture">
                 <pic:pic>
                   <pic:nvPicPr>
-                    <pic:cNvPr descr="img/3bis-badge-statut-texte.png" id="111" name="Picture"/>
+                    <pic:cNvPr descr="img/3bis-badge-statut-texte.png" id="115" name="Picture"/>
                     <pic:cNvPicPr>
                       <a:picLocks noChangeArrowheads="1" noChangeAspect="1"/>
                     </pic:cNvPicPr>
                   </pic:nvPicPr>
                   <pic:blipFill>
-                    <a:blip r:embed="rId109"/>
+                    <a:blip r:embed="rId113"/>
                     <a:stretch>
                       <a:fillRect/>
                     </a:stretch>
@@ -9137,8 +9697,8 @@
         <w:t xml:space="preserve">Badge : le statut reste lisible par le texte, la couleur ne fait que le renforcer</w:t>
       </w:r>
     </w:p>
-    <w:bookmarkEnd w:id="112"/>
-    <w:bookmarkStart w:id="113" w:name="une-langue-claire"/>
+    <w:bookmarkEnd w:id="116"/>
+    <w:bookmarkStart w:id="117" w:name="une-langue-claire"/>
     <w:p>
       <w:pPr>
         <w:pStyle w:val="Heading3"/>
@@ -9173,7 +9733,7 @@
         <w:pStyle w:val="Compact"/>
         <w:numPr>
           <w:ilvl w:val="0"/>
-          <w:numId w:val="1054"/>
+          <w:numId w:val="1055"/>
         </w:numPr>
       </w:pPr>
       <w:r>
@@ -9185,7 +9745,7 @@
         <w:pStyle w:val="Compact"/>
         <w:numPr>
           <w:ilvl w:val="0"/>
-          <w:numId w:val="1054"/>
+          <w:numId w:val="1055"/>
         </w:numPr>
       </w:pPr>
       <w:r>
@@ -9207,7 +9767,7 @@
         <w:pStyle w:val="Compact"/>
         <w:numPr>
           <w:ilvl w:val="0"/>
-          <w:numId w:val="1054"/>
+          <w:numId w:val="1055"/>
         </w:numPr>
       </w:pPr>
       <w:r>
@@ -9219,7 +9779,7 @@
         <w:pStyle w:val="Compact"/>
         <w:numPr>
           <w:ilvl w:val="0"/>
-          <w:numId w:val="1054"/>
+          <w:numId w:val="1055"/>
         </w:numPr>
       </w:pPr>
       <w:r>
@@ -9247,7 +9807,7 @@
         <w:pStyle w:val="Compact"/>
         <w:numPr>
           <w:ilvl w:val="0"/>
-          <w:numId w:val="1054"/>
+          <w:numId w:val="1055"/>
         </w:numPr>
       </w:pPr>
       <w:r>
@@ -9267,8 +9827,8 @@
         <w:t xml:space="preserve">.</w:t>
       </w:r>
     </w:p>
-    <w:bookmarkEnd w:id="113"/>
-    <w:bookmarkStart w:id="114" w:name="à-retenir-1"/>
+    <w:bookmarkEnd w:id="117"/>
+    <w:bookmarkStart w:id="118" w:name="à-retenir-1"/>
     <w:p>
       <w:pPr>
         <w:pStyle w:val="Heading3"/>
@@ -9558,9 +10118,9 @@
         </w:pict>
       </w:r>
     </w:p>
-    <w:bookmarkEnd w:id="114"/>
-    <w:bookmarkEnd w:id="115"/>
-    <w:bookmarkStart w:id="127" w:name="utiliser-léditeur-de-texte"/>
+    <w:bookmarkEnd w:id="118"/>
+    <w:bookmarkEnd w:id="119"/>
+    <w:bookmarkStart w:id="131" w:name="utiliser-léditeur-de-texte"/>
     <w:p>
       <w:pPr>
         <w:pStyle w:val="Heading2"/>
@@ -9751,7 +10311,7 @@
         <w:t xml:space="preserve">, même si l’éditeur vous laisse les saisir. Seuls le gras, l’italique, les liens et l’exposant y subsistent.</w:t>
       </w:r>
     </w:p>
-    <w:bookmarkStart w:id="119" w:name="X3ceb8c714d5d65eb1de2cc3ace355473e4ad085"/>
+    <w:bookmarkStart w:id="123" w:name="X3ceb8c714d5d65eb1de2cc3ace355473e4ad085"/>
     <w:p>
       <w:pPr>
         <w:pStyle w:val="Heading3"/>
@@ -9870,18 +10430,18 @@
           <wp:inline>
             <wp:extent cx="5192257" cy="1150993"/>
             <wp:effectExtent b="0" l="0" r="0" t="0"/>
-            <wp:docPr descr="La barre d’outils complète : les menus Styles et Modèles (encadrés) apparaissent une fois la barre déployée" title="" id="117" name="Picture"/>
+            <wp:docPr descr="La barre d’outils complète : les menus Styles et Modèles (encadrés) apparaissent une fois la barre déployée" title="" id="121" name="Picture"/>
             <a:graphic>
               <a:graphicData uri="http://schemas.openxmlformats.org/drawingml/2006/picture">
                 <pic:pic>
                   <pic:nvPicPr>
-                    <pic:cNvPr descr="img/4a-bascule-barres.png" id="118" name="Picture"/>
+                    <pic:cNvPr descr="img/4a-bascule-barres.png" id="122" name="Picture"/>
                     <pic:cNvPicPr>
                       <a:picLocks noChangeArrowheads="1" noChangeAspect="1"/>
                     </pic:cNvPicPr>
                   </pic:nvPicPr>
                   <pic:blipFill>
-                    <a:blip r:embed="rId116"/>
+                    <a:blip r:embed="rId120"/>
                     <a:stretch>
                       <a:fillRect/>
                     </a:stretch>
@@ -9929,7 +10489,7 @@
         <w:pStyle w:val="Compact"/>
         <w:numPr>
           <w:ilvl w:val="0"/>
-          <w:numId w:val="1055"/>
+          <w:numId w:val="1056"/>
         </w:numPr>
       </w:pPr>
       <w:r>
@@ -9964,7 +10524,7 @@
         <w:pStyle w:val="Compact"/>
         <w:numPr>
           <w:ilvl w:val="0"/>
-          <w:numId w:val="1055"/>
+          <w:numId w:val="1056"/>
         </w:numPr>
       </w:pPr>
       <w:r>
@@ -10079,8 +10639,8 @@
         <w:t xml:space="preserve">sont présents dans la barre complète, quelle que soit la barre par laquelle vous avez commencé. Si vous ne les voyez pas, c’est que vous êtes en barre simple : cliquez sur le bouton de bascule.</w:t>
       </w:r>
     </w:p>
-    <w:bookmarkEnd w:id="119"/>
-    <w:bookmarkStart w:id="120" w:name="Xdfde9ee9ed7a90438715d4d40848a8526e20165"/>
+    <w:bookmarkEnd w:id="123"/>
+    <w:bookmarkStart w:id="124" w:name="Xdfde9ee9ed7a90438715d4d40848a8526e20165"/>
     <w:p>
       <w:pPr>
         <w:pStyle w:val="Heading3"/>
@@ -10176,7 +10736,7 @@
         <w:pStyle w:val="Compact"/>
         <w:numPr>
           <w:ilvl w:val="0"/>
-          <w:numId w:val="1056"/>
+          <w:numId w:val="1057"/>
         </w:numPr>
       </w:pPr>
       <w:r>
@@ -10214,7 +10774,7 @@
         <w:pStyle w:val="Compact"/>
         <w:numPr>
           <w:ilvl w:val="0"/>
-          <w:numId w:val="1056"/>
+          <w:numId w:val="1057"/>
         </w:numPr>
       </w:pPr>
       <w:r>
@@ -10236,7 +10796,7 @@
         <w:pStyle w:val="Compact"/>
         <w:numPr>
           <w:ilvl w:val="0"/>
-          <w:numId w:val="1056"/>
+          <w:numId w:val="1057"/>
         </w:numPr>
       </w:pPr>
       <w:r>
@@ -10274,7 +10834,7 @@
         <w:pStyle w:val="Compact"/>
         <w:numPr>
           <w:ilvl w:val="0"/>
-          <w:numId w:val="1056"/>
+          <w:numId w:val="1057"/>
         </w:numPr>
       </w:pPr>
       <w:r>
@@ -10312,7 +10872,7 @@
         <w:pStyle w:val="Compact"/>
         <w:numPr>
           <w:ilvl w:val="0"/>
-          <w:numId w:val="1056"/>
+          <w:numId w:val="1057"/>
         </w:numPr>
       </w:pPr>
       <w:r>
@@ -10376,8 +10936,8 @@
         <w:t xml:space="preserve">(voir la section 3.2). En prévisualisation, le repère contributeur vous signale précisément ce qui ne sera pas conservé dans l’intitulé.</w:t>
       </w:r>
     </w:p>
-    <w:bookmarkEnd w:id="120"/>
-    <w:bookmarkStart w:id="121" w:name="ce-que-vous-devez-éviter"/>
+    <w:bookmarkEnd w:id="124"/>
+    <w:bookmarkStart w:id="125" w:name="ce-que-vous-devez-éviter"/>
     <w:p>
       <w:pPr>
         <w:pStyle w:val="Heading3"/>
@@ -10415,7 +10975,7 @@
         <w:pStyle w:val="Compact"/>
         <w:numPr>
           <w:ilvl w:val="0"/>
-          <w:numId w:val="1057"/>
+          <w:numId w:val="1058"/>
         </w:numPr>
       </w:pPr>
       <w:r>
@@ -10482,7 +11042,7 @@
         <w:pStyle w:val="Compact"/>
         <w:numPr>
           <w:ilvl w:val="0"/>
-          <w:numId w:val="1057"/>
+          <w:numId w:val="1058"/>
         </w:numPr>
       </w:pPr>
       <w:r>
@@ -10504,7 +11064,7 @@
         <w:pStyle w:val="Compact"/>
         <w:numPr>
           <w:ilvl w:val="0"/>
-          <w:numId w:val="1057"/>
+          <w:numId w:val="1058"/>
         </w:numPr>
       </w:pPr>
       <w:r>
@@ -10561,8 +11121,8 @@
         <w:t xml:space="preserve">: c’est une obligation légale d’accessibilité (RGAA) et de charte (DSFR). L’éditeur vous laisse vous concentrer sur le fond ; il fait le tri sur la forme.</w:t>
       </w:r>
     </w:p>
-    <w:bookmarkEnd w:id="121"/>
-    <w:bookmarkStart w:id="125" w:name="X3d32664a55691b813f4c74902c0b78359771273"/>
+    <w:bookmarkEnd w:id="125"/>
+    <w:bookmarkStart w:id="129" w:name="X3d32664a55691b813f4c74902c0b78359771273"/>
     <w:p>
       <w:pPr>
         <w:pStyle w:val="Heading3"/>
@@ -10686,18 +11246,18 @@
           <wp:inline>
             <wp:extent cx="5334000" cy="2039333"/>
             <wp:effectExtent b="0" l="0" r="0" t="0"/>
-            <wp:docPr descr="Éditeur en mode source affichant le contenu sous sa forme technique" title="" id="123" name="Picture"/>
+            <wp:docPr descr="Éditeur en mode source affichant le contenu sous sa forme technique" title="" id="127" name="Picture"/>
             <a:graphic>
               <a:graphicData uri="http://schemas.openxmlformats.org/drawingml/2006/picture">
                 <pic:pic>
                   <pic:nvPicPr>
-                    <pic:cNvPr descr="img/4b-mode-source.png" id="124" name="Picture"/>
+                    <pic:cNvPr descr="img/4b-mode-source.png" id="128" name="Picture"/>
                     <pic:cNvPicPr>
                       <a:picLocks noChangeArrowheads="1" noChangeAspect="1"/>
                     </pic:cNvPicPr>
                   </pic:nvPicPr>
                   <pic:blipFill>
-                    <a:blip r:embed="rId122"/>
+                    <a:blip r:embed="rId126"/>
                     <a:stretch>
                       <a:fillRect/>
                     </a:stretch>
@@ -10732,8 +11292,8 @@
         <w:t xml:space="preserve">Éditeur en mode source affichant le contenu sous sa forme technique</w:t>
       </w:r>
     </w:p>
-    <w:bookmarkEnd w:id="125"/>
-    <w:bookmarkStart w:id="126" w:name="récapitulatif-conservé-ou-normalisé"/>
+    <w:bookmarkEnd w:id="129"/>
+    <w:bookmarkStart w:id="130" w:name="récapitulatif-conservé-ou-normalisé"/>
     <w:p>
       <w:pPr>
         <w:pStyle w:val="Heading3"/>
@@ -11194,9 +11754,9 @@
         </w:pict>
       </w:r>
     </w:p>
-    <w:bookmarkEnd w:id="126"/>
-    <w:bookmarkEnd w:id="127"/>
-    <w:bookmarkStart w:id="148" w:name="mises-en-forme-et-composants-dsfr"/>
+    <w:bookmarkEnd w:id="130"/>
+    <w:bookmarkEnd w:id="131"/>
+    <w:bookmarkStart w:id="152" w:name="mises-en-forme-et-composants-dsfr"/>
     <w:p>
       <w:pPr>
         <w:pStyle w:val="Heading2"/>
@@ -11231,7 +11791,7 @@
         <w:pStyle w:val="Compact"/>
         <w:numPr>
           <w:ilvl w:val="0"/>
-          <w:numId w:val="1058"/>
+          <w:numId w:val="1059"/>
         </w:numPr>
       </w:pPr>
       <w:r>
@@ -11256,7 +11816,7 @@
         <w:pStyle w:val="Compact"/>
         <w:numPr>
           <w:ilvl w:val="0"/>
-          <w:numId w:val="1058"/>
+          <w:numId w:val="1059"/>
         </w:numPr>
       </w:pPr>
       <w:r>
@@ -11382,7 +11942,7 @@
         <w:t xml:space="preserve">de la question. Le libellé de question s’affiche comme un titre : tout composant que vous y colleriez serait détruit. Voir la section 3 (Créer un questionnaire).</w:t>
       </w:r>
     </w:p>
-    <w:bookmarkStart w:id="134" w:name="X164abc0b9dd5f3934d5471c2d820f23ea67311d"/>
+    <w:bookmarkStart w:id="138" w:name="X164abc0b9dd5f3934d5471c2d820f23ea67311d"/>
     <w:p>
       <w:pPr>
         <w:pStyle w:val="Heading3"/>
@@ -11424,18 +11984,18 @@
           <wp:inline>
             <wp:extent cx="2851904" cy="3363457"/>
             <wp:effectExtent b="0" l="0" r="0" t="0"/>
-            <wp:docPr descr="Le menu déroulant Styles ouvert dans la barre d’outils de l’éditeur" title="" id="129" name="Picture"/>
+            <wp:docPr descr="Le menu déroulant Styles ouvert dans la barre d’outils de l’éditeur" title="" id="133" name="Picture"/>
             <a:graphic>
               <a:graphicData uri="http://schemas.openxmlformats.org/drawingml/2006/picture">
                 <pic:pic>
                   <pic:nvPicPr>
-                    <pic:cNvPr descr="img/3bis-menu-styles-titres.png" id="130" name="Picture"/>
+                    <pic:cNvPr descr="img/3bis-menu-styles-titres.png" id="134" name="Picture"/>
                     <pic:cNvPicPr>
                       <a:picLocks noChangeArrowheads="1" noChangeAspect="1"/>
                     </pic:cNvPicPr>
                   </pic:nvPicPr>
                   <pic:blipFill>
-                    <a:blip r:embed="rId128"/>
+                    <a:blip r:embed="rId132"/>
                     <a:stretch>
                       <a:fillRect/>
                     </a:stretch>
@@ -11470,7 +12030,7 @@
         <w:t xml:space="preserve">Le menu déroulant Styles ouvert dans la barre d’outils de l’éditeur</w:t>
       </w:r>
     </w:p>
-    <w:bookmarkStart w:id="131" w:name="Xc0fc75d817214d166a1b902cbfa0b8097f6a840"/>
+    <w:bookmarkStart w:id="135" w:name="Xc0fc75d817214d166a1b902cbfa0b8097f6a840"/>
     <w:p>
       <w:pPr>
         <w:pStyle w:val="Heading4"/>
@@ -11534,7 +12094,7 @@
         <w:pStyle w:val="Compact"/>
         <w:numPr>
           <w:ilvl w:val="0"/>
-          <w:numId w:val="1059"/>
+          <w:numId w:val="1060"/>
         </w:numPr>
       </w:pPr>
       <w:r>
@@ -11562,7 +12122,7 @@
         <w:pStyle w:val="Compact"/>
         <w:numPr>
           <w:ilvl w:val="0"/>
-          <w:numId w:val="1059"/>
+          <w:numId w:val="1060"/>
         </w:numPr>
       </w:pPr>
       <w:r>
@@ -11582,8 +12142,8 @@
         <w:t xml:space="preserve">, et cohérent avec le reste des sites de l’État.</w:t>
       </w:r>
     </w:p>
-    <w:bookmarkEnd w:id="131"/>
-    <w:bookmarkStart w:id="132" w:name="les-styles-disponibles"/>
+    <w:bookmarkEnd w:id="135"/>
+    <w:bookmarkStart w:id="136" w:name="les-styles-disponibles"/>
     <w:p>
       <w:pPr>
         <w:pStyle w:val="Heading4"/>
@@ -11847,8 +12407,8 @@
         </w:tc>
       </w:tr>
     </w:tbl>
-    <w:bookmarkEnd w:id="132"/>
-    <w:bookmarkStart w:id="133" w:name="X90e7f79d81894d3f1b7d630755980d0ccaee4e9"/>
+    <w:bookmarkEnd w:id="136"/>
+    <w:bookmarkStart w:id="137" w:name="X90e7f79d81894d3f1b7d630755980d0ccaee4e9"/>
     <w:p>
       <w:pPr>
         <w:pStyle w:val="Heading4"/>
@@ -11989,7 +12549,7 @@
         <w:pStyle w:val="Compact"/>
         <w:numPr>
           <w:ilvl w:val="0"/>
-          <w:numId w:val="1060"/>
+          <w:numId w:val="1061"/>
         </w:numPr>
       </w:pPr>
       <w:r>
@@ -12011,7 +12571,7 @@
         <w:pStyle w:val="Compact"/>
         <w:numPr>
           <w:ilvl w:val="0"/>
-          <w:numId w:val="1060"/>
+          <w:numId w:val="1061"/>
         </w:numPr>
       </w:pPr>
       <w:r>
@@ -12033,154 +12593,154 @@
         <w:pStyle w:val="Compact"/>
         <w:numPr>
           <w:ilvl w:val="1"/>
+          <w:numId w:val="1062"/>
+        </w:numPr>
+      </w:pPr>
+      <w:r>
+        <w:t xml:space="preserve">délivrer un</w:t>
+      </w:r>
+      <w:r>
+        <w:t xml:space="preserve"> </w:t>
+      </w:r>
+      <w:r>
+        <w:rPr>
+          <w:b/>
+          <w:bCs/>
+        </w:rPr>
+        <w:t xml:space="preserve">message d’état important</w:t>
+      </w:r>
+      <w:r>
+        <w:t xml:space="preserve"> </w:t>
+      </w:r>
+      <w:r>
+        <w:t xml:space="preserve">que le répondant doit voir → c’est le rôle d’une</w:t>
+      </w:r>
+      <w:r>
+        <w:t xml:space="preserve"> </w:t>
+      </w:r>
+      <w:r>
+        <w:rPr>
+          <w:b/>
+          <w:bCs/>
+        </w:rPr>
+        <w:t xml:space="preserve">alerte</w:t>
+      </w:r>
+      <w:r>
+        <w:t xml:space="preserve"> </w:t>
+      </w:r>
+      <w:r>
+        <w:t xml:space="preserve">;</w:t>
+      </w:r>
+    </w:p>
+    <w:p>
+      <w:pPr>
+        <w:pStyle w:val="Compact"/>
+        <w:numPr>
+          <w:ilvl w:val="1"/>
+          <w:numId w:val="1062"/>
+        </w:numPr>
+      </w:pPr>
+      <w:r>
+        <w:t xml:space="preserve">en faire un</w:t>
+      </w:r>
+      <w:r>
+        <w:t xml:space="preserve"> </w:t>
+      </w:r>
+      <w:r>
+        <w:rPr>
+          <w:b/>
+          <w:bCs/>
+        </w:rPr>
+        <w:t xml:space="preserve">bouton ou un lien</w:t>
+      </w:r>
+      <w:r>
+        <w:t xml:space="preserve"> </w:t>
+      </w:r>
+      <w:r>
+        <w:t xml:space="preserve">: un badge n’est pas cliquable ;</w:t>
+      </w:r>
+    </w:p>
+    <w:p>
+      <w:pPr>
+        <w:pStyle w:val="Compact"/>
+        <w:numPr>
+          <w:ilvl w:val="1"/>
+          <w:numId w:val="1062"/>
+        </w:numPr>
+      </w:pPr>
+      <w:r>
+        <w:t xml:space="preserve">de la</w:t>
+      </w:r>
+      <w:r>
+        <w:t xml:space="preserve"> </w:t>
+      </w:r>
+      <w:r>
+        <w:rPr>
+          <w:b/>
+          <w:bCs/>
+        </w:rPr>
+        <w:t xml:space="preserve">décoration</w:t>
+      </w:r>
+      <w:r>
+        <w:t xml:space="preserve"> </w:t>
+      </w:r>
+      <w:r>
+        <w:t xml:space="preserve">ou de l’accroche (« Top ! ») : la couleur a un sens (succès, information…) et doit rester fiable ;</w:t>
+      </w:r>
+    </w:p>
+    <w:p>
+      <w:pPr>
+        <w:pStyle w:val="Compact"/>
+        <w:numPr>
+          <w:ilvl w:val="1"/>
+          <w:numId w:val="1062"/>
+        </w:numPr>
+      </w:pPr>
+      <w:r>
+        <w:rPr>
+          <w:b/>
+          <w:bCs/>
+        </w:rPr>
+        <w:t xml:space="preserve">marquer une question comme obligatoire</w:t>
+      </w:r>
+      <w:r>
+        <w:t xml:space="preserve"> </w:t>
+      </w:r>
+      <w:r>
+        <w:t xml:space="preserve">: le caractère obligatoire est déjà géré nativement par LimeSurvey (astérisque et mention), n’ajoutez pas de badge pour cela ;</w:t>
+      </w:r>
+    </w:p>
+    <w:p>
+      <w:pPr>
+        <w:pStyle w:val="Compact"/>
+        <w:numPr>
+          <w:ilvl w:val="1"/>
+          <w:numId w:val="1062"/>
+        </w:numPr>
+      </w:pPr>
+      <w:r>
+        <w:rPr>
+          <w:b/>
+          <w:bCs/>
+        </w:rPr>
+        <w:t xml:space="preserve">empiler</w:t>
+      </w:r>
+      <w:r>
+        <w:t xml:space="preserve"> </w:t>
+      </w:r>
+      <w:r>
+        <w:t xml:space="preserve">plusieurs badges ou y mettre une phrase.</w:t>
+      </w:r>
+    </w:p>
+    <w:p>
+      <w:pPr>
+        <w:pStyle w:val="Compact"/>
+        <w:numPr>
+          <w:ilvl w:val="0"/>
           <w:numId w:val="1061"/>
         </w:numPr>
       </w:pPr>
       <w:r>
-        <w:t xml:space="preserve">délivrer un</w:t>
-      </w:r>
-      <w:r>
-        <w:t xml:space="preserve"> </w:t>
-      </w:r>
-      <w:r>
-        <w:rPr>
-          <w:b/>
-          <w:bCs/>
-        </w:rPr>
-        <w:t xml:space="preserve">message d’état important</w:t>
-      </w:r>
-      <w:r>
-        <w:t xml:space="preserve"> </w:t>
-      </w:r>
-      <w:r>
-        <w:t xml:space="preserve">que le répondant doit voir → c’est le rôle d’une</w:t>
-      </w:r>
-      <w:r>
-        <w:t xml:space="preserve"> </w:t>
-      </w:r>
-      <w:r>
-        <w:rPr>
-          <w:b/>
-          <w:bCs/>
-        </w:rPr>
-        <w:t xml:space="preserve">alerte</w:t>
-      </w:r>
-      <w:r>
-        <w:t xml:space="preserve"> </w:t>
-      </w:r>
-      <w:r>
-        <w:t xml:space="preserve">;</w:t>
-      </w:r>
-    </w:p>
-    <w:p>
-      <w:pPr>
-        <w:pStyle w:val="Compact"/>
-        <w:numPr>
-          <w:ilvl w:val="1"/>
-          <w:numId w:val="1061"/>
-        </w:numPr>
-      </w:pPr>
-      <w:r>
-        <w:t xml:space="preserve">en faire un</w:t>
-      </w:r>
-      <w:r>
-        <w:t xml:space="preserve"> </w:t>
-      </w:r>
-      <w:r>
-        <w:rPr>
-          <w:b/>
-          <w:bCs/>
-        </w:rPr>
-        <w:t xml:space="preserve">bouton ou un lien</w:t>
-      </w:r>
-      <w:r>
-        <w:t xml:space="preserve"> </w:t>
-      </w:r>
-      <w:r>
-        <w:t xml:space="preserve">: un badge n’est pas cliquable ;</w:t>
-      </w:r>
-    </w:p>
-    <w:p>
-      <w:pPr>
-        <w:pStyle w:val="Compact"/>
-        <w:numPr>
-          <w:ilvl w:val="1"/>
-          <w:numId w:val="1061"/>
-        </w:numPr>
-      </w:pPr>
-      <w:r>
-        <w:t xml:space="preserve">de la</w:t>
-      </w:r>
-      <w:r>
-        <w:t xml:space="preserve"> </w:t>
-      </w:r>
-      <w:r>
-        <w:rPr>
-          <w:b/>
-          <w:bCs/>
-        </w:rPr>
-        <w:t xml:space="preserve">décoration</w:t>
-      </w:r>
-      <w:r>
-        <w:t xml:space="preserve"> </w:t>
-      </w:r>
-      <w:r>
-        <w:t xml:space="preserve">ou de l’accroche (« Top ! ») : la couleur a un sens (succès, information…) et doit rester fiable ;</w:t>
-      </w:r>
-    </w:p>
-    <w:p>
-      <w:pPr>
-        <w:pStyle w:val="Compact"/>
-        <w:numPr>
-          <w:ilvl w:val="1"/>
-          <w:numId w:val="1061"/>
-        </w:numPr>
-      </w:pPr>
-      <w:r>
-        <w:rPr>
-          <w:b/>
-          <w:bCs/>
-        </w:rPr>
-        <w:t xml:space="preserve">marquer une question comme obligatoire</w:t>
-      </w:r>
-      <w:r>
-        <w:t xml:space="preserve"> </w:t>
-      </w:r>
-      <w:r>
-        <w:t xml:space="preserve">: le caractère obligatoire est déjà géré nativement par LimeSurvey (astérisque et mention), n’ajoutez pas de badge pour cela ;</w:t>
-      </w:r>
-    </w:p>
-    <w:p>
-      <w:pPr>
-        <w:pStyle w:val="Compact"/>
-        <w:numPr>
-          <w:ilvl w:val="1"/>
-          <w:numId w:val="1061"/>
-        </w:numPr>
-      </w:pPr>
-      <w:r>
-        <w:rPr>
-          <w:b/>
-          <w:bCs/>
-        </w:rPr>
-        <w:t xml:space="preserve">empiler</w:t>
-      </w:r>
-      <w:r>
-        <w:t xml:space="preserve"> </w:t>
-      </w:r>
-      <w:r>
-        <w:t xml:space="preserve">plusieurs badges ou y mettre une phrase.</w:t>
-      </w:r>
-    </w:p>
-    <w:p>
-      <w:pPr>
-        <w:pStyle w:val="Compact"/>
-        <w:numPr>
-          <w:ilvl w:val="0"/>
-          <w:numId w:val="1060"/>
-        </w:numPr>
-      </w:pPr>
-      <w:r>
         <w:rPr>
           <w:b/>
           <w:bCs/>
@@ -12242,9 +12802,9 @@
         <w:t xml:space="preserve">: s’il y en a partout, il ne signale plus rien.</w:t>
       </w:r>
     </w:p>
-    <w:bookmarkEnd w:id="133"/>
-    <w:bookmarkEnd w:id="134"/>
-    <w:bookmarkStart w:id="138" w:name="X4ec2c779e94c81fdb1ed95dd71ce6c73cc11a17"/>
+    <w:bookmarkEnd w:id="137"/>
+    <w:bookmarkEnd w:id="138"/>
+    <w:bookmarkStart w:id="142" w:name="X4ec2c779e94c81fdb1ed95dd71ce6c73cc11a17"/>
     <w:p>
       <w:pPr>
         <w:pStyle w:val="Heading3"/>
@@ -12365,18 +12925,18 @@
           <wp:inline>
             <wp:extent cx="4258674" cy="7583765"/>
             <wp:effectExtent b="0" l="0" r="0" t="0"/>
-            <wp:docPr descr="La palette Modèles ouverte, avec la liste des composants DSFR disponibles" title="" id="136" name="Picture"/>
+            <wp:docPr descr="La palette Modèles ouverte, avec la liste des composants DSFR disponibles" title="" id="140" name="Picture"/>
             <a:graphic>
               <a:graphicData uri="http://schemas.openxmlformats.org/drawingml/2006/picture">
                 <pic:pic>
                   <pic:nvPicPr>
-                    <pic:cNvPr descr="img/annexeB-palette.png" id="137" name="Picture"/>
+                    <pic:cNvPr descr="img/annexeB-palette.png" id="141" name="Picture"/>
                     <pic:cNvPicPr>
                       <a:picLocks noChangeArrowheads="1" noChangeAspect="1"/>
                     </pic:cNvPicPr>
                   </pic:nvPicPr>
                   <pic:blipFill>
-                    <a:blip r:embed="rId135"/>
+                    <a:blip r:embed="rId139"/>
                     <a:stretch>
                       <a:fillRect/>
                     </a:stretch>
@@ -12424,7 +12984,7 @@
         <w:pStyle w:val="Compact"/>
         <w:numPr>
           <w:ilvl w:val="0"/>
-          <w:numId w:val="1062"/>
+          <w:numId w:val="1063"/>
         </w:numPr>
       </w:pPr>
       <w:r>
@@ -12440,7 +13000,7 @@
         <w:pStyle w:val="Compact"/>
         <w:numPr>
           <w:ilvl w:val="0"/>
-          <w:numId w:val="1062"/>
+          <w:numId w:val="1063"/>
         </w:numPr>
       </w:pPr>
       <w:r>
@@ -12472,7 +13032,7 @@
         <w:pStyle w:val="Compact"/>
         <w:numPr>
           <w:ilvl w:val="0"/>
-          <w:numId w:val="1062"/>
+          <w:numId w:val="1063"/>
         </w:numPr>
       </w:pPr>
       <w:r>
@@ -12488,7 +13048,7 @@
         <w:pStyle w:val="Compact"/>
         <w:numPr>
           <w:ilvl w:val="0"/>
-          <w:numId w:val="1062"/>
+          <w:numId w:val="1063"/>
         </w:numPr>
       </w:pPr>
       <w:r>
@@ -12504,7 +13064,7 @@
         <w:pStyle w:val="Compact"/>
         <w:numPr>
           <w:ilvl w:val="0"/>
-          <w:numId w:val="1062"/>
+          <w:numId w:val="1063"/>
         </w:numPr>
       </w:pPr>
       <w:r>
@@ -12520,7 +13080,7 @@
         <w:pStyle w:val="Compact"/>
         <w:numPr>
           <w:ilvl w:val="0"/>
-          <w:numId w:val="1062"/>
+          <w:numId w:val="1063"/>
         </w:numPr>
       </w:pPr>
       <w:r>
@@ -12536,7 +13096,7 @@
         <w:pStyle w:val="Compact"/>
         <w:numPr>
           <w:ilvl w:val="0"/>
-          <w:numId w:val="1062"/>
+          <w:numId w:val="1063"/>
         </w:numPr>
       </w:pPr>
       <w:r>
@@ -12639,8 +13199,8 @@
         <w:t xml:space="preserve">.</w:t>
       </w:r>
     </w:p>
-    <w:bookmarkEnd w:id="138"/>
-    <w:bookmarkStart w:id="146" w:name="le-sens-de-chaque-composant"/>
+    <w:bookmarkEnd w:id="142"/>
+    <w:bookmarkStart w:id="150" w:name="le-sens-de-chaque-composant"/>
     <w:p>
       <w:pPr>
         <w:pStyle w:val="Heading3"/>
@@ -12649,7 +13209,7 @@
         <w:t xml:space="preserve">6.3. Le sens de chaque composant</w:t>
       </w:r>
     </w:p>
-    <w:bookmarkStart w:id="139" w:name="Xf896c9e02c842e1cab53c942c8042061b683b8b"/>
+    <w:bookmarkStart w:id="143" w:name="Xf896c9e02c842e1cab53c942c8042061b683b8b"/>
     <w:p>
       <w:pPr>
         <w:pStyle w:val="Heading4"/>
@@ -12700,7 +13260,7 @@
         <w:pStyle w:val="Compact"/>
         <w:numPr>
           <w:ilvl w:val="0"/>
-          <w:numId w:val="1063"/>
+          <w:numId w:val="1064"/>
         </w:numPr>
       </w:pPr>
       <w:r>
@@ -12767,7 +13327,7 @@
         <w:pStyle w:val="Compact"/>
         <w:numPr>
           <w:ilvl w:val="0"/>
-          <w:numId w:val="1063"/>
+          <w:numId w:val="1064"/>
         </w:numPr>
       </w:pPr>
       <w:r>
@@ -12789,37 +13349,1348 @@
         <w:pStyle w:val="Compact"/>
         <w:numPr>
           <w:ilvl w:val="1"/>
+          <w:numId w:val="1065"/>
+        </w:numPr>
+      </w:pPr>
+      <w:r>
+        <w:t xml:space="preserve">masquer une</w:t>
+      </w:r>
+      <w:r>
+        <w:t xml:space="preserve"> </w:t>
+      </w:r>
+      <w:r>
+        <w:rPr>
+          <w:b/>
+          <w:bCs/>
+        </w:rPr>
+        <w:t xml:space="preserve">information critique ou une consigne indispensable</w:t>
+      </w:r>
+      <w:r>
+        <w:t xml:space="preserve"> </w:t>
+      </w:r>
+      <w:r>
+        <w:t xml:space="preserve">pour répondre : ce qui est nécessaire reste</w:t>
+      </w:r>
+      <w:r>
+        <w:t xml:space="preserve"> </w:t>
+      </w:r>
+      <w:r>
+        <w:rPr>
+          <w:b/>
+          <w:bCs/>
+        </w:rPr>
+        <w:t xml:space="preserve">visible</w:t>
+      </w:r>
+      <w:r>
+        <w:t xml:space="preserve"> </w:t>
+      </w:r>
+      <w:r>
+        <w:t xml:space="preserve">;</w:t>
+      </w:r>
+    </w:p>
+    <w:p>
+      <w:pPr>
+        <w:pStyle w:val="Compact"/>
+        <w:numPr>
+          <w:ilvl w:val="1"/>
+          <w:numId w:val="1065"/>
+        </w:numPr>
+      </w:pPr>
+      <w:r>
+        <w:t xml:space="preserve">diffuser une</w:t>
+      </w:r>
+      <w:r>
+        <w:t xml:space="preserve"> </w:t>
+      </w:r>
+      <w:r>
+        <w:rPr>
+          <w:b/>
+          <w:bCs/>
+        </w:rPr>
+        <w:t xml:space="preserve">alerte</w:t>
+      </w:r>
+      <w:r>
+        <w:t xml:space="preserve"> </w:t>
+      </w:r>
+      <w:r>
+        <w:t xml:space="preserve">ou un message d’erreur/succès (→ composant</w:t>
+      </w:r>
+      <w:r>
+        <w:t xml:space="preserve"> </w:t>
+      </w:r>
+      <w:r>
+        <w:rPr>
+          <w:b/>
+          <w:bCs/>
+        </w:rPr>
+        <w:t xml:space="preserve">Alerte</w:t>
+      </w:r>
+      <w:r>
+        <w:t xml:space="preserve">) ;</w:t>
+      </w:r>
+    </w:p>
+    <w:p>
+      <w:pPr>
+        <w:pStyle w:val="Compact"/>
+        <w:numPr>
+          <w:ilvl w:val="1"/>
+          <w:numId w:val="1065"/>
+        </w:numPr>
+      </w:pPr>
+      <w:r>
+        <w:t xml:space="preserve">afficher un</w:t>
+      </w:r>
+      <w:r>
+        <w:t xml:space="preserve"> </w:t>
+      </w:r>
+      <w:r>
+        <w:rPr>
+          <w:b/>
+          <w:bCs/>
+        </w:rPr>
+        <w:t xml:space="preserve">statut</w:t>
+      </w:r>
+      <w:r>
+        <w:t xml:space="preserve"> </w:t>
+      </w:r>
+      <w:r>
+        <w:t xml:space="preserve">court (→</w:t>
+      </w:r>
+      <w:r>
+        <w:t xml:space="preserve"> </w:t>
+      </w:r>
+      <w:r>
+        <w:rPr>
+          <w:b/>
+          <w:bCs/>
+        </w:rPr>
+        <w:t xml:space="preserve">badge</w:t>
+      </w:r>
+      <w:r>
+        <w:t xml:space="preserve">) ;</w:t>
+      </w:r>
+    </w:p>
+    <w:p>
+      <w:pPr>
+        <w:pStyle w:val="Compact"/>
+        <w:numPr>
+          <w:ilvl w:val="1"/>
+          <w:numId w:val="1065"/>
+        </w:numPr>
+      </w:pPr>
+      <w:r>
+        <w:t xml:space="preserve">servir de</w:t>
+      </w:r>
+      <w:r>
+        <w:t xml:space="preserve"> </w:t>
+      </w:r>
+      <w:r>
+        <w:rPr>
+          <w:b/>
+          <w:bCs/>
+        </w:rPr>
+        <w:t xml:space="preserve">menu de navigation</w:t>
+      </w:r>
+      <w:r>
+        <w:t xml:space="preserve"> </w:t>
+      </w:r>
+      <w:r>
+        <w:t xml:space="preserve">ou d’onglets ;</w:t>
+      </w:r>
+    </w:p>
+    <w:p>
+      <w:pPr>
+        <w:pStyle w:val="Compact"/>
+        <w:numPr>
+          <w:ilvl w:val="1"/>
+          <w:numId w:val="1065"/>
+        </w:numPr>
+      </w:pPr>
+      <w:r>
+        <w:t xml:space="preserve">replier un texte</w:t>
+      </w:r>
+      <w:r>
+        <w:t xml:space="preserve"> </w:t>
+      </w:r>
+      <w:r>
+        <w:rPr>
+          <w:b/>
+          <w:bCs/>
+        </w:rPr>
+        <w:t xml:space="preserve">d’une ou deux phrases</w:t>
+      </w:r>
+      <w:r>
+        <w:t xml:space="preserve"> </w:t>
+      </w:r>
+      <w:r>
+        <w:t xml:space="preserve">(le pli ajoute un clic inutile).</w:t>
+      </w:r>
+    </w:p>
+    <w:p>
+      <w:pPr>
+        <w:pStyle w:val="Compact"/>
+        <w:numPr>
+          <w:ilvl w:val="0"/>
           <w:numId w:val="1064"/>
         </w:numPr>
       </w:pPr>
       <w:r>
-        <w:t xml:space="preserve">masquer une</w:t>
-      </w:r>
-      <w:r>
-        <w:t xml:space="preserve"> </w:t>
-      </w:r>
-      <w:r>
-        <w:rPr>
-          <w:b/>
-          <w:bCs/>
-        </w:rPr>
-        <w:t xml:space="preserve">information critique ou une consigne indispensable</w:t>
-      </w:r>
-      <w:r>
-        <w:t xml:space="preserve"> </w:t>
-      </w:r>
-      <w:r>
-        <w:t xml:space="preserve">pour répondre : ce qui est nécessaire reste</w:t>
-      </w:r>
-      <w:r>
-        <w:t xml:space="preserve"> </w:t>
-      </w:r>
-      <w:r>
-        <w:rPr>
-          <w:b/>
-          <w:bCs/>
-        </w:rPr>
-        <w:t xml:space="preserve">visible</w:t>
+        <w:rPr>
+          <w:b/>
+          <w:bCs/>
+        </w:rPr>
+        <w:t xml:space="preserve">Bonnes pratiques</w:t>
+      </w:r>
+      <w:r>
+        <w:t xml:space="preserve"> </w:t>
+      </w:r>
+      <w:r>
+        <w:t xml:space="preserve">: rédigez des</w:t>
+      </w:r>
+      <w:r>
+        <w:t xml:space="preserve"> </w:t>
+      </w:r>
+      <w:r>
+        <w:rPr>
+          <w:b/>
+          <w:bCs/>
+        </w:rPr>
+        <w:t xml:space="preserve">en-têtes explicites et autoporteurs</w:t>
+      </w:r>
+      <w:r>
+        <w:t xml:space="preserve"> </w:t>
+      </w:r>
+      <w:r>
+        <w:t xml:space="preserve">(idéalement une vraie question en FAQ) — on doit deviner le contenu sans ouvrir. Un seul panneau s’ouvre à la fois : n’y logez pas des contenus à</w:t>
+      </w:r>
+      <w:r>
+        <w:t xml:space="preserve"> </w:t>
+      </w:r>
+      <w:r>
+        <w:rPr>
+          <w:b/>
+          <w:bCs/>
+        </w:rPr>
+        <w:t xml:space="preserve">comparer côte à côte</w:t>
+      </w:r>
+      <w:r>
+        <w:t xml:space="preserve">. Limitez-vous à</w:t>
+      </w:r>
+      <w:r>
+        <w:t xml:space="preserve"> </w:t>
+      </w:r>
+      <w:r>
+        <w:rPr>
+          <w:b/>
+          <w:bCs/>
+        </w:rPr>
+        <w:t xml:space="preserve">6–8 plis</w:t>
+      </w:r>
+      <w:r>
+        <w:t xml:space="preserve"> </w:t>
+      </w:r>
+      <w:r>
+        <w:t xml:space="preserve">maximum (au-delà, préférez un découpage en pages) et</w:t>
+      </w:r>
+      <w:r>
+        <w:t xml:space="preserve"> </w:t>
+      </w:r>
+      <w:r>
+        <w:rPr>
+          <w:b/>
+          <w:bCs/>
+        </w:rPr>
+        <w:t xml:space="preserve">n’imbriquez pas</w:t>
+      </w:r>
+      <w:r>
+        <w:t xml:space="preserve"> </w:t>
+      </w:r>
+      <w:r>
+        <w:t xml:space="preserve">les accordéons. Ne préremplissez pas tous les panneaux ouverts.</w:t>
+      </w:r>
+    </w:p>
+    <w:p>
+      <w:pPr>
+        <w:pStyle w:val="Compact"/>
+        <w:numPr>
+          <w:ilvl w:val="0"/>
+          <w:numId w:val="1064"/>
+        </w:numPr>
+      </w:pPr>
+      <w:r>
+        <w:rPr>
+          <w:b/>
+          <w:bCs/>
+        </w:rPr>
+        <w:t xml:space="preserve">Plusieurs accordéons au même endroit</w:t>
+      </w:r>
+      <w:r>
+        <w:t xml:space="preserve"> </w:t>
+      </w:r>
+      <w:r>
+        <w:t xml:space="preserve">: le plus simple est de</w:t>
+      </w:r>
+      <w:r>
+        <w:t xml:space="preserve"> </w:t>
+      </w:r>
+      <w:r>
+        <w:rPr>
+          <w:b/>
+          <w:bCs/>
+        </w:rPr>
+        <w:t xml:space="preserve">répartir les accordéons dans des aides de questions différentes</w:t>
+      </w:r>
+      <w:r>
+        <w:t xml:space="preserve">. Pour en placer plusieurs au même endroit dans une même aide, demandez à votre</w:t>
+      </w:r>
+      <w:r>
+        <w:t xml:space="preserve"> </w:t>
+      </w:r>
+      <w:r>
+        <w:rPr>
+          <w:b/>
+          <w:bCs/>
+        </w:rPr>
+        <w:t xml:space="preserve">référent thème / webmestre</w:t>
+      </w:r>
+      <w:r>
+        <w:t xml:space="preserve">.</w:t>
+      </w:r>
+    </w:p>
+    <w:bookmarkEnd w:id="143"/>
+    <w:bookmarkStart w:id="144" w:name="X471364c682a1899178044806c956d2de125d58e"/>
+    <w:p>
+      <w:pPr>
+        <w:pStyle w:val="Heading4"/>
+      </w:pPr>
+      <w:r>
+        <w:t xml:space="preserve">Alerte (information / succès / erreur / avertissement) — un message d’état à voir immédiatement</w:t>
+      </w:r>
+    </w:p>
+    <w:p>
+      <w:pPr>
+        <w:pStyle w:val="FirstParagraph"/>
+      </w:pPr>
+      <w:r>
+        <w:t xml:space="preserve">L’alerte est un message qui exige l’attention</w:t>
+      </w:r>
+      <w:r>
+        <w:t xml:space="preserve"> </w:t>
+      </w:r>
+      <w:r>
+        <w:rPr>
+          <w:b/>
+          <w:bCs/>
+        </w:rPr>
+        <w:t xml:space="preserve">immédiate</w:t>
+      </w:r>
+      <w:r>
+        <w:t xml:space="preserve"> </w:t>
+      </w:r>
+      <w:r>
+        <w:t xml:space="preserve">du répondant. Le</w:t>
+      </w:r>
+      <w:r>
+        <w:t xml:space="preserve"> </w:t>
+      </w:r>
+      <w:r>
+        <w:rPr>
+          <w:b/>
+          <w:bCs/>
+        </w:rPr>
+        <w:t xml:space="preserve">type</w:t>
+      </w:r>
+      <w:r>
+        <w:t xml:space="preserve"> </w:t>
+      </w:r>
+      <w:r>
+        <w:t xml:space="preserve">encode le message et se choisit</w:t>
+      </w:r>
+      <w:r>
+        <w:t xml:space="preserve"> </w:t>
+      </w:r>
+      <w:r>
+        <w:rPr>
+          <w:b/>
+          <w:bCs/>
+        </w:rPr>
+        <w:t xml:space="preserve">pour ce qu’il veut dire, pas pour sa couleur</w:t>
+      </w:r>
+      <w:r>
+        <w:t xml:space="preserve"> </w:t>
+      </w:r>
+      <w:r>
+        <w:t xml:space="preserve">:</w:t>
+      </w:r>
+    </w:p>
+    <w:p>
+      <w:pPr>
+        <w:pStyle w:val="Compact"/>
+        <w:numPr>
+          <w:ilvl w:val="0"/>
+          <w:numId w:val="1066"/>
+        </w:numPr>
+      </w:pPr>
+      <w:r>
+        <w:rPr>
+          <w:b/>
+          <w:bCs/>
+        </w:rPr>
+        <w:t xml:space="preserve">Information</w:t>
+      </w:r>
+      <w:r>
+        <w:t xml:space="preserve"> </w:t>
+      </w:r>
+      <w:r>
+        <w:t xml:space="preserve">(bleu) = contexte neutre (période de collecte, information de cadrage) ;</w:t>
+      </w:r>
+    </w:p>
+    <w:p>
+      <w:pPr>
+        <w:pStyle w:val="Compact"/>
+        <w:numPr>
+          <w:ilvl w:val="0"/>
+          <w:numId w:val="1066"/>
+        </w:numPr>
+      </w:pPr>
+      <w:r>
+        <w:rPr>
+          <w:b/>
+          <w:bCs/>
+        </w:rPr>
+        <w:t xml:space="preserve">Succès</w:t>
+      </w:r>
+      <w:r>
+        <w:t xml:space="preserve"> </w:t>
+      </w:r>
+      <w:r>
+        <w:t xml:space="preserve">(vert) = quelque chose a abouti ;</w:t>
+      </w:r>
+    </w:p>
+    <w:p>
+      <w:pPr>
+        <w:pStyle w:val="Compact"/>
+        <w:numPr>
+          <w:ilvl w:val="0"/>
+          <w:numId w:val="1066"/>
+        </w:numPr>
+      </w:pPr>
+      <w:r>
+        <w:rPr>
+          <w:b/>
+          <w:bCs/>
+        </w:rPr>
+        <w:t xml:space="preserve">Avertissement</w:t>
+      </w:r>
+      <w:r>
+        <w:t xml:space="preserve"> </w:t>
+      </w:r>
+      <w:r>
+        <w:t xml:space="preserve">(orange) = attention à une conséquence (collecte bientôt close, échéance proche) ;</w:t>
+      </w:r>
+    </w:p>
+    <w:p>
+      <w:pPr>
+        <w:pStyle w:val="Compact"/>
+        <w:numPr>
+          <w:ilvl w:val="0"/>
+          <w:numId w:val="1066"/>
+        </w:numPr>
+      </w:pPr>
+      <w:r>
+        <w:rPr>
+          <w:b/>
+          <w:bCs/>
+        </w:rPr>
+        <w:t xml:space="preserve">Erreur</w:t>
+      </w:r>
+      <w:r>
+        <w:t xml:space="preserve"> </w:t>
+      </w:r>
+      <w:r>
+        <w:t xml:space="preserve">(rouge) = quelque chose bloque.</w:t>
+      </w:r>
+    </w:p>
+    <w:p>
+      <w:pPr>
+        <w:pStyle w:val="BlockText"/>
+      </w:pPr>
+      <w:r>
+        <w:rPr>
+          <w:b/>
+          <w:bCs/>
+        </w:rPr>
+        <w:t xml:space="preserve">Ce que vous n’avez PAS à écrire.</w:t>
+      </w:r>
+      <w:r>
+        <w:t xml:space="preserve"> </w:t>
+      </w:r>
+      <w:r>
+        <w:t xml:space="preserve">Les confirmations d’enregistrement, les messages d’erreur de validation et les rappels de</w:t>
+      </w:r>
+      <w:r>
+        <w:t xml:space="preserve"> </w:t>
+      </w:r>
+      <w:r>
+        <w:rPr>
+          <w:b/>
+          <w:bCs/>
+        </w:rPr>
+        <w:t xml:space="preserve">champ obligatoire manquant</w:t>
+      </w:r>
+      <w:r>
+        <w:t xml:space="preserve"> </w:t>
+      </w:r>
+      <w:r>
+        <w:t xml:space="preserve">sont produits</w:t>
+      </w:r>
+      <w:r>
+        <w:t xml:space="preserve"> </w:t>
+      </w:r>
+      <w:r>
+        <w:rPr>
+          <w:b/>
+          <w:bCs/>
+        </w:rPr>
+        <w:t xml:space="preserve">automatiquement</w:t>
+      </w:r>
+      <w:r>
+        <w:t xml:space="preserve"> </w:t>
+      </w:r>
+      <w:r>
+        <w:t xml:space="preserve">par LimeSurvey et le thème. Ne les recopiez</w:t>
+      </w:r>
+      <w:r>
+        <w:t xml:space="preserve"> </w:t>
+      </w:r>
+      <w:r>
+        <w:rPr>
+          <w:b/>
+          <w:bCs/>
+        </w:rPr>
+        <w:t xml:space="preserve">jamais</w:t>
+      </w:r>
+      <w:r>
+        <w:t xml:space="preserve"> </w:t>
+      </w:r>
+      <w:r>
+        <w:t xml:space="preserve">« en dur » dans une aide. L’alerte que vous insérez sert aux</w:t>
+      </w:r>
+      <w:r>
+        <w:t xml:space="preserve"> </w:t>
+      </w:r>
+      <w:r>
+        <w:rPr>
+          <w:b/>
+          <w:bCs/>
+        </w:rPr>
+        <w:t xml:space="preserve">messages d’état statiques que vous maîtrisez</w:t>
+      </w:r>
+      <w:r>
+        <w:t xml:space="preserve">, par exemple « La collecte se termine le 30 juin ».</w:t>
+      </w:r>
+    </w:p>
+    <w:p>
+      <w:pPr>
+        <w:pStyle w:val="Compact"/>
+        <w:numPr>
+          <w:ilvl w:val="0"/>
+          <w:numId w:val="1067"/>
+        </w:numPr>
+      </w:pPr>
+      <w:r>
+        <w:rPr>
+          <w:b/>
+          <w:bCs/>
+        </w:rPr>
+        <w:t xml:space="preserve">À NE PAS utiliser pour</w:t>
+      </w:r>
+      <w:r>
+        <w:t xml:space="preserve"> </w:t>
+      </w:r>
+      <w:r>
+        <w:t xml:space="preserve">:</w:t>
+      </w:r>
+    </w:p>
+    <w:p>
+      <w:pPr>
+        <w:pStyle w:val="Compact"/>
+        <w:numPr>
+          <w:ilvl w:val="1"/>
+          <w:numId w:val="1068"/>
+        </w:numPr>
+      </w:pPr>
+      <w:r>
+        <w:t xml:space="preserve">un</w:t>
+      </w:r>
+      <w:r>
+        <w:t xml:space="preserve"> </w:t>
+      </w:r>
+      <w:r>
+        <w:rPr>
+          <w:b/>
+          <w:bCs/>
+        </w:rPr>
+        <w:t xml:space="preserve">encart décoratif</w:t>
+      </w:r>
+      <w:r>
+        <w:t xml:space="preserve"> </w:t>
+      </w:r>
+      <w:r>
+        <w:t xml:space="preserve">ou du contenu</w:t>
+      </w:r>
+      <w:r>
+        <w:t xml:space="preserve"> </w:t>
+      </w:r>
+      <w:r>
+        <w:rPr>
+          <w:b/>
+          <w:bCs/>
+        </w:rPr>
+        <w:t xml:space="preserve">permanent</w:t>
+      </w:r>
+      <w:r>
+        <w:t xml:space="preserve"> </w:t>
+      </w:r>
+      <w:r>
+        <w:t xml:space="preserve">: une alerte affichée en continu</w:t>
+      </w:r>
+      <w:r>
+        <w:t xml:space="preserve"> </w:t>
+      </w:r>
+      <w:r>
+        <w:rPr>
+          <w:b/>
+          <w:bCs/>
+        </w:rPr>
+        <w:t xml:space="preserve">n’alerte plus</w:t>
+      </w:r>
+      <w:r>
+        <w:t xml:space="preserve"> </w:t>
+      </w:r>
+      <w:r>
+        <w:t xml:space="preserve">et devient du bruit ignoré ;</w:t>
+      </w:r>
+    </w:p>
+    <w:p>
+      <w:pPr>
+        <w:pStyle w:val="Compact"/>
+        <w:numPr>
+          <w:ilvl w:val="1"/>
+          <w:numId w:val="1068"/>
+        </w:numPr>
+      </w:pPr>
+      <w:r>
+        <w:t xml:space="preserve">remplacer un autre composant (un accordéon</w:t>
+      </w:r>
+      <w:r>
+        <w:t xml:space="preserve"> </w:t>
+      </w:r>
+      <w:r>
+        <w:rPr>
+          <w:b/>
+          <w:bCs/>
+        </w:rPr>
+        <w:t xml:space="preserve">ne remplace pas</w:t>
+      </w:r>
+      <w:r>
+        <w:t xml:space="preserve"> </w:t>
+      </w:r>
+      <w:r>
+        <w:t xml:space="preserve">une alerte, qui doit être vue</w:t>
+      </w:r>
+      <w:r>
+        <w:t xml:space="preserve"> </w:t>
+      </w:r>
+      <w:r>
+        <w:rPr>
+          <w:b/>
+          <w:bCs/>
+        </w:rPr>
+        <w:t xml:space="preserve">sans action</w:t>
+      </w:r>
+      <w:r>
+        <w:t xml:space="preserve"> </w:t>
+      </w:r>
+      <w:r>
+        <w:t xml:space="preserve">du répondant) ;</w:t>
+      </w:r>
+    </w:p>
+    <w:p>
+      <w:pPr>
+        <w:pStyle w:val="Compact"/>
+        <w:numPr>
+          <w:ilvl w:val="1"/>
+          <w:numId w:val="1068"/>
+        </w:numPr>
+      </w:pPr>
+      <w:r>
+        <w:t xml:space="preserve">un</w:t>
+      </w:r>
+      <w:r>
+        <w:t xml:space="preserve"> </w:t>
+      </w:r>
+      <w:r>
+        <w:rPr>
+          <w:b/>
+          <w:bCs/>
+        </w:rPr>
+        <w:t xml:space="preserve">statut</w:t>
+      </w:r>
+      <w:r>
+        <w:t xml:space="preserve"> </w:t>
+      </w:r>
+      <w:r>
+        <w:t xml:space="preserve">compact (→ badge) ;</w:t>
+      </w:r>
+    </w:p>
+    <w:p>
+      <w:pPr>
+        <w:pStyle w:val="Compact"/>
+        <w:numPr>
+          <w:ilvl w:val="1"/>
+          <w:numId w:val="1068"/>
+        </w:numPr>
+      </w:pPr>
+      <w:r>
+        <w:rPr>
+          <w:b/>
+          <w:bCs/>
+        </w:rPr>
+        <w:t xml:space="preserve">empiler</w:t>
+      </w:r>
+      <w:r>
+        <w:t xml:space="preserve"> </w:t>
+      </w:r>
+      <w:r>
+        <w:t xml:space="preserve">des alertes de même niveau ou multiplier les couleurs.</w:t>
+      </w:r>
+    </w:p>
+    <w:p>
+      <w:pPr>
+        <w:pStyle w:val="Compact"/>
+        <w:numPr>
+          <w:ilvl w:val="0"/>
+          <w:numId w:val="1067"/>
+        </w:numPr>
+      </w:pPr>
+      <w:r>
+        <w:rPr>
+          <w:b/>
+          <w:bCs/>
+        </w:rPr>
+        <w:t xml:space="preserve">Bonnes pratiques</w:t>
+      </w:r>
+      <w:r>
+        <w:t xml:space="preserve"> </w:t>
+      </w:r>
+      <w:r>
+        <w:t xml:space="preserve">: un</w:t>
+      </w:r>
+      <w:r>
+        <w:t xml:space="preserve"> </w:t>
+      </w:r>
+      <w:r>
+        <w:rPr>
+          <w:b/>
+          <w:bCs/>
+        </w:rPr>
+        <w:t xml:space="preserve">titre court</w:t>
+      </w:r>
+      <w:r>
+        <w:t xml:space="preserve"> </w:t>
+      </w:r>
+      <w:r>
+        <w:t xml:space="preserve">qui résume l’état, un message qui dit</w:t>
+      </w:r>
+      <w:r>
+        <w:t xml:space="preserve"> </w:t>
+      </w:r>
+      <w:r>
+        <w:rPr>
+          <w:b/>
+          <w:bCs/>
+        </w:rPr>
+        <w:t xml:space="preserve">quoi faire ensuite</w:t>
+      </w:r>
+      <w:r>
+        <w:t xml:space="preserve"> </w:t>
+      </w:r>
+      <w:r>
+        <w:t xml:space="preserve">(action concrète) plutôt que de décrire le problème ; pas de jargon. Ne choisissez</w:t>
+      </w:r>
+      <w:r>
+        <w:t xml:space="preserve"> </w:t>
+      </w:r>
+      <w:r>
+        <w:rPr>
+          <w:b/>
+          <w:bCs/>
+        </w:rPr>
+        <w:t xml:space="preserve">pas</w:t>
+      </w:r>
+      <w:r>
+        <w:t xml:space="preserve"> </w:t>
+      </w:r>
+      <w:r>
+        <w:t xml:space="preserve">le rouge « parce que ça se voit » : un faux positif inquiète inutilement. Si un message doit rester</w:t>
+      </w:r>
+      <w:r>
+        <w:t xml:space="preserve"> </w:t>
+      </w:r>
+      <w:r>
+        <w:rPr>
+          <w:b/>
+          <w:bCs/>
+        </w:rPr>
+        <w:t xml:space="preserve">tout le temps</w:t>
+      </w:r>
+      <w:r>
+        <w:t xml:space="preserve">, ce n’est pas une alerte mais du</w:t>
+      </w:r>
+      <w:r>
+        <w:t xml:space="preserve"> </w:t>
+      </w:r>
+      <w:r>
+        <w:rPr>
+          <w:b/>
+          <w:bCs/>
+        </w:rPr>
+        <w:t xml:space="preserve">contenu éditorial</w:t>
+      </w:r>
+      <w:r>
+        <w:t xml:space="preserve"> </w:t>
+      </w:r>
+      <w:r>
+        <w:t xml:space="preserve">(mise en avant ou mise en exergue).</w:t>
+      </w:r>
+    </w:p>
+    <w:bookmarkEnd w:id="144"/>
+    <w:bookmarkStart w:id="145" w:name="Xdf41ef36dbcce782e9da6777cd3f1446b1b071c"/>
+    <w:p>
+      <w:pPr>
+        <w:pStyle w:val="Heading4"/>
+      </w:pPr>
+      <w:r>
+        <w:t xml:space="preserve">Mise en avant — une information importante et stable</w:t>
+      </w:r>
+    </w:p>
+    <w:p>
+      <w:pPr>
+        <w:pStyle w:val="FirstParagraph"/>
+      </w:pPr>
+      <w:r>
+        <w:t xml:space="preserve">Composant qui attire l’attention sur une information</w:t>
+      </w:r>
+      <w:r>
+        <w:t xml:space="preserve"> </w:t>
+      </w:r>
+      <w:r>
+        <w:rPr>
+          <w:b/>
+          <w:bCs/>
+        </w:rPr>
+        <w:t xml:space="preserve">importante et utile</w:t>
+      </w:r>
+      <w:r>
+        <w:t xml:space="preserve">, complémentaire au contenu principal,</w:t>
+      </w:r>
+      <w:r>
+        <w:t xml:space="preserve"> </w:t>
+      </w:r>
+      <w:r>
+        <w:rPr>
+          <w:b/>
+          <w:bCs/>
+        </w:rPr>
+        <w:t xml:space="preserve">sans le caractère d’urgence</w:t>
+      </w:r>
+      <w:r>
+        <w:t xml:space="preserve"> </w:t>
+      </w:r>
+      <w:r>
+        <w:t xml:space="preserve">d’une alerte. Il contient un</w:t>
+      </w:r>
+      <w:r>
+        <w:t xml:space="preserve"> </w:t>
+      </w:r>
+      <w:r>
+        <w:rPr>
+          <w:b/>
+          <w:bCs/>
+        </w:rPr>
+        <w:t xml:space="preserve">titre et un texte</w:t>
+      </w:r>
+      <w:r>
+        <w:t xml:space="preserve">. Deux variantes :</w:t>
+      </w:r>
+      <w:r>
+        <w:t xml:space="preserve"> </w:t>
+      </w:r>
+      <w:r>
+        <w:rPr>
+          <w:b/>
+          <w:bCs/>
+        </w:rPr>
+        <w:t xml:space="preserve">avec titre</w:t>
+      </w:r>
+      <w:r>
+        <w:t xml:space="preserve"> </w:t>
+      </w:r>
+      <w:r>
+        <w:t xml:space="preserve">(mise en avant autonome) ou</w:t>
+      </w:r>
+      <w:r>
+        <w:t xml:space="preserve"> </w:t>
+      </w:r>
+      <w:r>
+        <w:rPr>
+          <w:b/>
+          <w:bCs/>
+        </w:rPr>
+        <w:t xml:space="preserve">sans titre</w:t>
+      </w:r>
+      <w:r>
+        <w:t xml:space="preserve"> </w:t>
+      </w:r>
+      <w:r>
+        <w:t xml:space="preserve">(texte seul).</w:t>
+      </w:r>
+    </w:p>
+    <w:p>
+      <w:pPr>
+        <w:pStyle w:val="Compact"/>
+        <w:numPr>
+          <w:ilvl w:val="0"/>
+          <w:numId w:val="1069"/>
+        </w:numPr>
+      </w:pPr>
+      <w:r>
+        <w:rPr>
+          <w:b/>
+          <w:bCs/>
+        </w:rPr>
+        <w:t xml:space="preserve">À utiliser pour</w:t>
+      </w:r>
+      <w:r>
+        <w:t xml:space="preserve"> </w:t>
+      </w:r>
+      <w:r>
+        <w:t xml:space="preserve">: rappeler une</w:t>
+      </w:r>
+      <w:r>
+        <w:t xml:space="preserve"> </w:t>
+      </w:r>
+      <w:r>
+        <w:rPr>
+          <w:b/>
+          <w:bCs/>
+        </w:rPr>
+        <w:t xml:space="preserve">consigne clé</w:t>
+      </w:r>
+      <w:r>
+        <w:t xml:space="preserve"> </w:t>
+      </w:r>
+      <w:r>
+        <w:t xml:space="preserve">avant un module de questions (« Répondez en pensant aux 12 derniers mois ») ; donner un</w:t>
+      </w:r>
+      <w:r>
+        <w:t xml:space="preserve"> </w:t>
+      </w:r>
+      <w:r>
+        <w:rPr>
+          <w:b/>
+          <w:bCs/>
+        </w:rPr>
+        <w:t xml:space="preserve">contexte rassurant</w:t>
+      </w:r>
+      <w:r>
+        <w:t xml:space="preserve"> </w:t>
+      </w:r>
+      <w:r>
+        <w:t xml:space="preserve">(durée estimée, anonymat, reprise possible) ; signaler une information</w:t>
+      </w:r>
+      <w:r>
+        <w:t xml:space="preserve"> </w:t>
+      </w:r>
+      <w:r>
+        <w:rPr>
+          <w:b/>
+          <w:bCs/>
+        </w:rPr>
+        <w:t xml:space="preserve">notable mais non urgente</w:t>
+      </w:r>
+      <w:r>
+        <w:t xml:space="preserve">.</w:t>
+      </w:r>
+    </w:p>
+    <w:p>
+      <w:pPr>
+        <w:pStyle w:val="Compact"/>
+        <w:numPr>
+          <w:ilvl w:val="0"/>
+          <w:numId w:val="1069"/>
+        </w:numPr>
+      </w:pPr>
+      <w:r>
+        <w:rPr>
+          <w:b/>
+          <w:bCs/>
+        </w:rPr>
+        <w:t xml:space="preserve">À NE PAS utiliser pour</w:t>
+      </w:r>
+      <w:r>
+        <w:t xml:space="preserve"> </w:t>
+      </w:r>
+      <w:r>
+        <w:t xml:space="preserve">: une</w:t>
+      </w:r>
+      <w:r>
+        <w:t xml:space="preserve"> </w:t>
+      </w:r>
+      <w:r>
+        <w:rPr>
+          <w:b/>
+          <w:bCs/>
+        </w:rPr>
+        <w:t xml:space="preserve">erreur / succès / info urgente</w:t>
+      </w:r>
+      <w:r>
+        <w:t xml:space="preserve"> </w:t>
+      </w:r>
+      <w:r>
+        <w:t xml:space="preserve">(→ Alerte) ; une</w:t>
+      </w:r>
+      <w:r>
+        <w:t xml:space="preserve"> </w:t>
+      </w:r>
+      <w:r>
+        <w:rPr>
+          <w:b/>
+          <w:bCs/>
+        </w:rPr>
+        <w:t xml:space="preserve">citation</w:t>
+      </w:r>
+      <w:r>
+        <w:t xml:space="preserve"> </w:t>
+      </w:r>
+      <w:r>
+        <w:t xml:space="preserve">(→ Citation) ; une</w:t>
+      </w:r>
+      <w:r>
+        <w:t xml:space="preserve"> </w:t>
+      </w:r>
+      <w:r>
+        <w:rPr>
+          <w:b/>
+          <w:bCs/>
+        </w:rPr>
+        <w:t xml:space="preserve">FAQ</w:t>
+      </w:r>
+      <w:r>
+        <w:t xml:space="preserve"> </w:t>
+      </w:r>
+      <w:r>
+        <w:t xml:space="preserve">repliable (→ Accordéon) ; un simple</w:t>
+      </w:r>
+      <w:r>
+        <w:t xml:space="preserve"> </w:t>
+      </w:r>
+      <w:r>
+        <w:rPr>
+          <w:b/>
+          <w:bCs/>
+        </w:rPr>
+        <w:t xml:space="preserve">encadré coloré « pour faire joli »</w:t>
+      </w:r>
+      <w:r>
+        <w:t xml:space="preserve">.</w:t>
+      </w:r>
+    </w:p>
+    <w:p>
+      <w:pPr>
+        <w:pStyle w:val="Compact"/>
+        <w:numPr>
+          <w:ilvl w:val="0"/>
+          <w:numId w:val="1069"/>
+        </w:numPr>
+      </w:pPr>
+      <w:r>
+        <w:rPr>
+          <w:b/>
+          <w:bCs/>
+        </w:rPr>
+        <w:t xml:space="preserve">Bonnes pratiques</w:t>
+      </w:r>
+      <w:r>
+        <w:t xml:space="preserve"> </w:t>
+      </w:r>
+      <w:r>
+        <w:t xml:space="preserve">: sa force tient à sa</w:t>
+      </w:r>
+      <w:r>
+        <w:t xml:space="preserve"> </w:t>
+      </w:r>
+      <w:r>
+        <w:rPr>
+          <w:b/>
+          <w:bCs/>
+        </w:rPr>
+        <w:t xml:space="preserve">rareté</w:t>
+      </w:r>
+      <w:r>
+        <w:t xml:space="preserve"> </w:t>
+      </w:r>
+      <w:r>
+        <w:t xml:space="preserve">—</w:t>
+      </w:r>
+      <w:r>
+        <w:t xml:space="preserve"> </w:t>
+      </w:r>
+      <w:r>
+        <w:rPr>
+          <w:b/>
+          <w:bCs/>
+        </w:rPr>
+        <w:t xml:space="preserve">une, exceptionnellement deux</w:t>
+      </w:r>
+      <w:r>
+        <w:t xml:space="preserve"> </w:t>
+      </w:r>
+      <w:r>
+        <w:t xml:space="preserve">par page. Titre court, texte concis (2–3 phrases,</w:t>
+      </w:r>
+      <w:r>
+        <w:t xml:space="preserve"> </w:t>
+      </w:r>
+      <w:r>
+        <w:rPr>
+          <w:b/>
+          <w:bCs/>
+        </w:rPr>
+        <w:t xml:space="preserve">une seule idée</w:t>
+      </w:r>
+      <w:r>
+        <w:t xml:space="preserve">).</w:t>
+      </w:r>
+    </w:p>
+    <w:bookmarkEnd w:id="145"/>
+    <w:bookmarkStart w:id="146" w:name="X2f01da74a2c1ebc75f2da39eab28ef0f8ff8fc8"/>
+    <w:p>
+      <w:pPr>
+        <w:pStyle w:val="Heading4"/>
+      </w:pPr>
+      <w:r>
+        <w:t xml:space="preserve">Mise en exergue — faire ressortir un court passage clé</w:t>
+      </w:r>
+    </w:p>
+    <w:p>
+      <w:pPr>
+        <w:pStyle w:val="FirstParagraph"/>
+      </w:pPr>
+      <w:r>
+        <w:t xml:space="preserve">La mise en exergue détache un</w:t>
+      </w:r>
+      <w:r>
+        <w:t xml:space="preserve"> </w:t>
+      </w:r>
+      <w:r>
+        <w:rPr>
+          <w:b/>
+          <w:bCs/>
+        </w:rPr>
+        <w:t xml:space="preserve">court passage de texte réellement important</w:t>
+      </w:r>
+      <w:r>
+        <w:t xml:space="preserve"> </w:t>
+      </w:r>
+      <w:r>
+        <w:t xml:space="preserve">par un</w:t>
+      </w:r>
+      <w:r>
+        <w:t xml:space="preserve"> </w:t>
+      </w:r>
+      <w:r>
+        <w:rPr>
+          <w:b/>
+          <w:bCs/>
+        </w:rPr>
+        <w:t xml:space="preserve">liseré vertical coloré</w:t>
+      </w:r>
+      <w:r>
+        <w:t xml:space="preserve">, sans changer son sens ni sonner l’alerte.</w:t>
+      </w:r>
+    </w:p>
+    <w:p>
+      <w:pPr>
+        <w:pStyle w:val="Compact"/>
+        <w:numPr>
+          <w:ilvl w:val="0"/>
+          <w:numId w:val="1070"/>
+        </w:numPr>
+      </w:pPr>
+      <w:r>
+        <w:rPr>
+          <w:b/>
+          <w:bCs/>
+        </w:rPr>
+        <w:t xml:space="preserve">À utiliser pour</w:t>
+      </w:r>
+      <w:r>
+        <w:t xml:space="preserve"> </w:t>
+      </w:r>
+      <w:r>
+        <w:t xml:space="preserve">: souligner une</w:t>
+      </w:r>
+      <w:r>
+        <w:t xml:space="preserve"> </w:t>
+      </w:r>
+      <w:r>
+        <w:rPr>
+          <w:b/>
+          <w:bCs/>
+        </w:rPr>
+        <w:t xml:space="preserve">information clé</w:t>
+      </w:r>
+      <w:r>
+        <w:t xml:space="preserve"> </w:t>
+      </w:r>
+      <w:r>
+        <w:t xml:space="preserve">dans une introduction ou une consigne (« Vos réponses restent anonymes ») ; une phrase-pivot à lire avant de commencer ; aérer un texte dense en isolant l’idée directrice.</w:t>
+      </w:r>
+    </w:p>
+    <w:p>
+      <w:pPr>
+        <w:pStyle w:val="Compact"/>
+        <w:numPr>
+          <w:ilvl w:val="0"/>
+          <w:numId w:val="1070"/>
+        </w:numPr>
+      </w:pPr>
+      <w:r>
+        <w:rPr>
+          <w:b/>
+          <w:bCs/>
+        </w:rPr>
+        <w:t xml:space="preserve">À NE PAS utiliser pour</w:t>
+      </w:r>
+      <w:r>
+        <w:t xml:space="preserve"> </w:t>
+      </w:r>
+      <w:r>
+        <w:t xml:space="preserve">: une</w:t>
+      </w:r>
+      <w:r>
+        <w:t xml:space="preserve"> </w:t>
+      </w:r>
+      <w:r>
+        <w:rPr>
+          <w:b/>
+          <w:bCs/>
+        </w:rPr>
+        <w:t xml:space="preserve">erreur / info critique temporaire</w:t>
+      </w:r>
+      <w:r>
+        <w:t xml:space="preserve"> </w:t>
+      </w:r>
+      <w:r>
+        <w:t xml:space="preserve">(→ Alerte) ; une</w:t>
+      </w:r>
+      <w:r>
+        <w:t xml:space="preserve"> </w:t>
+      </w:r>
+      <w:r>
+        <w:rPr>
+          <w:b/>
+          <w:bCs/>
+        </w:rPr>
+        <w:t xml:space="preserve">parole attribuée</w:t>
+      </w:r>
+      <w:r>
+        <w:t xml:space="preserve"> </w:t>
+      </w:r>
+      <w:r>
+        <w:t xml:space="preserve">(→ Citation) ;</w:t>
+      </w:r>
+      <w:r>
+        <w:t xml:space="preserve"> </w:t>
+      </w:r>
+      <w:r>
+        <w:rPr>
+          <w:b/>
+          <w:bCs/>
+        </w:rPr>
+        <w:t xml:space="preserve">décorer</w:t>
+      </w:r>
+      <w:r>
+        <w:t xml:space="preserve"> </w:t>
+      </w:r>
+      <w:r>
+        <w:t xml:space="preserve">la page ; encadrer de</w:t>
+      </w:r>
+      <w:r>
+        <w:t xml:space="preserve"> </w:t>
+      </w:r>
+      <w:r>
+        <w:rPr>
+          <w:b/>
+          <w:bCs/>
+        </w:rPr>
+        <w:t xml:space="preserve">longs blocs</w:t>
+      </w:r>
+      <w:r>
+        <w:t xml:space="preserve"> </w:t>
+      </w:r>
+      <w:r>
+        <w:t xml:space="preserve">ou</w:t>
+      </w:r>
+      <w:r>
+        <w:t xml:space="preserve"> </w:t>
+      </w:r>
+      <w:r>
+        <w:rPr>
+          <w:b/>
+          <w:bCs/>
+        </w:rPr>
+        <w:t xml:space="preserve">empiler</w:t>
+      </w:r>
+      <w:r>
+        <w:t xml:space="preserve"> </w:t>
+      </w:r>
+      <w:r>
+        <w:t xml:space="preserve">les exergues.</w:t>
+      </w:r>
+    </w:p>
+    <w:p>
+      <w:pPr>
+        <w:pStyle w:val="Compact"/>
+        <w:numPr>
+          <w:ilvl w:val="0"/>
+          <w:numId w:val="1070"/>
+        </w:numPr>
+      </w:pPr>
+      <w:r>
+        <w:rPr>
+          <w:b/>
+          <w:bCs/>
+        </w:rPr>
+        <w:t xml:space="preserve">Bonnes pratiques</w:t>
+      </w:r>
+      <w:r>
+        <w:t xml:space="preserve"> </w:t>
+      </w:r>
+      <w:r>
+        <w:t xml:space="preserve">: une à trois phrases, rédigées comme un</w:t>
+      </w:r>
+      <w:r>
+        <w:t xml:space="preserve"> </w:t>
+      </w:r>
+      <w:r>
+        <w:rPr>
+          <w:b/>
+          <w:bCs/>
+        </w:rPr>
+        <w:t xml:space="preserve">message autoportant</w:t>
       </w:r>
       <w:r>
         <w:t xml:space="preserve"> </w:t>
@@ -12827,33 +14698,21 @@
       <w:r>
         <w:t xml:space="preserve">;</w:t>
       </w:r>
-    </w:p>
-    <w:p>
-      <w:pPr>
-        <w:pStyle w:val="Compact"/>
-        <w:numPr>
-          <w:ilvl w:val="1"/>
-          <w:numId w:val="1064"/>
-        </w:numPr>
-      </w:pPr>
-      <w:r>
-        <w:t xml:space="preserve">diffuser une</w:t>
-      </w:r>
-      <w:r>
-        <w:t xml:space="preserve"> </w:t>
-      </w:r>
-      <w:r>
-        <w:rPr>
-          <w:b/>
-          <w:bCs/>
-        </w:rPr>
-        <w:t xml:space="preserve">alerte</w:t>
-      </w:r>
-      <w:r>
-        <w:t xml:space="preserve"> </w:t>
-      </w:r>
-      <w:r>
-        <w:t xml:space="preserve">ou un message d’erreur/succès (→ composant</w:t>
+      <w:r>
+        <w:t xml:space="preserve"> </w:t>
+      </w:r>
+      <w:r>
+        <w:rPr>
+          <w:b/>
+          <w:bCs/>
+        </w:rPr>
+        <w:t xml:space="preserve">une seule</w:t>
+      </w:r>
+      <w:r>
+        <w:t xml:space="preserve"> </w:t>
+      </w:r>
+      <w:r>
+        <w:t xml:space="preserve">(au maximum deux) par écran. Évitez le gras et les majuscules à l’intérieur — le liseré suffit déjà à hiérarchiser. Dans le doute : « est-ce un état / une action à corriger ? » →</w:t>
       </w:r>
       <w:r>
         <w:t xml:space="preserve"> </w:t>
@@ -12866,112 +14725,250 @@
         <w:t xml:space="preserve">Alerte</w:t>
       </w:r>
       <w:r>
-        <w:t xml:space="preserve">) ;</w:t>
-      </w:r>
-    </w:p>
-    <w:p>
-      <w:pPr>
-        <w:pStyle w:val="Compact"/>
-        <w:numPr>
-          <w:ilvl w:val="1"/>
-          <w:numId w:val="1064"/>
-        </w:numPr>
-      </w:pPr>
-      <w:r>
-        <w:t xml:space="preserve">afficher un</w:t>
-      </w:r>
-      <w:r>
-        <w:t xml:space="preserve"> </w:t>
-      </w:r>
-      <w:r>
-        <w:rPr>
-          <w:b/>
-          <w:bCs/>
-        </w:rPr>
-        <w:t xml:space="preserve">statut</w:t>
-      </w:r>
-      <w:r>
-        <w:t xml:space="preserve"> </w:t>
-      </w:r>
-      <w:r>
-        <w:t xml:space="preserve">court (→</w:t>
-      </w:r>
-      <w:r>
-        <w:t xml:space="preserve"> </w:t>
-      </w:r>
-      <w:r>
-        <w:rPr>
-          <w:b/>
-          <w:bCs/>
-        </w:rPr>
-        <w:t xml:space="preserve">badge</w:t>
-      </w:r>
-      <w:r>
-        <w:t xml:space="preserve">) ;</w:t>
-      </w:r>
-    </w:p>
-    <w:p>
-      <w:pPr>
-        <w:pStyle w:val="Compact"/>
-        <w:numPr>
-          <w:ilvl w:val="1"/>
-          <w:numId w:val="1064"/>
-        </w:numPr>
-      </w:pPr>
-      <w:r>
-        <w:t xml:space="preserve">servir de</w:t>
-      </w:r>
-      <w:r>
-        <w:t xml:space="preserve"> </w:t>
-      </w:r>
-      <w:r>
-        <w:rPr>
-          <w:b/>
-          <w:bCs/>
-        </w:rPr>
-        <w:t xml:space="preserve">menu de navigation</w:t>
-      </w:r>
-      <w:r>
-        <w:t xml:space="preserve"> </w:t>
-      </w:r>
-      <w:r>
-        <w:t xml:space="preserve">ou d’onglets ;</w:t>
-      </w:r>
-    </w:p>
-    <w:p>
-      <w:pPr>
-        <w:pStyle w:val="Compact"/>
-        <w:numPr>
-          <w:ilvl w:val="1"/>
-          <w:numId w:val="1064"/>
-        </w:numPr>
-      </w:pPr>
-      <w:r>
-        <w:t xml:space="preserve">replier un texte</w:t>
-      </w:r>
-      <w:r>
-        <w:t xml:space="preserve"> </w:t>
-      </w:r>
-      <w:r>
-        <w:rPr>
-          <w:b/>
-          <w:bCs/>
-        </w:rPr>
-        <w:t xml:space="preserve">d’une ou deux phrases</w:t>
-      </w:r>
-      <w:r>
-        <w:t xml:space="preserve"> </w:t>
-      </w:r>
-      <w:r>
-        <w:t xml:space="preserve">(le pli ajoute un clic inutile).</w:t>
-      </w:r>
-    </w:p>
-    <w:p>
-      <w:pPr>
-        <w:pStyle w:val="Compact"/>
-        <w:numPr>
-          <w:ilvl w:val="0"/>
-          <w:numId w:val="1063"/>
+        <w:t xml:space="preserve"> </w:t>
+      </w:r>
+      <w:r>
+        <w:t xml:space="preserve">; « est-ce une information de fond à retenir ? » →</w:t>
+      </w:r>
+      <w:r>
+        <w:t xml:space="preserve"> </w:t>
+      </w:r>
+      <w:r>
+        <w:rPr>
+          <w:b/>
+          <w:bCs/>
+        </w:rPr>
+        <w:t xml:space="preserve">Mise en exergue</w:t>
+      </w:r>
+      <w:r>
+        <w:t xml:space="preserve">.</w:t>
+      </w:r>
+    </w:p>
+    <w:bookmarkEnd w:id="146"/>
+    <w:bookmarkStart w:id="147" w:name="X303b59db22d0d1de2e94c96047ce3a1bf88aebd"/>
+    <w:p>
+      <w:pPr>
+        <w:pStyle w:val="Heading4"/>
+      </w:pPr>
+      <w:r>
+        <w:t xml:space="preserve">Citation — une parole rapportée, attribuée à son auteur</w:t>
+      </w:r>
+    </w:p>
+    <w:p>
+      <w:pPr>
+        <w:pStyle w:val="FirstParagraph"/>
+      </w:pPr>
+      <w:r>
+        <w:t xml:space="preserve">La citation met en valeur les</w:t>
+      </w:r>
+      <w:r>
+        <w:t xml:space="preserve"> </w:t>
+      </w:r>
+      <w:r>
+        <w:rPr>
+          <w:b/>
+          <w:bCs/>
+        </w:rPr>
+        <w:t xml:space="preserve">propos exacts</w:t>
+      </w:r>
+      <w:r>
+        <w:t xml:space="preserve"> </w:t>
+      </w:r>
+      <w:r>
+        <w:t xml:space="preserve">d’une personne ou l’extrait fidèle d’un texte,</w:t>
+      </w:r>
+      <w:r>
+        <w:t xml:space="preserve"> </w:t>
+      </w:r>
+      <w:r>
+        <w:rPr>
+          <w:b/>
+          <w:bCs/>
+        </w:rPr>
+        <w:t xml:space="preserve">en les attribuant</w:t>
+      </w:r>
+      <w:r>
+        <w:t xml:space="preserve"> </w:t>
+      </w:r>
+      <w:r>
+        <w:t xml:space="preserve">à leur auteur. C’est un composant de</w:t>
+      </w:r>
+      <w:r>
+        <w:t xml:space="preserve"> </w:t>
+      </w:r>
+      <w:r>
+        <w:rPr>
+          <w:b/>
+          <w:bCs/>
+        </w:rPr>
+        <w:t xml:space="preserve">sens</w:t>
+      </w:r>
+      <w:r>
+        <w:t xml:space="preserve"> </w:t>
+      </w:r>
+      <w:r>
+        <w:t xml:space="preserve">(verbatim attribué), jamais un surligneur décoratif.</w:t>
+      </w:r>
+    </w:p>
+    <w:p>
+      <w:pPr>
+        <w:pStyle w:val="Compact"/>
+        <w:numPr>
+          <w:ilvl w:val="0"/>
+          <w:numId w:val="1071"/>
+        </w:numPr>
+      </w:pPr>
+      <w:r>
+        <w:rPr>
+          <w:b/>
+          <w:bCs/>
+        </w:rPr>
+        <w:t xml:space="preserve">À utiliser pour</w:t>
+      </w:r>
+      <w:r>
+        <w:t xml:space="preserve"> </w:t>
+      </w:r>
+      <w:r>
+        <w:t xml:space="preserve">: un</w:t>
+      </w:r>
+      <w:r>
+        <w:t xml:space="preserve"> </w:t>
+      </w:r>
+      <w:r>
+        <w:rPr>
+          <w:b/>
+          <w:bCs/>
+        </w:rPr>
+        <w:t xml:space="preserve">verbatim de répondant</w:t>
+      </w:r>
+      <w:r>
+        <w:t xml:space="preserve"> </w:t>
+      </w:r>
+      <w:r>
+        <w:t xml:space="preserve">(témoignage, réponse ouverte marquante) attribué à sa source ; une</w:t>
+      </w:r>
+      <w:r>
+        <w:t xml:space="preserve"> </w:t>
+      </w:r>
+      <w:r>
+        <w:rPr>
+          <w:b/>
+          <w:bCs/>
+        </w:rPr>
+        <w:t xml:space="preserve">parole officielle</w:t>
+      </w:r>
+      <w:r>
+        <w:t xml:space="preserve"> </w:t>
+      </w:r>
+      <w:r>
+        <w:t xml:space="preserve">(déclaration d’un responsable) ; un</w:t>
+      </w:r>
+      <w:r>
+        <w:t xml:space="preserve"> </w:t>
+      </w:r>
+      <w:r>
+        <w:rPr>
+          <w:b/>
+          <w:bCs/>
+        </w:rPr>
+        <w:t xml:space="preserve">extrait fidèle</w:t>
+      </w:r>
+      <w:r>
+        <w:t xml:space="preserve"> </w:t>
+      </w:r>
+      <w:r>
+        <w:t xml:space="preserve">d’un texte de référence dont les mots font foi.</w:t>
+      </w:r>
+    </w:p>
+    <w:p>
+      <w:pPr>
+        <w:pStyle w:val="Compact"/>
+        <w:numPr>
+          <w:ilvl w:val="0"/>
+          <w:numId w:val="1071"/>
+        </w:numPr>
+      </w:pPr>
+      <w:r>
+        <w:rPr>
+          <w:b/>
+          <w:bCs/>
+        </w:rPr>
+        <w:t xml:space="preserve">À NE PAS utiliser pour</w:t>
+      </w:r>
+      <w:r>
+        <w:t xml:space="preserve"> </w:t>
+      </w:r>
+      <w:r>
+        <w:t xml:space="preserve">: faire ressortir un</w:t>
+      </w:r>
+      <w:r>
+        <w:t xml:space="preserve"> </w:t>
+      </w:r>
+      <w:r>
+        <w:rPr>
+          <w:b/>
+          <w:bCs/>
+        </w:rPr>
+        <w:t xml:space="preserve">texte ordinaire</w:t>
+      </w:r>
+      <w:r>
+        <w:t xml:space="preserve"> </w:t>
+      </w:r>
+      <w:r>
+        <w:t xml:space="preserve">parce qu’on le trouve « joli » encadré ; porter une</w:t>
+      </w:r>
+      <w:r>
+        <w:t xml:space="preserve"> </w:t>
+      </w:r>
+      <w:r>
+        <w:rPr>
+          <w:b/>
+          <w:bCs/>
+        </w:rPr>
+        <w:t xml:space="preserve">consigne ou une info critique</w:t>
+      </w:r>
+      <w:r>
+        <w:t xml:space="preserve"> </w:t>
+      </w:r>
+      <w:r>
+        <w:t xml:space="preserve">(→ mise en exergue ou alerte) ;</w:t>
+      </w:r>
+      <w:r>
+        <w:t xml:space="preserve"> </w:t>
+      </w:r>
+      <w:r>
+        <w:rPr>
+          <w:b/>
+          <w:bCs/>
+        </w:rPr>
+        <w:t xml:space="preserve">inventer ou reformuler</w:t>
+      </w:r>
+      <w:r>
+        <w:t xml:space="preserve"> </w:t>
+      </w:r>
+      <w:r>
+        <w:t xml:space="preserve">des propos (une citation =</w:t>
+      </w:r>
+      <w:r>
+        <w:t xml:space="preserve"> </w:t>
+      </w:r>
+      <w:r>
+        <w:rPr>
+          <w:b/>
+          <w:bCs/>
+        </w:rPr>
+        <w:t xml:space="preserve">mots exacts + auteur identifiable</w:t>
+      </w:r>
+      <w:r>
+        <w:t xml:space="preserve">).</w:t>
+      </w:r>
+    </w:p>
+    <w:p>
+      <w:pPr>
+        <w:pStyle w:val="Compact"/>
+        <w:numPr>
+          <w:ilvl w:val="0"/>
+          <w:numId w:val="1071"/>
         </w:numPr>
       </w:pPr>
       <w:r>
@@ -12985,357 +14982,514 @@
         <w:t xml:space="preserve"> </w:t>
       </w:r>
       <w:r>
-        <w:t xml:space="preserve">: rédigez des</w:t>
-      </w:r>
-      <w:r>
-        <w:t xml:space="preserve"> </w:t>
-      </w:r>
-      <w:r>
-        <w:rPr>
-          <w:b/>
-          <w:bCs/>
-        </w:rPr>
-        <w:t xml:space="preserve">en-têtes explicites et autoporteurs</w:t>
-      </w:r>
-      <w:r>
-        <w:t xml:space="preserve"> </w:t>
-      </w:r>
-      <w:r>
-        <w:t xml:space="preserve">(idéalement une vraie question en FAQ) — on doit deviner le contenu sans ouvrir. Un seul panneau s’ouvre à la fois : n’y logez pas des contenus à</w:t>
-      </w:r>
-      <w:r>
-        <w:t xml:space="preserve"> </w:t>
-      </w:r>
-      <w:r>
-        <w:rPr>
-          <w:b/>
-          <w:bCs/>
-        </w:rPr>
-        <w:t xml:space="preserve">comparer côte à côte</w:t>
-      </w:r>
-      <w:r>
-        <w:t xml:space="preserve">. Limitez-vous à</w:t>
-      </w:r>
-      <w:r>
-        <w:t xml:space="preserve"> </w:t>
-      </w:r>
-      <w:r>
-        <w:rPr>
-          <w:b/>
-          <w:bCs/>
-        </w:rPr>
-        <w:t xml:space="preserve">6–8 plis</w:t>
-      </w:r>
-      <w:r>
-        <w:t xml:space="preserve"> </w:t>
-      </w:r>
-      <w:r>
-        <w:t xml:space="preserve">maximum (au-delà, préférez un découpage en pages) et</w:t>
-      </w:r>
-      <w:r>
-        <w:t xml:space="preserve"> </w:t>
-      </w:r>
-      <w:r>
-        <w:rPr>
-          <w:b/>
-          <w:bCs/>
-        </w:rPr>
-        <w:t xml:space="preserve">n’imbriquez pas</w:t>
-      </w:r>
-      <w:r>
-        <w:t xml:space="preserve"> </w:t>
-      </w:r>
-      <w:r>
-        <w:t xml:space="preserve">les accordéons. Ne préremplissez pas tous les panneaux ouverts.</w:t>
-      </w:r>
-    </w:p>
-    <w:p>
-      <w:pPr>
-        <w:pStyle w:val="Compact"/>
-        <w:numPr>
-          <w:ilvl w:val="0"/>
-          <w:numId w:val="1063"/>
-        </w:numPr>
-      </w:pPr>
-      <w:r>
-        <w:rPr>
-          <w:b/>
-          <w:bCs/>
-        </w:rPr>
-        <w:t xml:space="preserve">Plusieurs accordéons au même endroit</w:t>
-      </w:r>
-      <w:r>
-        <w:t xml:space="preserve"> </w:t>
-      </w:r>
-      <w:r>
-        <w:t xml:space="preserve">: le plus simple est de</w:t>
-      </w:r>
-      <w:r>
-        <w:t xml:space="preserve"> </w:t>
-      </w:r>
-      <w:r>
-        <w:rPr>
-          <w:b/>
-          <w:bCs/>
-        </w:rPr>
-        <w:t xml:space="preserve">répartir les accordéons dans des aides de questions différentes</w:t>
-      </w:r>
-      <w:r>
-        <w:t xml:space="preserve">. Pour en placer plusieurs au même endroit dans une même aide, demandez à votre</w:t>
-      </w:r>
-      <w:r>
-        <w:t xml:space="preserve"> </w:t>
-      </w:r>
-      <w:r>
-        <w:rPr>
-          <w:b/>
-          <w:bCs/>
-        </w:rPr>
-        <w:t xml:space="preserve">référent thème / webmestre</w:t>
+        <w:t xml:space="preserve">: reproduisez les propos</w:t>
+      </w:r>
+      <w:r>
+        <w:t xml:space="preserve"> </w:t>
+      </w:r>
+      <w:r>
+        <w:rPr>
+          <w:b/>
+          <w:bCs/>
+        </w:rPr>
+        <w:t xml:space="preserve">mot pour mot</w:t>
+      </w:r>
+      <w:r>
+        <w:t xml:space="preserve"> </w:t>
+      </w:r>
+      <w:r>
+        <w:t xml:space="preserve">et</w:t>
+      </w:r>
+      <w:r>
+        <w:t xml:space="preserve"> </w:t>
+      </w:r>
+      <w:r>
+        <w:rPr>
+          <w:b/>
+          <w:bCs/>
+        </w:rPr>
+        <w:t xml:space="preserve">attribuez-les systématiquement</w:t>
+      </w:r>
+      <w:r>
+        <w:t xml:space="preserve"> </w:t>
+      </w:r>
+      <w:r>
+        <w:t xml:space="preserve">(nom, et si utile fonction/organisme) — une citation</w:t>
+      </w:r>
+      <w:r>
+        <w:t xml:space="preserve"> </w:t>
+      </w:r>
+      <w:r>
+        <w:rPr>
+          <w:b/>
+          <w:bCs/>
+        </w:rPr>
+        <w:t xml:space="preserve">sans auteur</w:t>
+      </w:r>
+      <w:r>
+        <w:t xml:space="preserve"> </w:t>
+      </w:r>
+      <w:r>
+        <w:t xml:space="preserve">perd son sens. Une ou deux par page suffisent. Sur des réponses au questionnaire,</w:t>
+      </w:r>
+      <w:r>
+        <w:t xml:space="preserve"> </w:t>
+      </w:r>
+      <w:r>
+        <w:rPr>
+          <w:b/>
+          <w:bCs/>
+        </w:rPr>
+        <w:t xml:space="preserve">anonymisez ou obtenez le consentement</w:t>
+      </w:r>
+      <w:r>
+        <w:t xml:space="preserve"> </w:t>
+      </w:r>
+      <w:r>
+        <w:t xml:space="preserve">avant d’attribuer nominativement.</w:t>
+      </w:r>
+    </w:p>
+    <w:bookmarkEnd w:id="147"/>
+    <w:bookmarkStart w:id="148" w:name="Xfd2ca9838f6c347c8076a7a664a2e9be52f7b4e"/>
+    <w:p>
+      <w:pPr>
+        <w:pStyle w:val="Heading4"/>
+      </w:pPr>
+      <w:r>
+        <w:t xml:space="preserve">Tableau — des données comparables en lignes et colonnes</w:t>
+      </w:r>
+    </w:p>
+    <w:p>
+      <w:pPr>
+        <w:pStyle w:val="FirstParagraph"/>
+      </w:pPr>
+      <w:r>
+        <w:t xml:space="preserve">Le tableau présente des</w:t>
+      </w:r>
+      <w:r>
+        <w:t xml:space="preserve"> </w:t>
+      </w:r>
+      <w:r>
+        <w:rPr>
+          <w:b/>
+          <w:bCs/>
+        </w:rPr>
+        <w:t xml:space="preserve">données structurées et comparables</w:t>
+      </w:r>
+      <w:r>
+        <w:t xml:space="preserve">, pour que le lecteur puisse</w:t>
+      </w:r>
+      <w:r>
+        <w:t xml:space="preserve"> </w:t>
+      </w:r>
+      <w:r>
+        <w:rPr>
+          <w:b/>
+          <w:bCs/>
+        </w:rPr>
+        <w:t xml:space="preserve">lire, croiser et comparer</w:t>
+      </w:r>
+      <w:r>
+        <w:t xml:space="preserve"> </w:t>
+      </w:r>
+      <w:r>
+        <w:t xml:space="preserve">des valeurs. Ce n’est</w:t>
+      </w:r>
+      <w:r>
+        <w:t xml:space="preserve"> </w:t>
+      </w:r>
+      <w:r>
+        <w:rPr>
+          <w:b/>
+          <w:bCs/>
+        </w:rPr>
+        <w:t xml:space="preserve">jamais</w:t>
+      </w:r>
+      <w:r>
+        <w:t xml:space="preserve"> </w:t>
+      </w:r>
+      <w:r>
+        <w:t xml:space="preserve">un outil de mise en page.</w:t>
+      </w:r>
+    </w:p>
+    <w:p>
+      <w:pPr>
+        <w:pStyle w:val="Compact"/>
+        <w:numPr>
+          <w:ilvl w:val="0"/>
+          <w:numId w:val="1072"/>
+        </w:numPr>
+      </w:pPr>
+      <w:r>
+        <w:rPr>
+          <w:b/>
+          <w:bCs/>
+        </w:rPr>
+        <w:t xml:space="preserve">À utiliser pour</w:t>
+      </w:r>
+      <w:r>
+        <w:t xml:space="preserve"> </w:t>
+      </w:r>
+      <w:r>
+        <w:t xml:space="preserve">: des données</w:t>
+      </w:r>
+      <w:r>
+        <w:t xml:space="preserve"> </w:t>
+      </w:r>
+      <w:r>
+        <w:rPr>
+          <w:b/>
+          <w:bCs/>
+        </w:rPr>
+        <w:t xml:space="preserve">réellement tabulaires</w:t>
+      </w:r>
+      <w:r>
+        <w:t xml:space="preserve"> </w:t>
+      </w:r>
+      <w:r>
+        <w:t xml:space="preserve">(une même information déclinée sur plusieurs entrées : liste de documents avec format et date, résultats par question) ; permettre de</w:t>
+      </w:r>
+      <w:r>
+        <w:t xml:space="preserve"> </w:t>
+      </w:r>
+      <w:r>
+        <w:rPr>
+          <w:b/>
+          <w:bCs/>
+        </w:rPr>
+        <w:t xml:space="preserve">comparer</w:t>
+      </w:r>
+      <w:r>
+        <w:t xml:space="preserve"> </w:t>
+      </w:r>
+      <w:r>
+        <w:t xml:space="preserve">ligne à ligne ou colonne à colonne.</w:t>
+      </w:r>
+    </w:p>
+    <w:p>
+      <w:pPr>
+        <w:pStyle w:val="Compact"/>
+        <w:numPr>
+          <w:ilvl w:val="0"/>
+          <w:numId w:val="1072"/>
+        </w:numPr>
+      </w:pPr>
+      <w:r>
+        <w:rPr>
+          <w:b/>
+          <w:bCs/>
+        </w:rPr>
+        <w:t xml:space="preserve">À NE PAS utiliser pour</w:t>
+      </w:r>
+      <w:r>
+        <w:t xml:space="preserve"> </w:t>
+      </w:r>
+      <w:r>
+        <w:t xml:space="preserve">:</w:t>
+      </w:r>
+      <w:r>
+        <w:t xml:space="preserve"> </w:t>
+      </w:r>
+      <w:r>
+        <w:rPr>
+          <w:b/>
+          <w:bCs/>
+        </w:rPr>
+        <w:t xml:space="preserve">mettre en page</w:t>
+      </w:r>
+      <w:r>
+        <w:t xml:space="preserve"> </w:t>
+      </w:r>
+      <w:r>
+        <w:t xml:space="preserve">des blocs visuels ; afficher une</w:t>
+      </w:r>
+      <w:r>
+        <w:t xml:space="preserve"> </w:t>
+      </w:r>
+      <w:r>
+        <w:rPr>
+          <w:b/>
+          <w:bCs/>
+        </w:rPr>
+        <w:t xml:space="preserve">paire clé/valeur isolée</w:t>
+      </w:r>
+      <w:r>
+        <w:t xml:space="preserve"> </w:t>
+      </w:r>
+      <w:r>
+        <w:t xml:space="preserve">(→ badge ou simple phrase) ; un contenu</w:t>
+      </w:r>
+      <w:r>
+        <w:t xml:space="preserve"> </w:t>
+      </w:r>
+      <w:r>
+        <w:rPr>
+          <w:b/>
+          <w:bCs/>
+        </w:rPr>
+        <w:t xml:space="preserve">narratif ou hiérarchique</w:t>
+      </w:r>
+      <w:r>
+        <w:t xml:space="preserve"> </w:t>
+      </w:r>
+      <w:r>
+        <w:t xml:space="preserve">(→ accordéon / liste) ; reproduire une</w:t>
+      </w:r>
+      <w:r>
+        <w:t xml:space="preserve"> </w:t>
+      </w:r>
+      <w:r>
+        <w:rPr>
+          <w:b/>
+          <w:bCs/>
+        </w:rPr>
+        <w:t xml:space="preserve">tendance</w:t>
+      </w:r>
+      <w:r>
+        <w:t xml:space="preserve"> </w:t>
+      </w:r>
+      <w:r>
+        <w:t xml:space="preserve">(→ un graphique serait plus lisible).</w:t>
+      </w:r>
+    </w:p>
+    <w:p>
+      <w:pPr>
+        <w:pStyle w:val="Compact"/>
+        <w:numPr>
+          <w:ilvl w:val="0"/>
+          <w:numId w:val="1072"/>
+        </w:numPr>
+      </w:pPr>
+      <w:r>
+        <w:rPr>
+          <w:b/>
+          <w:bCs/>
+        </w:rPr>
+        <w:t xml:space="preserve">Bonnes pratiques</w:t>
+      </w:r>
+      <w:r>
+        <w:t xml:space="preserve"> </w:t>
+      </w:r>
+      <w:r>
+        <w:t xml:space="preserve">: toujours renseigner un</w:t>
+      </w:r>
+      <w:r>
+        <w:t xml:space="preserve"> </w:t>
+      </w:r>
+      <w:r>
+        <w:rPr>
+          <w:b/>
+          <w:bCs/>
+        </w:rPr>
+        <w:t xml:space="preserve">titre</w:t>
+      </w:r>
+      <w:r>
+        <w:t xml:space="preserve"> </w:t>
+      </w:r>
+      <w:r>
+        <w:t xml:space="preserve">(la légende qui annonce le contenu — le modèle contient « Titre du tableau », à remplacer) ; des</w:t>
+      </w:r>
+      <w:r>
+        <w:t xml:space="preserve"> </w:t>
+      </w:r>
+      <w:r>
+        <w:rPr>
+          <w:b/>
+          <w:bCs/>
+        </w:rPr>
+        <w:t xml:space="preserve">en-têtes de colonnes</w:t>
+      </w:r>
+      <w:r>
+        <w:t xml:space="preserve"> </w:t>
+      </w:r>
+      <w:r>
+        <w:t xml:space="preserve">courts et explicites (le modèle les fournit, à conserver) ;</w:t>
+      </w:r>
+      <w:r>
+        <w:t xml:space="preserve"> </w:t>
+      </w:r>
+      <w:r>
+        <w:rPr>
+          <w:b/>
+          <w:bCs/>
+        </w:rPr>
+        <w:t xml:space="preserve">évitez les cellules fusionnées</w:t>
+      </w:r>
+      <w:r>
+        <w:t xml:space="preserve"> </w:t>
+      </w:r>
+      <w:r>
+        <w:t xml:space="preserve">et les tableaux imbriqués qui gênent la lecture par lecteur d’écran. Sur mobile,</w:t>
+      </w:r>
+      <w:r>
+        <w:t xml:space="preserve"> </w:t>
+      </w:r>
+      <w:r>
+        <w:rPr>
+          <w:b/>
+          <w:bCs/>
+        </w:rPr>
+        <w:t xml:space="preserve">limitez le nombre de colonnes à l’essentiel</w:t>
+      </w:r>
+      <w:r>
+        <w:t xml:space="preserve"> </w:t>
+      </w:r>
+      <w:r>
+        <w:t xml:space="preserve">et laissez le défilement horizontal faire son travail. Règle d’or : si vous ne pouvez pas</w:t>
+      </w:r>
+      <w:r>
+        <w:t xml:space="preserve"> </w:t>
+      </w:r>
+      <w:r>
+        <w:rPr>
+          <w:b/>
+          <w:bCs/>
+        </w:rPr>
+        <w:t xml:space="preserve">nommer chaque colonne</w:t>
+      </w:r>
+      <w:r>
+        <w:t xml:space="preserve"> </w:t>
+      </w:r>
+      <w:r>
+        <w:t xml:space="preserve">ni justifier que les lignes se</w:t>
+      </w:r>
+      <w:r>
+        <w:t xml:space="preserve"> </w:t>
+      </w:r>
+      <w:r>
+        <w:rPr>
+          <w:b/>
+          <w:bCs/>
+        </w:rPr>
+        <w:t xml:space="preserve">comparent</w:t>
+      </w:r>
+      <w:r>
+        <w:t xml:space="preserve">, ce n’est pas un tableau.</w:t>
+      </w:r>
+    </w:p>
+    <w:bookmarkEnd w:id="148"/>
+    <w:bookmarkStart w:id="149" w:name="X67192766853913f23684d1dc1ffa2acd988ee5c"/>
+    <w:p>
+      <w:pPr>
+        <w:pStyle w:val="Heading4"/>
+      </w:pPr>
+      <w:r>
+        <w:t xml:space="preserve">Téléchargement de fichier — récupérer un document, format et poids annoncés</w:t>
+      </w:r>
+    </w:p>
+    <w:p>
+      <w:pPr>
+        <w:pStyle w:val="FirstParagraph"/>
+      </w:pPr>
+      <w:r>
+        <w:t xml:space="preserve">Ce composant signale et déclenche le téléchargement d’un</w:t>
+      </w:r>
+      <w:r>
+        <w:t xml:space="preserve"> </w:t>
+      </w:r>
+      <w:r>
+        <w:rPr>
+          <w:b/>
+          <w:bCs/>
+        </w:rPr>
+        <w:t xml:space="preserve">document</w:t>
+      </w:r>
+      <w:r>
+        <w:t xml:space="preserve"> </w:t>
+      </w:r>
+      <w:r>
+        <w:t xml:space="preserve">(PDF, tableur…) en annonçant</w:t>
+      </w:r>
+      <w:r>
+        <w:t xml:space="preserve"> </w:t>
+      </w:r>
+      <w:r>
+        <w:rPr>
+          <w:b/>
+          <w:bCs/>
+        </w:rPr>
+        <w:t xml:space="preserve">avant le clic</w:t>
+      </w:r>
+      <w:r>
+        <w:t xml:space="preserve"> </w:t>
+      </w:r>
+      <w:r>
+        <w:t xml:space="preserve">ce que le répondant va récupérer :</w:t>
+      </w:r>
+      <w:r>
+        <w:t xml:space="preserve"> </w:t>
+      </w:r>
+      <w:r>
+        <w:rPr>
+          <w:b/>
+          <w:bCs/>
+        </w:rPr>
+        <w:t xml:space="preserve">intitulé explicite, format et poids</w:t>
       </w:r>
       <w:r>
         <w:t xml:space="preserve">.</w:t>
       </w:r>
     </w:p>
-    <w:bookmarkEnd w:id="139"/>
-    <w:bookmarkStart w:id="140" w:name="X471364c682a1899178044806c956d2de125d58e"/>
-    <w:p>
-      <w:pPr>
-        <w:pStyle w:val="Heading4"/>
-      </w:pPr>
-      <w:r>
-        <w:t xml:space="preserve">Alerte (information / succès / erreur / avertissement) — un message d’état à voir immédiatement</w:t>
-      </w:r>
-    </w:p>
-    <w:p>
-      <w:pPr>
-        <w:pStyle w:val="FirstParagraph"/>
-      </w:pPr>
-      <w:r>
-        <w:t xml:space="preserve">L’alerte est un message qui exige l’attention</w:t>
-      </w:r>
-      <w:r>
-        <w:t xml:space="preserve"> </w:t>
-      </w:r>
-      <w:r>
-        <w:rPr>
-          <w:b/>
-          <w:bCs/>
-        </w:rPr>
-        <w:t xml:space="preserve">immédiate</w:t>
-      </w:r>
-      <w:r>
-        <w:t xml:space="preserve"> </w:t>
-      </w:r>
-      <w:r>
-        <w:t xml:space="preserve">du répondant. Le</w:t>
-      </w:r>
-      <w:r>
-        <w:t xml:space="preserve"> </w:t>
-      </w:r>
-      <w:r>
-        <w:rPr>
-          <w:b/>
-          <w:bCs/>
-        </w:rPr>
-        <w:t xml:space="preserve">type</w:t>
-      </w:r>
-      <w:r>
-        <w:t xml:space="preserve"> </w:t>
-      </w:r>
-      <w:r>
-        <w:t xml:space="preserve">encode le message et se choisit</w:t>
-      </w:r>
-      <w:r>
-        <w:t xml:space="preserve"> </w:t>
-      </w:r>
-      <w:r>
-        <w:rPr>
-          <w:b/>
-          <w:bCs/>
-        </w:rPr>
-        <w:t xml:space="preserve">pour ce qu’il veut dire, pas pour sa couleur</w:t>
-      </w:r>
-      <w:r>
-        <w:t xml:space="preserve"> </w:t>
-      </w:r>
-      <w:r>
-        <w:t xml:space="preserve">:</w:t>
-      </w:r>
-    </w:p>
-    <w:p>
-      <w:pPr>
-        <w:pStyle w:val="Compact"/>
-        <w:numPr>
-          <w:ilvl w:val="0"/>
-          <w:numId w:val="1065"/>
-        </w:numPr>
-      </w:pPr>
-      <w:r>
-        <w:rPr>
-          <w:b/>
-          <w:bCs/>
-        </w:rPr>
-        <w:t xml:space="preserve">Information</w:t>
-      </w:r>
-      <w:r>
-        <w:t xml:space="preserve"> </w:t>
-      </w:r>
-      <w:r>
-        <w:t xml:space="preserve">(bleu) = contexte neutre (période de collecte, information de cadrage) ;</w:t>
-      </w:r>
-    </w:p>
-    <w:p>
-      <w:pPr>
-        <w:pStyle w:val="Compact"/>
-        <w:numPr>
-          <w:ilvl w:val="0"/>
-          <w:numId w:val="1065"/>
-        </w:numPr>
-      </w:pPr>
-      <w:r>
-        <w:rPr>
-          <w:b/>
-          <w:bCs/>
-        </w:rPr>
-        <w:t xml:space="preserve">Succès</w:t>
-      </w:r>
-      <w:r>
-        <w:t xml:space="preserve"> </w:t>
-      </w:r>
-      <w:r>
-        <w:t xml:space="preserve">(vert) = quelque chose a abouti ;</w:t>
-      </w:r>
-    </w:p>
-    <w:p>
-      <w:pPr>
-        <w:pStyle w:val="Compact"/>
-        <w:numPr>
-          <w:ilvl w:val="0"/>
-          <w:numId w:val="1065"/>
-        </w:numPr>
-      </w:pPr>
-      <w:r>
-        <w:rPr>
-          <w:b/>
-          <w:bCs/>
-        </w:rPr>
-        <w:t xml:space="preserve">Avertissement</w:t>
-      </w:r>
-      <w:r>
-        <w:t xml:space="preserve"> </w:t>
-      </w:r>
-      <w:r>
-        <w:t xml:space="preserve">(orange) = attention à une conséquence (collecte bientôt close, échéance proche) ;</w:t>
-      </w:r>
-    </w:p>
-    <w:p>
-      <w:pPr>
-        <w:pStyle w:val="Compact"/>
-        <w:numPr>
-          <w:ilvl w:val="0"/>
-          <w:numId w:val="1065"/>
-        </w:numPr>
-      </w:pPr>
-      <w:r>
-        <w:rPr>
-          <w:b/>
-          <w:bCs/>
-        </w:rPr>
-        <w:t xml:space="preserve">Erreur</w:t>
-      </w:r>
-      <w:r>
-        <w:t xml:space="preserve"> </w:t>
-      </w:r>
-      <w:r>
-        <w:t xml:space="preserve">(rouge) = quelque chose bloque.</w:t>
-      </w:r>
-    </w:p>
-    <w:p>
-      <w:pPr>
-        <w:pStyle w:val="BlockText"/>
-      </w:pPr>
-      <w:r>
-        <w:rPr>
-          <w:b/>
-          <w:bCs/>
-        </w:rPr>
-        <w:t xml:space="preserve">Ce que vous n’avez PAS à écrire.</w:t>
-      </w:r>
-      <w:r>
-        <w:t xml:space="preserve"> </w:t>
-      </w:r>
-      <w:r>
-        <w:t xml:space="preserve">Les confirmations d’enregistrement, les messages d’erreur de validation et les rappels de</w:t>
-      </w:r>
-      <w:r>
-        <w:t xml:space="preserve"> </w:t>
-      </w:r>
-      <w:r>
-        <w:rPr>
-          <w:b/>
-          <w:bCs/>
-        </w:rPr>
-        <w:t xml:space="preserve">champ obligatoire manquant</w:t>
-      </w:r>
-      <w:r>
-        <w:t xml:space="preserve"> </w:t>
-      </w:r>
-      <w:r>
-        <w:t xml:space="preserve">sont produits</w:t>
-      </w:r>
-      <w:r>
-        <w:t xml:space="preserve"> </w:t>
-      </w:r>
-      <w:r>
-        <w:rPr>
-          <w:b/>
-          <w:bCs/>
-        </w:rPr>
-        <w:t xml:space="preserve">automatiquement</w:t>
-      </w:r>
-      <w:r>
-        <w:t xml:space="preserve"> </w:t>
-      </w:r>
-      <w:r>
-        <w:t xml:space="preserve">par LimeSurvey et le thème. Ne les recopiez</w:t>
-      </w:r>
-      <w:r>
-        <w:t xml:space="preserve"> </w:t>
-      </w:r>
-      <w:r>
-        <w:rPr>
-          <w:b/>
-          <w:bCs/>
-        </w:rPr>
-        <w:t xml:space="preserve">jamais</w:t>
-      </w:r>
-      <w:r>
-        <w:t xml:space="preserve"> </w:t>
-      </w:r>
-      <w:r>
-        <w:t xml:space="preserve">« en dur » dans une aide. L’alerte que vous insérez sert aux</w:t>
-      </w:r>
-      <w:r>
-        <w:t xml:space="preserve"> </w:t>
-      </w:r>
-      <w:r>
-        <w:rPr>
-          <w:b/>
-          <w:bCs/>
-        </w:rPr>
-        <w:t xml:space="preserve">messages d’état statiques que vous maîtrisez</w:t>
-      </w:r>
-      <w:r>
-        <w:t xml:space="preserve">, par exemple « La collecte se termine le 30 juin ».</w:t>
-      </w:r>
-    </w:p>
-    <w:p>
-      <w:pPr>
-        <w:pStyle w:val="Compact"/>
-        <w:numPr>
-          <w:ilvl w:val="0"/>
-          <w:numId w:val="1066"/>
+    <w:p>
+      <w:pPr>
+        <w:pStyle w:val="Compact"/>
+        <w:numPr>
+          <w:ilvl w:val="0"/>
+          <w:numId w:val="1073"/>
+        </w:numPr>
+      </w:pPr>
+      <w:r>
+        <w:rPr>
+          <w:b/>
+          <w:bCs/>
+        </w:rPr>
+        <w:t xml:space="preserve">À utiliser pour</w:t>
+      </w:r>
+      <w:r>
+        <w:t xml:space="preserve"> </w:t>
+      </w:r>
+      <w:r>
+        <w:t xml:space="preserve">: proposer un</w:t>
+      </w:r>
+      <w:r>
+        <w:t xml:space="preserve"> </w:t>
+      </w:r>
+      <w:r>
+        <w:rPr>
+          <w:b/>
+          <w:bCs/>
+        </w:rPr>
+        <w:t xml:space="preserve">fichier réel et autonome</w:t>
+      </w:r>
+      <w:r>
+        <w:t xml:space="preserve"> </w:t>
+      </w:r>
+      <w:r>
+        <w:t xml:space="preserve">(notice à remplir, règlement du questionnaire, courrier de consentement, récapitulatif à archiver) ; chaque fois que le répondant</w:t>
+      </w:r>
+      <w:r>
+        <w:t xml:space="preserve"> </w:t>
+      </w:r>
+      <w:r>
+        <w:rPr>
+          <w:b/>
+          <w:bCs/>
+        </w:rPr>
+        <w:t xml:space="preserve">récupère un fichier</w:t>
+      </w:r>
+      <w:r>
+        <w:t xml:space="preserve"> </w:t>
+      </w:r>
+      <w:r>
+        <w:t xml:space="preserve">sur son appareil.</w:t>
+      </w:r>
+    </w:p>
+    <w:p>
+      <w:pPr>
+        <w:pStyle w:val="Compact"/>
+        <w:numPr>
+          <w:ilvl w:val="0"/>
+          <w:numId w:val="1073"/>
         </w:numPr>
       </w:pPr>
       <w:r>
@@ -13349,182 +15503,6 @@
         <w:t xml:space="preserve"> </w:t>
       </w:r>
       <w:r>
-        <w:t xml:space="preserve">:</w:t>
-      </w:r>
-    </w:p>
-    <w:p>
-      <w:pPr>
-        <w:pStyle w:val="Compact"/>
-        <w:numPr>
-          <w:ilvl w:val="1"/>
-          <w:numId w:val="1067"/>
-        </w:numPr>
-      </w:pPr>
-      <w:r>
-        <w:t xml:space="preserve">un</w:t>
-      </w:r>
-      <w:r>
-        <w:t xml:space="preserve"> </w:t>
-      </w:r>
-      <w:r>
-        <w:rPr>
-          <w:b/>
-          <w:bCs/>
-        </w:rPr>
-        <w:t xml:space="preserve">encart décoratif</w:t>
-      </w:r>
-      <w:r>
-        <w:t xml:space="preserve"> </w:t>
-      </w:r>
-      <w:r>
-        <w:t xml:space="preserve">ou du contenu</w:t>
-      </w:r>
-      <w:r>
-        <w:t xml:space="preserve"> </w:t>
-      </w:r>
-      <w:r>
-        <w:rPr>
-          <w:b/>
-          <w:bCs/>
-        </w:rPr>
-        <w:t xml:space="preserve">permanent</w:t>
-      </w:r>
-      <w:r>
-        <w:t xml:space="preserve"> </w:t>
-      </w:r>
-      <w:r>
-        <w:t xml:space="preserve">: une alerte affichée en continu</w:t>
-      </w:r>
-      <w:r>
-        <w:t xml:space="preserve"> </w:t>
-      </w:r>
-      <w:r>
-        <w:rPr>
-          <w:b/>
-          <w:bCs/>
-        </w:rPr>
-        <w:t xml:space="preserve">n’alerte plus</w:t>
-      </w:r>
-      <w:r>
-        <w:t xml:space="preserve"> </w:t>
-      </w:r>
-      <w:r>
-        <w:t xml:space="preserve">et devient du bruit ignoré ;</w:t>
-      </w:r>
-    </w:p>
-    <w:p>
-      <w:pPr>
-        <w:pStyle w:val="Compact"/>
-        <w:numPr>
-          <w:ilvl w:val="1"/>
-          <w:numId w:val="1067"/>
-        </w:numPr>
-      </w:pPr>
-      <w:r>
-        <w:t xml:space="preserve">remplacer un autre composant (un accordéon</w:t>
-      </w:r>
-      <w:r>
-        <w:t xml:space="preserve"> </w:t>
-      </w:r>
-      <w:r>
-        <w:rPr>
-          <w:b/>
-          <w:bCs/>
-        </w:rPr>
-        <w:t xml:space="preserve">ne remplace pas</w:t>
-      </w:r>
-      <w:r>
-        <w:t xml:space="preserve"> </w:t>
-      </w:r>
-      <w:r>
-        <w:t xml:space="preserve">une alerte, qui doit être vue</w:t>
-      </w:r>
-      <w:r>
-        <w:t xml:space="preserve"> </w:t>
-      </w:r>
-      <w:r>
-        <w:rPr>
-          <w:b/>
-          <w:bCs/>
-        </w:rPr>
-        <w:t xml:space="preserve">sans action</w:t>
-      </w:r>
-      <w:r>
-        <w:t xml:space="preserve"> </w:t>
-      </w:r>
-      <w:r>
-        <w:t xml:space="preserve">du répondant) ;</w:t>
-      </w:r>
-    </w:p>
-    <w:p>
-      <w:pPr>
-        <w:pStyle w:val="Compact"/>
-        <w:numPr>
-          <w:ilvl w:val="1"/>
-          <w:numId w:val="1067"/>
-        </w:numPr>
-      </w:pPr>
-      <w:r>
-        <w:t xml:space="preserve">un</w:t>
-      </w:r>
-      <w:r>
-        <w:t xml:space="preserve"> </w:t>
-      </w:r>
-      <w:r>
-        <w:rPr>
-          <w:b/>
-          <w:bCs/>
-        </w:rPr>
-        <w:t xml:space="preserve">statut</w:t>
-      </w:r>
-      <w:r>
-        <w:t xml:space="preserve"> </w:t>
-      </w:r>
-      <w:r>
-        <w:t xml:space="preserve">compact (→ badge) ;</w:t>
-      </w:r>
-    </w:p>
-    <w:p>
-      <w:pPr>
-        <w:pStyle w:val="Compact"/>
-        <w:numPr>
-          <w:ilvl w:val="1"/>
-          <w:numId w:val="1067"/>
-        </w:numPr>
-      </w:pPr>
-      <w:r>
-        <w:rPr>
-          <w:b/>
-          <w:bCs/>
-        </w:rPr>
-        <w:t xml:space="preserve">empiler</w:t>
-      </w:r>
-      <w:r>
-        <w:t xml:space="preserve"> </w:t>
-      </w:r>
-      <w:r>
-        <w:t xml:space="preserve">des alertes de même niveau ou multiplier les couleurs.</w:t>
-      </w:r>
-    </w:p>
-    <w:p>
-      <w:pPr>
-        <w:pStyle w:val="Compact"/>
-        <w:numPr>
-          <w:ilvl w:val="0"/>
-          <w:numId w:val="1066"/>
-        </w:numPr>
-      </w:pPr>
-      <w:r>
-        <w:rPr>
-          <w:b/>
-          <w:bCs/>
-        </w:rPr>
-        <w:t xml:space="preserve">Bonnes pratiques</w:t>
-      </w:r>
-      <w:r>
-        <w:t xml:space="preserve"> </w:t>
-      </w:r>
-      <w:r>
         <w:t xml:space="preserve">: un</w:t>
       </w:r>
       <w:r>
@@ -13535,1424 +15513,6 @@
           <w:b/>
           <w:bCs/>
         </w:rPr>
-        <w:t xml:space="preserve">titre court</w:t>
-      </w:r>
-      <w:r>
-        <w:t xml:space="preserve"> </w:t>
-      </w:r>
-      <w:r>
-        <w:t xml:space="preserve">qui résume l’état, un message qui dit</w:t>
-      </w:r>
-      <w:r>
-        <w:t xml:space="preserve"> </w:t>
-      </w:r>
-      <w:r>
-        <w:rPr>
-          <w:b/>
-          <w:bCs/>
-        </w:rPr>
-        <w:t xml:space="preserve">quoi faire ensuite</w:t>
-      </w:r>
-      <w:r>
-        <w:t xml:space="preserve"> </w:t>
-      </w:r>
-      <w:r>
-        <w:t xml:space="preserve">(action concrète) plutôt que de décrire le problème ; pas de jargon. Ne choisissez</w:t>
-      </w:r>
-      <w:r>
-        <w:t xml:space="preserve"> </w:t>
-      </w:r>
-      <w:r>
-        <w:rPr>
-          <w:b/>
-          <w:bCs/>
-        </w:rPr>
-        <w:t xml:space="preserve">pas</w:t>
-      </w:r>
-      <w:r>
-        <w:t xml:space="preserve"> </w:t>
-      </w:r>
-      <w:r>
-        <w:t xml:space="preserve">le rouge « parce que ça se voit » : un faux positif inquiète inutilement. Si un message doit rester</w:t>
-      </w:r>
-      <w:r>
-        <w:t xml:space="preserve"> </w:t>
-      </w:r>
-      <w:r>
-        <w:rPr>
-          <w:b/>
-          <w:bCs/>
-        </w:rPr>
-        <w:t xml:space="preserve">tout le temps</w:t>
-      </w:r>
-      <w:r>
-        <w:t xml:space="preserve">, ce n’est pas une alerte mais du</w:t>
-      </w:r>
-      <w:r>
-        <w:t xml:space="preserve"> </w:t>
-      </w:r>
-      <w:r>
-        <w:rPr>
-          <w:b/>
-          <w:bCs/>
-        </w:rPr>
-        <w:t xml:space="preserve">contenu éditorial</w:t>
-      </w:r>
-      <w:r>
-        <w:t xml:space="preserve"> </w:t>
-      </w:r>
-      <w:r>
-        <w:t xml:space="preserve">(mise en avant ou mise en exergue).</w:t>
-      </w:r>
-    </w:p>
-    <w:bookmarkEnd w:id="140"/>
-    <w:bookmarkStart w:id="141" w:name="Xdf41ef36dbcce782e9da6777cd3f1446b1b071c"/>
-    <w:p>
-      <w:pPr>
-        <w:pStyle w:val="Heading4"/>
-      </w:pPr>
-      <w:r>
-        <w:t xml:space="preserve">Mise en avant — une information importante et stable</w:t>
-      </w:r>
-    </w:p>
-    <w:p>
-      <w:pPr>
-        <w:pStyle w:val="FirstParagraph"/>
-      </w:pPr>
-      <w:r>
-        <w:t xml:space="preserve">Composant qui attire l’attention sur une information</w:t>
-      </w:r>
-      <w:r>
-        <w:t xml:space="preserve"> </w:t>
-      </w:r>
-      <w:r>
-        <w:rPr>
-          <w:b/>
-          <w:bCs/>
-        </w:rPr>
-        <w:t xml:space="preserve">importante et utile</w:t>
-      </w:r>
-      <w:r>
-        <w:t xml:space="preserve">, complémentaire au contenu principal,</w:t>
-      </w:r>
-      <w:r>
-        <w:t xml:space="preserve"> </w:t>
-      </w:r>
-      <w:r>
-        <w:rPr>
-          <w:b/>
-          <w:bCs/>
-        </w:rPr>
-        <w:t xml:space="preserve">sans le caractère d’urgence</w:t>
-      </w:r>
-      <w:r>
-        <w:t xml:space="preserve"> </w:t>
-      </w:r>
-      <w:r>
-        <w:t xml:space="preserve">d’une alerte. Il contient un</w:t>
-      </w:r>
-      <w:r>
-        <w:t xml:space="preserve"> </w:t>
-      </w:r>
-      <w:r>
-        <w:rPr>
-          <w:b/>
-          <w:bCs/>
-        </w:rPr>
-        <w:t xml:space="preserve">titre et un texte</w:t>
-      </w:r>
-      <w:r>
-        <w:t xml:space="preserve">. Deux variantes :</w:t>
-      </w:r>
-      <w:r>
-        <w:t xml:space="preserve"> </w:t>
-      </w:r>
-      <w:r>
-        <w:rPr>
-          <w:b/>
-          <w:bCs/>
-        </w:rPr>
-        <w:t xml:space="preserve">avec titre</w:t>
-      </w:r>
-      <w:r>
-        <w:t xml:space="preserve"> </w:t>
-      </w:r>
-      <w:r>
-        <w:t xml:space="preserve">(mise en avant autonome) ou</w:t>
-      </w:r>
-      <w:r>
-        <w:t xml:space="preserve"> </w:t>
-      </w:r>
-      <w:r>
-        <w:rPr>
-          <w:b/>
-          <w:bCs/>
-        </w:rPr>
-        <w:t xml:space="preserve">sans titre</w:t>
-      </w:r>
-      <w:r>
-        <w:t xml:space="preserve"> </w:t>
-      </w:r>
-      <w:r>
-        <w:t xml:space="preserve">(texte seul).</w:t>
-      </w:r>
-    </w:p>
-    <w:p>
-      <w:pPr>
-        <w:pStyle w:val="Compact"/>
-        <w:numPr>
-          <w:ilvl w:val="0"/>
-          <w:numId w:val="1068"/>
-        </w:numPr>
-      </w:pPr>
-      <w:r>
-        <w:rPr>
-          <w:b/>
-          <w:bCs/>
-        </w:rPr>
-        <w:t xml:space="preserve">À utiliser pour</w:t>
-      </w:r>
-      <w:r>
-        <w:t xml:space="preserve"> </w:t>
-      </w:r>
-      <w:r>
-        <w:t xml:space="preserve">: rappeler une</w:t>
-      </w:r>
-      <w:r>
-        <w:t xml:space="preserve"> </w:t>
-      </w:r>
-      <w:r>
-        <w:rPr>
-          <w:b/>
-          <w:bCs/>
-        </w:rPr>
-        <w:t xml:space="preserve">consigne clé</w:t>
-      </w:r>
-      <w:r>
-        <w:t xml:space="preserve"> </w:t>
-      </w:r>
-      <w:r>
-        <w:t xml:space="preserve">avant un module de questions (« Répondez en pensant aux 12 derniers mois ») ; donner un</w:t>
-      </w:r>
-      <w:r>
-        <w:t xml:space="preserve"> </w:t>
-      </w:r>
-      <w:r>
-        <w:rPr>
-          <w:b/>
-          <w:bCs/>
-        </w:rPr>
-        <w:t xml:space="preserve">contexte rassurant</w:t>
-      </w:r>
-      <w:r>
-        <w:t xml:space="preserve"> </w:t>
-      </w:r>
-      <w:r>
-        <w:t xml:space="preserve">(durée estimée, anonymat, reprise possible) ; signaler une information</w:t>
-      </w:r>
-      <w:r>
-        <w:t xml:space="preserve"> </w:t>
-      </w:r>
-      <w:r>
-        <w:rPr>
-          <w:b/>
-          <w:bCs/>
-        </w:rPr>
-        <w:t xml:space="preserve">notable mais non urgente</w:t>
-      </w:r>
-      <w:r>
-        <w:t xml:space="preserve">.</w:t>
-      </w:r>
-    </w:p>
-    <w:p>
-      <w:pPr>
-        <w:pStyle w:val="Compact"/>
-        <w:numPr>
-          <w:ilvl w:val="0"/>
-          <w:numId w:val="1068"/>
-        </w:numPr>
-      </w:pPr>
-      <w:r>
-        <w:rPr>
-          <w:b/>
-          <w:bCs/>
-        </w:rPr>
-        <w:t xml:space="preserve">À NE PAS utiliser pour</w:t>
-      </w:r>
-      <w:r>
-        <w:t xml:space="preserve"> </w:t>
-      </w:r>
-      <w:r>
-        <w:t xml:space="preserve">: une</w:t>
-      </w:r>
-      <w:r>
-        <w:t xml:space="preserve"> </w:t>
-      </w:r>
-      <w:r>
-        <w:rPr>
-          <w:b/>
-          <w:bCs/>
-        </w:rPr>
-        <w:t xml:space="preserve">erreur / succès / info urgente</w:t>
-      </w:r>
-      <w:r>
-        <w:t xml:space="preserve"> </w:t>
-      </w:r>
-      <w:r>
-        <w:t xml:space="preserve">(→ Alerte) ; une</w:t>
-      </w:r>
-      <w:r>
-        <w:t xml:space="preserve"> </w:t>
-      </w:r>
-      <w:r>
-        <w:rPr>
-          <w:b/>
-          <w:bCs/>
-        </w:rPr>
-        <w:t xml:space="preserve">citation</w:t>
-      </w:r>
-      <w:r>
-        <w:t xml:space="preserve"> </w:t>
-      </w:r>
-      <w:r>
-        <w:t xml:space="preserve">(→ Citation) ; une</w:t>
-      </w:r>
-      <w:r>
-        <w:t xml:space="preserve"> </w:t>
-      </w:r>
-      <w:r>
-        <w:rPr>
-          <w:b/>
-          <w:bCs/>
-        </w:rPr>
-        <w:t xml:space="preserve">FAQ</w:t>
-      </w:r>
-      <w:r>
-        <w:t xml:space="preserve"> </w:t>
-      </w:r>
-      <w:r>
-        <w:t xml:space="preserve">repliable (→ Accordéon) ; un simple</w:t>
-      </w:r>
-      <w:r>
-        <w:t xml:space="preserve"> </w:t>
-      </w:r>
-      <w:r>
-        <w:rPr>
-          <w:b/>
-          <w:bCs/>
-        </w:rPr>
-        <w:t xml:space="preserve">encadré coloré « pour faire joli »</w:t>
-      </w:r>
-      <w:r>
-        <w:t xml:space="preserve">.</w:t>
-      </w:r>
-    </w:p>
-    <w:p>
-      <w:pPr>
-        <w:pStyle w:val="Compact"/>
-        <w:numPr>
-          <w:ilvl w:val="0"/>
-          <w:numId w:val="1068"/>
-        </w:numPr>
-      </w:pPr>
-      <w:r>
-        <w:rPr>
-          <w:b/>
-          <w:bCs/>
-        </w:rPr>
-        <w:t xml:space="preserve">Bonnes pratiques</w:t>
-      </w:r>
-      <w:r>
-        <w:t xml:space="preserve"> </w:t>
-      </w:r>
-      <w:r>
-        <w:t xml:space="preserve">: sa force tient à sa</w:t>
-      </w:r>
-      <w:r>
-        <w:t xml:space="preserve"> </w:t>
-      </w:r>
-      <w:r>
-        <w:rPr>
-          <w:b/>
-          <w:bCs/>
-        </w:rPr>
-        <w:t xml:space="preserve">rareté</w:t>
-      </w:r>
-      <w:r>
-        <w:t xml:space="preserve"> </w:t>
-      </w:r>
-      <w:r>
-        <w:t xml:space="preserve">—</w:t>
-      </w:r>
-      <w:r>
-        <w:t xml:space="preserve"> </w:t>
-      </w:r>
-      <w:r>
-        <w:rPr>
-          <w:b/>
-          <w:bCs/>
-        </w:rPr>
-        <w:t xml:space="preserve">une, exceptionnellement deux</w:t>
-      </w:r>
-      <w:r>
-        <w:t xml:space="preserve"> </w:t>
-      </w:r>
-      <w:r>
-        <w:t xml:space="preserve">par page. Titre court, texte concis (2–3 phrases,</w:t>
-      </w:r>
-      <w:r>
-        <w:t xml:space="preserve"> </w:t>
-      </w:r>
-      <w:r>
-        <w:rPr>
-          <w:b/>
-          <w:bCs/>
-        </w:rPr>
-        <w:t xml:space="preserve">une seule idée</w:t>
-      </w:r>
-      <w:r>
-        <w:t xml:space="preserve">).</w:t>
-      </w:r>
-    </w:p>
-    <w:bookmarkEnd w:id="141"/>
-    <w:bookmarkStart w:id="142" w:name="X2f01da74a2c1ebc75f2da39eab28ef0f8ff8fc8"/>
-    <w:p>
-      <w:pPr>
-        <w:pStyle w:val="Heading4"/>
-      </w:pPr>
-      <w:r>
-        <w:t xml:space="preserve">Mise en exergue — faire ressortir un court passage clé</w:t>
-      </w:r>
-    </w:p>
-    <w:p>
-      <w:pPr>
-        <w:pStyle w:val="FirstParagraph"/>
-      </w:pPr>
-      <w:r>
-        <w:t xml:space="preserve">La mise en exergue détache un</w:t>
-      </w:r>
-      <w:r>
-        <w:t xml:space="preserve"> </w:t>
-      </w:r>
-      <w:r>
-        <w:rPr>
-          <w:b/>
-          <w:bCs/>
-        </w:rPr>
-        <w:t xml:space="preserve">court passage de texte réellement important</w:t>
-      </w:r>
-      <w:r>
-        <w:t xml:space="preserve"> </w:t>
-      </w:r>
-      <w:r>
-        <w:t xml:space="preserve">par un</w:t>
-      </w:r>
-      <w:r>
-        <w:t xml:space="preserve"> </w:t>
-      </w:r>
-      <w:r>
-        <w:rPr>
-          <w:b/>
-          <w:bCs/>
-        </w:rPr>
-        <w:t xml:space="preserve">liseré vertical coloré</w:t>
-      </w:r>
-      <w:r>
-        <w:t xml:space="preserve">, sans changer son sens ni sonner l’alerte.</w:t>
-      </w:r>
-    </w:p>
-    <w:p>
-      <w:pPr>
-        <w:pStyle w:val="Compact"/>
-        <w:numPr>
-          <w:ilvl w:val="0"/>
-          <w:numId w:val="1069"/>
-        </w:numPr>
-      </w:pPr>
-      <w:r>
-        <w:rPr>
-          <w:b/>
-          <w:bCs/>
-        </w:rPr>
-        <w:t xml:space="preserve">À utiliser pour</w:t>
-      </w:r>
-      <w:r>
-        <w:t xml:space="preserve"> </w:t>
-      </w:r>
-      <w:r>
-        <w:t xml:space="preserve">: souligner une</w:t>
-      </w:r>
-      <w:r>
-        <w:t xml:space="preserve"> </w:t>
-      </w:r>
-      <w:r>
-        <w:rPr>
-          <w:b/>
-          <w:bCs/>
-        </w:rPr>
-        <w:t xml:space="preserve">information clé</w:t>
-      </w:r>
-      <w:r>
-        <w:t xml:space="preserve"> </w:t>
-      </w:r>
-      <w:r>
-        <w:t xml:space="preserve">dans une introduction ou une consigne (« Vos réponses restent anonymes ») ; une phrase-pivot à lire avant de commencer ; aérer un texte dense en isolant l’idée directrice.</w:t>
-      </w:r>
-    </w:p>
-    <w:p>
-      <w:pPr>
-        <w:pStyle w:val="Compact"/>
-        <w:numPr>
-          <w:ilvl w:val="0"/>
-          <w:numId w:val="1069"/>
-        </w:numPr>
-      </w:pPr>
-      <w:r>
-        <w:rPr>
-          <w:b/>
-          <w:bCs/>
-        </w:rPr>
-        <w:t xml:space="preserve">À NE PAS utiliser pour</w:t>
-      </w:r>
-      <w:r>
-        <w:t xml:space="preserve"> </w:t>
-      </w:r>
-      <w:r>
-        <w:t xml:space="preserve">: une</w:t>
-      </w:r>
-      <w:r>
-        <w:t xml:space="preserve"> </w:t>
-      </w:r>
-      <w:r>
-        <w:rPr>
-          <w:b/>
-          <w:bCs/>
-        </w:rPr>
-        <w:t xml:space="preserve">erreur / info critique temporaire</w:t>
-      </w:r>
-      <w:r>
-        <w:t xml:space="preserve"> </w:t>
-      </w:r>
-      <w:r>
-        <w:t xml:space="preserve">(→ Alerte) ; une</w:t>
-      </w:r>
-      <w:r>
-        <w:t xml:space="preserve"> </w:t>
-      </w:r>
-      <w:r>
-        <w:rPr>
-          <w:b/>
-          <w:bCs/>
-        </w:rPr>
-        <w:t xml:space="preserve">parole attribuée</w:t>
-      </w:r>
-      <w:r>
-        <w:t xml:space="preserve"> </w:t>
-      </w:r>
-      <w:r>
-        <w:t xml:space="preserve">(→ Citation) ;</w:t>
-      </w:r>
-      <w:r>
-        <w:t xml:space="preserve"> </w:t>
-      </w:r>
-      <w:r>
-        <w:rPr>
-          <w:b/>
-          <w:bCs/>
-        </w:rPr>
-        <w:t xml:space="preserve">décorer</w:t>
-      </w:r>
-      <w:r>
-        <w:t xml:space="preserve"> </w:t>
-      </w:r>
-      <w:r>
-        <w:t xml:space="preserve">la page ; encadrer de</w:t>
-      </w:r>
-      <w:r>
-        <w:t xml:space="preserve"> </w:t>
-      </w:r>
-      <w:r>
-        <w:rPr>
-          <w:b/>
-          <w:bCs/>
-        </w:rPr>
-        <w:t xml:space="preserve">longs blocs</w:t>
-      </w:r>
-      <w:r>
-        <w:t xml:space="preserve"> </w:t>
-      </w:r>
-      <w:r>
-        <w:t xml:space="preserve">ou</w:t>
-      </w:r>
-      <w:r>
-        <w:t xml:space="preserve"> </w:t>
-      </w:r>
-      <w:r>
-        <w:rPr>
-          <w:b/>
-          <w:bCs/>
-        </w:rPr>
-        <w:t xml:space="preserve">empiler</w:t>
-      </w:r>
-      <w:r>
-        <w:t xml:space="preserve"> </w:t>
-      </w:r>
-      <w:r>
-        <w:t xml:space="preserve">les exergues.</w:t>
-      </w:r>
-    </w:p>
-    <w:p>
-      <w:pPr>
-        <w:pStyle w:val="Compact"/>
-        <w:numPr>
-          <w:ilvl w:val="0"/>
-          <w:numId w:val="1069"/>
-        </w:numPr>
-      </w:pPr>
-      <w:r>
-        <w:rPr>
-          <w:b/>
-          <w:bCs/>
-        </w:rPr>
-        <w:t xml:space="preserve">Bonnes pratiques</w:t>
-      </w:r>
-      <w:r>
-        <w:t xml:space="preserve"> </w:t>
-      </w:r>
-      <w:r>
-        <w:t xml:space="preserve">: une à trois phrases, rédigées comme un</w:t>
-      </w:r>
-      <w:r>
-        <w:t xml:space="preserve"> </w:t>
-      </w:r>
-      <w:r>
-        <w:rPr>
-          <w:b/>
-          <w:bCs/>
-        </w:rPr>
-        <w:t xml:space="preserve">message autoportant</w:t>
-      </w:r>
-      <w:r>
-        <w:t xml:space="preserve"> </w:t>
-      </w:r>
-      <w:r>
-        <w:t xml:space="preserve">;</w:t>
-      </w:r>
-      <w:r>
-        <w:t xml:space="preserve"> </w:t>
-      </w:r>
-      <w:r>
-        <w:rPr>
-          <w:b/>
-          <w:bCs/>
-        </w:rPr>
-        <w:t xml:space="preserve">une seule</w:t>
-      </w:r>
-      <w:r>
-        <w:t xml:space="preserve"> </w:t>
-      </w:r>
-      <w:r>
-        <w:t xml:space="preserve">(au maximum deux) par écran. Évitez le gras et les majuscules à l’intérieur — le liseré suffit déjà à hiérarchiser. Dans le doute : « est-ce un état / une action à corriger ? » →</w:t>
-      </w:r>
-      <w:r>
-        <w:t xml:space="preserve"> </w:t>
-      </w:r>
-      <w:r>
-        <w:rPr>
-          <w:b/>
-          <w:bCs/>
-        </w:rPr>
-        <w:t xml:space="preserve">Alerte</w:t>
-      </w:r>
-      <w:r>
-        <w:t xml:space="preserve"> </w:t>
-      </w:r>
-      <w:r>
-        <w:t xml:space="preserve">; « est-ce une information de fond à retenir ? » →</w:t>
-      </w:r>
-      <w:r>
-        <w:t xml:space="preserve"> </w:t>
-      </w:r>
-      <w:r>
-        <w:rPr>
-          <w:b/>
-          <w:bCs/>
-        </w:rPr>
-        <w:t xml:space="preserve">Mise en exergue</w:t>
-      </w:r>
-      <w:r>
-        <w:t xml:space="preserve">.</w:t>
-      </w:r>
-    </w:p>
-    <w:bookmarkEnd w:id="142"/>
-    <w:bookmarkStart w:id="143" w:name="X303b59db22d0d1de2e94c96047ce3a1bf88aebd"/>
-    <w:p>
-      <w:pPr>
-        <w:pStyle w:val="Heading4"/>
-      </w:pPr>
-      <w:r>
-        <w:t xml:space="preserve">Citation — une parole rapportée, attribuée à son auteur</w:t>
-      </w:r>
-    </w:p>
-    <w:p>
-      <w:pPr>
-        <w:pStyle w:val="FirstParagraph"/>
-      </w:pPr>
-      <w:r>
-        <w:t xml:space="preserve">La citation met en valeur les</w:t>
-      </w:r>
-      <w:r>
-        <w:t xml:space="preserve"> </w:t>
-      </w:r>
-      <w:r>
-        <w:rPr>
-          <w:b/>
-          <w:bCs/>
-        </w:rPr>
-        <w:t xml:space="preserve">propos exacts</w:t>
-      </w:r>
-      <w:r>
-        <w:t xml:space="preserve"> </w:t>
-      </w:r>
-      <w:r>
-        <w:t xml:space="preserve">d’une personne ou l’extrait fidèle d’un texte,</w:t>
-      </w:r>
-      <w:r>
-        <w:t xml:space="preserve"> </w:t>
-      </w:r>
-      <w:r>
-        <w:rPr>
-          <w:b/>
-          <w:bCs/>
-        </w:rPr>
-        <w:t xml:space="preserve">en les attribuant</w:t>
-      </w:r>
-      <w:r>
-        <w:t xml:space="preserve"> </w:t>
-      </w:r>
-      <w:r>
-        <w:t xml:space="preserve">à leur auteur. C’est un composant de</w:t>
-      </w:r>
-      <w:r>
-        <w:t xml:space="preserve"> </w:t>
-      </w:r>
-      <w:r>
-        <w:rPr>
-          <w:b/>
-          <w:bCs/>
-        </w:rPr>
-        <w:t xml:space="preserve">sens</w:t>
-      </w:r>
-      <w:r>
-        <w:t xml:space="preserve"> </w:t>
-      </w:r>
-      <w:r>
-        <w:t xml:space="preserve">(verbatim attribué), jamais un surligneur décoratif.</w:t>
-      </w:r>
-    </w:p>
-    <w:p>
-      <w:pPr>
-        <w:pStyle w:val="Compact"/>
-        <w:numPr>
-          <w:ilvl w:val="0"/>
-          <w:numId w:val="1070"/>
-        </w:numPr>
-      </w:pPr>
-      <w:r>
-        <w:rPr>
-          <w:b/>
-          <w:bCs/>
-        </w:rPr>
-        <w:t xml:space="preserve">À utiliser pour</w:t>
-      </w:r>
-      <w:r>
-        <w:t xml:space="preserve"> </w:t>
-      </w:r>
-      <w:r>
-        <w:t xml:space="preserve">: un</w:t>
-      </w:r>
-      <w:r>
-        <w:t xml:space="preserve"> </w:t>
-      </w:r>
-      <w:r>
-        <w:rPr>
-          <w:b/>
-          <w:bCs/>
-        </w:rPr>
-        <w:t xml:space="preserve">verbatim de répondant</w:t>
-      </w:r>
-      <w:r>
-        <w:t xml:space="preserve"> </w:t>
-      </w:r>
-      <w:r>
-        <w:t xml:space="preserve">(témoignage, réponse ouverte marquante) attribué à sa source ; une</w:t>
-      </w:r>
-      <w:r>
-        <w:t xml:space="preserve"> </w:t>
-      </w:r>
-      <w:r>
-        <w:rPr>
-          <w:b/>
-          <w:bCs/>
-        </w:rPr>
-        <w:t xml:space="preserve">parole officielle</w:t>
-      </w:r>
-      <w:r>
-        <w:t xml:space="preserve"> </w:t>
-      </w:r>
-      <w:r>
-        <w:t xml:space="preserve">(déclaration d’un responsable) ; un</w:t>
-      </w:r>
-      <w:r>
-        <w:t xml:space="preserve"> </w:t>
-      </w:r>
-      <w:r>
-        <w:rPr>
-          <w:b/>
-          <w:bCs/>
-        </w:rPr>
-        <w:t xml:space="preserve">extrait fidèle</w:t>
-      </w:r>
-      <w:r>
-        <w:t xml:space="preserve"> </w:t>
-      </w:r>
-      <w:r>
-        <w:t xml:space="preserve">d’un texte de référence dont les mots font foi.</w:t>
-      </w:r>
-    </w:p>
-    <w:p>
-      <w:pPr>
-        <w:pStyle w:val="Compact"/>
-        <w:numPr>
-          <w:ilvl w:val="0"/>
-          <w:numId w:val="1070"/>
-        </w:numPr>
-      </w:pPr>
-      <w:r>
-        <w:rPr>
-          <w:b/>
-          <w:bCs/>
-        </w:rPr>
-        <w:t xml:space="preserve">À NE PAS utiliser pour</w:t>
-      </w:r>
-      <w:r>
-        <w:t xml:space="preserve"> </w:t>
-      </w:r>
-      <w:r>
-        <w:t xml:space="preserve">: faire ressortir un</w:t>
-      </w:r>
-      <w:r>
-        <w:t xml:space="preserve"> </w:t>
-      </w:r>
-      <w:r>
-        <w:rPr>
-          <w:b/>
-          <w:bCs/>
-        </w:rPr>
-        <w:t xml:space="preserve">texte ordinaire</w:t>
-      </w:r>
-      <w:r>
-        <w:t xml:space="preserve"> </w:t>
-      </w:r>
-      <w:r>
-        <w:t xml:space="preserve">parce qu’on le trouve « joli » encadré ; porter une</w:t>
-      </w:r>
-      <w:r>
-        <w:t xml:space="preserve"> </w:t>
-      </w:r>
-      <w:r>
-        <w:rPr>
-          <w:b/>
-          <w:bCs/>
-        </w:rPr>
-        <w:t xml:space="preserve">consigne ou une info critique</w:t>
-      </w:r>
-      <w:r>
-        <w:t xml:space="preserve"> </w:t>
-      </w:r>
-      <w:r>
-        <w:t xml:space="preserve">(→ mise en exergue ou alerte) ;</w:t>
-      </w:r>
-      <w:r>
-        <w:t xml:space="preserve"> </w:t>
-      </w:r>
-      <w:r>
-        <w:rPr>
-          <w:b/>
-          <w:bCs/>
-        </w:rPr>
-        <w:t xml:space="preserve">inventer ou reformuler</w:t>
-      </w:r>
-      <w:r>
-        <w:t xml:space="preserve"> </w:t>
-      </w:r>
-      <w:r>
-        <w:t xml:space="preserve">des propos (une citation =</w:t>
-      </w:r>
-      <w:r>
-        <w:t xml:space="preserve"> </w:t>
-      </w:r>
-      <w:r>
-        <w:rPr>
-          <w:b/>
-          <w:bCs/>
-        </w:rPr>
-        <w:t xml:space="preserve">mots exacts + auteur identifiable</w:t>
-      </w:r>
-      <w:r>
-        <w:t xml:space="preserve">).</w:t>
-      </w:r>
-    </w:p>
-    <w:p>
-      <w:pPr>
-        <w:pStyle w:val="Compact"/>
-        <w:numPr>
-          <w:ilvl w:val="0"/>
-          <w:numId w:val="1070"/>
-        </w:numPr>
-      </w:pPr>
-      <w:r>
-        <w:rPr>
-          <w:b/>
-          <w:bCs/>
-        </w:rPr>
-        <w:t xml:space="preserve">Bonnes pratiques</w:t>
-      </w:r>
-      <w:r>
-        <w:t xml:space="preserve"> </w:t>
-      </w:r>
-      <w:r>
-        <w:t xml:space="preserve">: reproduisez les propos</w:t>
-      </w:r>
-      <w:r>
-        <w:t xml:space="preserve"> </w:t>
-      </w:r>
-      <w:r>
-        <w:rPr>
-          <w:b/>
-          <w:bCs/>
-        </w:rPr>
-        <w:t xml:space="preserve">mot pour mot</w:t>
-      </w:r>
-      <w:r>
-        <w:t xml:space="preserve"> </w:t>
-      </w:r>
-      <w:r>
-        <w:t xml:space="preserve">et</w:t>
-      </w:r>
-      <w:r>
-        <w:t xml:space="preserve"> </w:t>
-      </w:r>
-      <w:r>
-        <w:rPr>
-          <w:b/>
-          <w:bCs/>
-        </w:rPr>
-        <w:t xml:space="preserve">attribuez-les systématiquement</w:t>
-      </w:r>
-      <w:r>
-        <w:t xml:space="preserve"> </w:t>
-      </w:r>
-      <w:r>
-        <w:t xml:space="preserve">(nom, et si utile fonction/organisme) — une citation</w:t>
-      </w:r>
-      <w:r>
-        <w:t xml:space="preserve"> </w:t>
-      </w:r>
-      <w:r>
-        <w:rPr>
-          <w:b/>
-          <w:bCs/>
-        </w:rPr>
-        <w:t xml:space="preserve">sans auteur</w:t>
-      </w:r>
-      <w:r>
-        <w:t xml:space="preserve"> </w:t>
-      </w:r>
-      <w:r>
-        <w:t xml:space="preserve">perd son sens. Une ou deux par page suffisent. Sur des réponses au questionnaire,</w:t>
-      </w:r>
-      <w:r>
-        <w:t xml:space="preserve"> </w:t>
-      </w:r>
-      <w:r>
-        <w:rPr>
-          <w:b/>
-          <w:bCs/>
-        </w:rPr>
-        <w:t xml:space="preserve">anonymisez ou obtenez le consentement</w:t>
-      </w:r>
-      <w:r>
-        <w:t xml:space="preserve"> </w:t>
-      </w:r>
-      <w:r>
-        <w:t xml:space="preserve">avant d’attribuer nominativement.</w:t>
-      </w:r>
-    </w:p>
-    <w:bookmarkEnd w:id="143"/>
-    <w:bookmarkStart w:id="144" w:name="Xfd2ca9838f6c347c8076a7a664a2e9be52f7b4e"/>
-    <w:p>
-      <w:pPr>
-        <w:pStyle w:val="Heading4"/>
-      </w:pPr>
-      <w:r>
-        <w:t xml:space="preserve">Tableau — des données comparables en lignes et colonnes</w:t>
-      </w:r>
-    </w:p>
-    <w:p>
-      <w:pPr>
-        <w:pStyle w:val="FirstParagraph"/>
-      </w:pPr>
-      <w:r>
-        <w:t xml:space="preserve">Le tableau présente des</w:t>
-      </w:r>
-      <w:r>
-        <w:t xml:space="preserve"> </w:t>
-      </w:r>
-      <w:r>
-        <w:rPr>
-          <w:b/>
-          <w:bCs/>
-        </w:rPr>
-        <w:t xml:space="preserve">données structurées et comparables</w:t>
-      </w:r>
-      <w:r>
-        <w:t xml:space="preserve">, pour que le lecteur puisse</w:t>
-      </w:r>
-      <w:r>
-        <w:t xml:space="preserve"> </w:t>
-      </w:r>
-      <w:r>
-        <w:rPr>
-          <w:b/>
-          <w:bCs/>
-        </w:rPr>
-        <w:t xml:space="preserve">lire, croiser et comparer</w:t>
-      </w:r>
-      <w:r>
-        <w:t xml:space="preserve"> </w:t>
-      </w:r>
-      <w:r>
-        <w:t xml:space="preserve">des valeurs. Ce n’est</w:t>
-      </w:r>
-      <w:r>
-        <w:t xml:space="preserve"> </w:t>
-      </w:r>
-      <w:r>
-        <w:rPr>
-          <w:b/>
-          <w:bCs/>
-        </w:rPr>
-        <w:t xml:space="preserve">jamais</w:t>
-      </w:r>
-      <w:r>
-        <w:t xml:space="preserve"> </w:t>
-      </w:r>
-      <w:r>
-        <w:t xml:space="preserve">un outil de mise en page.</w:t>
-      </w:r>
-    </w:p>
-    <w:p>
-      <w:pPr>
-        <w:pStyle w:val="Compact"/>
-        <w:numPr>
-          <w:ilvl w:val="0"/>
-          <w:numId w:val="1071"/>
-        </w:numPr>
-      </w:pPr>
-      <w:r>
-        <w:rPr>
-          <w:b/>
-          <w:bCs/>
-        </w:rPr>
-        <w:t xml:space="preserve">À utiliser pour</w:t>
-      </w:r>
-      <w:r>
-        <w:t xml:space="preserve"> </w:t>
-      </w:r>
-      <w:r>
-        <w:t xml:space="preserve">: des données</w:t>
-      </w:r>
-      <w:r>
-        <w:t xml:space="preserve"> </w:t>
-      </w:r>
-      <w:r>
-        <w:rPr>
-          <w:b/>
-          <w:bCs/>
-        </w:rPr>
-        <w:t xml:space="preserve">réellement tabulaires</w:t>
-      </w:r>
-      <w:r>
-        <w:t xml:space="preserve"> </w:t>
-      </w:r>
-      <w:r>
-        <w:t xml:space="preserve">(une même information déclinée sur plusieurs entrées : liste de documents avec format et date, résultats par question) ; permettre de</w:t>
-      </w:r>
-      <w:r>
-        <w:t xml:space="preserve"> </w:t>
-      </w:r>
-      <w:r>
-        <w:rPr>
-          <w:b/>
-          <w:bCs/>
-        </w:rPr>
-        <w:t xml:space="preserve">comparer</w:t>
-      </w:r>
-      <w:r>
-        <w:t xml:space="preserve"> </w:t>
-      </w:r>
-      <w:r>
-        <w:t xml:space="preserve">ligne à ligne ou colonne à colonne.</w:t>
-      </w:r>
-    </w:p>
-    <w:p>
-      <w:pPr>
-        <w:pStyle w:val="Compact"/>
-        <w:numPr>
-          <w:ilvl w:val="0"/>
-          <w:numId w:val="1071"/>
-        </w:numPr>
-      </w:pPr>
-      <w:r>
-        <w:rPr>
-          <w:b/>
-          <w:bCs/>
-        </w:rPr>
-        <w:t xml:space="preserve">À NE PAS utiliser pour</w:t>
-      </w:r>
-      <w:r>
-        <w:t xml:space="preserve"> </w:t>
-      </w:r>
-      <w:r>
-        <w:t xml:space="preserve">:</w:t>
-      </w:r>
-      <w:r>
-        <w:t xml:space="preserve"> </w:t>
-      </w:r>
-      <w:r>
-        <w:rPr>
-          <w:b/>
-          <w:bCs/>
-        </w:rPr>
-        <w:t xml:space="preserve">mettre en page</w:t>
-      </w:r>
-      <w:r>
-        <w:t xml:space="preserve"> </w:t>
-      </w:r>
-      <w:r>
-        <w:t xml:space="preserve">des blocs visuels ; afficher une</w:t>
-      </w:r>
-      <w:r>
-        <w:t xml:space="preserve"> </w:t>
-      </w:r>
-      <w:r>
-        <w:rPr>
-          <w:b/>
-          <w:bCs/>
-        </w:rPr>
-        <w:t xml:space="preserve">paire clé/valeur isolée</w:t>
-      </w:r>
-      <w:r>
-        <w:t xml:space="preserve"> </w:t>
-      </w:r>
-      <w:r>
-        <w:t xml:space="preserve">(→ badge ou simple phrase) ; un contenu</w:t>
-      </w:r>
-      <w:r>
-        <w:t xml:space="preserve"> </w:t>
-      </w:r>
-      <w:r>
-        <w:rPr>
-          <w:b/>
-          <w:bCs/>
-        </w:rPr>
-        <w:t xml:space="preserve">narratif ou hiérarchique</w:t>
-      </w:r>
-      <w:r>
-        <w:t xml:space="preserve"> </w:t>
-      </w:r>
-      <w:r>
-        <w:t xml:space="preserve">(→ accordéon / liste) ; reproduire une</w:t>
-      </w:r>
-      <w:r>
-        <w:t xml:space="preserve"> </w:t>
-      </w:r>
-      <w:r>
-        <w:rPr>
-          <w:b/>
-          <w:bCs/>
-        </w:rPr>
-        <w:t xml:space="preserve">tendance</w:t>
-      </w:r>
-      <w:r>
-        <w:t xml:space="preserve"> </w:t>
-      </w:r>
-      <w:r>
-        <w:t xml:space="preserve">(→ un graphique serait plus lisible).</w:t>
-      </w:r>
-    </w:p>
-    <w:p>
-      <w:pPr>
-        <w:pStyle w:val="Compact"/>
-        <w:numPr>
-          <w:ilvl w:val="0"/>
-          <w:numId w:val="1071"/>
-        </w:numPr>
-      </w:pPr>
-      <w:r>
-        <w:rPr>
-          <w:b/>
-          <w:bCs/>
-        </w:rPr>
-        <w:t xml:space="preserve">Bonnes pratiques</w:t>
-      </w:r>
-      <w:r>
-        <w:t xml:space="preserve"> </w:t>
-      </w:r>
-      <w:r>
-        <w:t xml:space="preserve">: toujours renseigner un</w:t>
-      </w:r>
-      <w:r>
-        <w:t xml:space="preserve"> </w:t>
-      </w:r>
-      <w:r>
-        <w:rPr>
-          <w:b/>
-          <w:bCs/>
-        </w:rPr>
-        <w:t xml:space="preserve">titre</w:t>
-      </w:r>
-      <w:r>
-        <w:t xml:space="preserve"> </w:t>
-      </w:r>
-      <w:r>
-        <w:t xml:space="preserve">(la légende qui annonce le contenu — le modèle contient « Titre du tableau », à remplacer) ; des</w:t>
-      </w:r>
-      <w:r>
-        <w:t xml:space="preserve"> </w:t>
-      </w:r>
-      <w:r>
-        <w:rPr>
-          <w:b/>
-          <w:bCs/>
-        </w:rPr>
-        <w:t xml:space="preserve">en-têtes de colonnes</w:t>
-      </w:r>
-      <w:r>
-        <w:t xml:space="preserve"> </w:t>
-      </w:r>
-      <w:r>
-        <w:t xml:space="preserve">courts et explicites (le modèle les fournit, à conserver) ;</w:t>
-      </w:r>
-      <w:r>
-        <w:t xml:space="preserve"> </w:t>
-      </w:r>
-      <w:r>
-        <w:rPr>
-          <w:b/>
-          <w:bCs/>
-        </w:rPr>
-        <w:t xml:space="preserve">évitez les cellules fusionnées</w:t>
-      </w:r>
-      <w:r>
-        <w:t xml:space="preserve"> </w:t>
-      </w:r>
-      <w:r>
-        <w:t xml:space="preserve">et les tableaux imbriqués qui gênent la lecture par lecteur d’écran. Sur mobile,</w:t>
-      </w:r>
-      <w:r>
-        <w:t xml:space="preserve"> </w:t>
-      </w:r>
-      <w:r>
-        <w:rPr>
-          <w:b/>
-          <w:bCs/>
-        </w:rPr>
-        <w:t xml:space="preserve">limitez le nombre de colonnes à l’essentiel</w:t>
-      </w:r>
-      <w:r>
-        <w:t xml:space="preserve"> </w:t>
-      </w:r>
-      <w:r>
-        <w:t xml:space="preserve">et laissez le défilement horizontal faire son travail. Règle d’or : si vous ne pouvez pas</w:t>
-      </w:r>
-      <w:r>
-        <w:t xml:space="preserve"> </w:t>
-      </w:r>
-      <w:r>
-        <w:rPr>
-          <w:b/>
-          <w:bCs/>
-        </w:rPr>
-        <w:t xml:space="preserve">nommer chaque colonne</w:t>
-      </w:r>
-      <w:r>
-        <w:t xml:space="preserve"> </w:t>
-      </w:r>
-      <w:r>
-        <w:t xml:space="preserve">ni justifier que les lignes se</w:t>
-      </w:r>
-      <w:r>
-        <w:t xml:space="preserve"> </w:t>
-      </w:r>
-      <w:r>
-        <w:rPr>
-          <w:b/>
-          <w:bCs/>
-        </w:rPr>
-        <w:t xml:space="preserve">comparent</w:t>
-      </w:r>
-      <w:r>
-        <w:t xml:space="preserve">, ce n’est pas un tableau.</w:t>
-      </w:r>
-    </w:p>
-    <w:bookmarkEnd w:id="144"/>
-    <w:bookmarkStart w:id="145" w:name="X67192766853913f23684d1dc1ffa2acd988ee5c"/>
-    <w:p>
-      <w:pPr>
-        <w:pStyle w:val="Heading4"/>
-      </w:pPr>
-      <w:r>
-        <w:t xml:space="preserve">Téléchargement de fichier — récupérer un document, format et poids annoncés</w:t>
-      </w:r>
-    </w:p>
-    <w:p>
-      <w:pPr>
-        <w:pStyle w:val="FirstParagraph"/>
-      </w:pPr>
-      <w:r>
-        <w:t xml:space="preserve">Ce composant signale et déclenche le téléchargement d’un</w:t>
-      </w:r>
-      <w:r>
-        <w:t xml:space="preserve"> </w:t>
-      </w:r>
-      <w:r>
-        <w:rPr>
-          <w:b/>
-          <w:bCs/>
-        </w:rPr>
-        <w:t xml:space="preserve">document</w:t>
-      </w:r>
-      <w:r>
-        <w:t xml:space="preserve"> </w:t>
-      </w:r>
-      <w:r>
-        <w:t xml:space="preserve">(PDF, tableur…) en annonçant</w:t>
-      </w:r>
-      <w:r>
-        <w:t xml:space="preserve"> </w:t>
-      </w:r>
-      <w:r>
-        <w:rPr>
-          <w:b/>
-          <w:bCs/>
-        </w:rPr>
-        <w:t xml:space="preserve">avant le clic</w:t>
-      </w:r>
-      <w:r>
-        <w:t xml:space="preserve"> </w:t>
-      </w:r>
-      <w:r>
-        <w:t xml:space="preserve">ce que le répondant va récupérer :</w:t>
-      </w:r>
-      <w:r>
-        <w:t xml:space="preserve"> </w:t>
-      </w:r>
-      <w:r>
-        <w:rPr>
-          <w:b/>
-          <w:bCs/>
-        </w:rPr>
-        <w:t xml:space="preserve">intitulé explicite, format et poids</w:t>
-      </w:r>
-      <w:r>
-        <w:t xml:space="preserve">.</w:t>
-      </w:r>
-    </w:p>
-    <w:p>
-      <w:pPr>
-        <w:pStyle w:val="Compact"/>
-        <w:numPr>
-          <w:ilvl w:val="0"/>
-          <w:numId w:val="1072"/>
-        </w:numPr>
-      </w:pPr>
-      <w:r>
-        <w:rPr>
-          <w:b/>
-          <w:bCs/>
-        </w:rPr>
-        <w:t xml:space="preserve">À utiliser pour</w:t>
-      </w:r>
-      <w:r>
-        <w:t xml:space="preserve"> </w:t>
-      </w:r>
-      <w:r>
-        <w:t xml:space="preserve">: proposer un</w:t>
-      </w:r>
-      <w:r>
-        <w:t xml:space="preserve"> </w:t>
-      </w:r>
-      <w:r>
-        <w:rPr>
-          <w:b/>
-          <w:bCs/>
-        </w:rPr>
-        <w:t xml:space="preserve">fichier réel et autonome</w:t>
-      </w:r>
-      <w:r>
-        <w:t xml:space="preserve"> </w:t>
-      </w:r>
-      <w:r>
-        <w:t xml:space="preserve">(notice à remplir, règlement du questionnaire, courrier de consentement, récapitulatif à archiver) ; chaque fois que le répondant</w:t>
-      </w:r>
-      <w:r>
-        <w:t xml:space="preserve"> </w:t>
-      </w:r>
-      <w:r>
-        <w:rPr>
-          <w:b/>
-          <w:bCs/>
-        </w:rPr>
-        <w:t xml:space="preserve">récupère un fichier</w:t>
-      </w:r>
-      <w:r>
-        <w:t xml:space="preserve"> </w:t>
-      </w:r>
-      <w:r>
-        <w:t xml:space="preserve">sur son appareil.</w:t>
-      </w:r>
-    </w:p>
-    <w:p>
-      <w:pPr>
-        <w:pStyle w:val="Compact"/>
-        <w:numPr>
-          <w:ilvl w:val="0"/>
-          <w:numId w:val="1072"/>
-        </w:numPr>
-      </w:pPr>
-      <w:r>
-        <w:rPr>
-          <w:b/>
-          <w:bCs/>
-        </w:rPr>
-        <w:t xml:space="preserve">À NE PAS utiliser pour</w:t>
-      </w:r>
-      <w:r>
-        <w:t xml:space="preserve"> </w:t>
-      </w:r>
-      <w:r>
-        <w:t xml:space="preserve">: un</w:t>
-      </w:r>
-      <w:r>
-        <w:t xml:space="preserve"> </w:t>
-      </w:r>
-      <w:r>
-        <w:rPr>
-          <w:b/>
-          <w:bCs/>
-        </w:rPr>
         <w:t xml:space="preserve">simple lien vers une page web</w:t>
       </w:r>
       <w:r>
@@ -14996,7 +15556,7 @@
         <w:pStyle w:val="Compact"/>
         <w:numPr>
           <w:ilvl w:val="0"/>
-          <w:numId w:val="1072"/>
+          <w:numId w:val="1073"/>
         </w:numPr>
       </w:pPr>
       <w:r>
@@ -15028,7 +15588,7 @@
         <w:pStyle w:val="Compact"/>
         <w:numPr>
           <w:ilvl w:val="0"/>
-          <w:numId w:val="1072"/>
+          <w:numId w:val="1073"/>
         </w:numPr>
       </w:pPr>
       <w:r>
@@ -15066,7 +15626,7 @@
         <w:pStyle w:val="Compact"/>
         <w:numPr>
           <w:ilvl w:val="1"/>
-          <w:numId w:val="1073"/>
+          <w:numId w:val="1074"/>
         </w:numPr>
       </w:pPr>
       <w:r>
@@ -15091,7 +15651,7 @@
         <w:pStyle w:val="Compact"/>
         <w:numPr>
           <w:ilvl w:val="1"/>
-          <w:numId w:val="1073"/>
+          <w:numId w:val="1074"/>
         </w:numPr>
       </w:pPr>
       <w:r>
@@ -15132,7 +15692,7 @@
         <w:pStyle w:val="Compact"/>
         <w:numPr>
           <w:ilvl w:val="1"/>
-          <w:numId w:val="1073"/>
+          <w:numId w:val="1074"/>
         </w:numPr>
       </w:pPr>
       <w:r>
@@ -15181,9 +15741,9 @@
         <w:t xml:space="preserve">ce détail vide.</w:t>
       </w:r>
     </w:p>
-    <w:bookmarkEnd w:id="145"/>
-    <w:bookmarkEnd w:id="146"/>
-    <w:bookmarkStart w:id="147" w:name="à-retenir-2"/>
+    <w:bookmarkEnd w:id="149"/>
+    <w:bookmarkEnd w:id="150"/>
+    <w:bookmarkStart w:id="151" w:name="à-retenir-2"/>
     <w:p>
       <w:pPr>
         <w:pStyle w:val="Heading3"/>
@@ -15197,7 +15757,7 @@
         <w:pStyle w:val="Compact"/>
         <w:numPr>
           <w:ilvl w:val="0"/>
-          <w:numId w:val="1074"/>
+          <w:numId w:val="1075"/>
         </w:numPr>
       </w:pPr>
       <w:r>
@@ -15245,7 +15805,7 @@
         <w:pStyle w:val="Compact"/>
         <w:numPr>
           <w:ilvl w:val="0"/>
-          <w:numId w:val="1074"/>
+          <w:numId w:val="1075"/>
         </w:numPr>
       </w:pPr>
       <w:r>
@@ -15724,7 +16284,7 @@
         <w:pStyle w:val="Compact"/>
         <w:numPr>
           <w:ilvl w:val="0"/>
-          <w:numId w:val="1075"/>
+          <w:numId w:val="1076"/>
         </w:numPr>
       </w:pPr>
       <w:r>
@@ -15754,9 +16314,9 @@
         </w:pict>
       </w:r>
     </w:p>
-    <w:bookmarkEnd w:id="147"/>
-    <w:bookmarkEnd w:id="148"/>
-    <w:bookmarkStart w:id="160" w:name="prévisualiser-et-vérifier"/>
+    <w:bookmarkEnd w:id="151"/>
+    <w:bookmarkEnd w:id="152"/>
+    <w:bookmarkStart w:id="164" w:name="prévisualiser-et-vérifier"/>
     <w:p>
       <w:pPr>
         <w:pStyle w:val="Heading2"/>
@@ -15830,11 +16390,11 @@
       <w:pPr>
         <w:pStyle w:val="Heading3"/>
       </w:pPr>
-      <w:bookmarkStart w:id="149" w:name="X683b8eebc2172dab8aab4b5a8f98d8e1f095645"/>
+      <w:bookmarkStart w:id="153" w:name="X683b8eebc2172dab8aab4b5a8f98d8e1f095645"/>
       <w:r>
         <w:t xml:space="preserve">⚠️ Vérifiez la déclaration de conformité RGAA avant activation</w:t>
       </w:r>
-      <w:bookmarkEnd w:id="149"/>
+      <w:bookmarkEnd w:id="153"/>
     </w:p>
     <w:p>
       <w:pPr>
@@ -15950,7 +16510,7 @@
         <w:t xml:space="preserve">de votre contenu éditorial — il ne signe pas l’audit à votre place.</w:t>
       </w:r>
     </w:p>
-    <w:bookmarkStart w:id="153" w:name="trois-niveaux-daperçu"/>
+    <w:bookmarkStart w:id="157" w:name="trois-niveaux-daperçu"/>
     <w:p>
       <w:pPr>
         <w:pStyle w:val="Heading3"/>
@@ -15972,7 +16532,7 @@
         <w:pStyle w:val="Compact"/>
         <w:numPr>
           <w:ilvl w:val="0"/>
-          <w:numId w:val="1076"/>
+          <w:numId w:val="1077"/>
         </w:numPr>
       </w:pPr>
       <w:r>
@@ -15994,7 +16554,7 @@
         <w:pStyle w:val="Compact"/>
         <w:numPr>
           <w:ilvl w:val="0"/>
-          <w:numId w:val="1076"/>
+          <w:numId w:val="1077"/>
         </w:numPr>
       </w:pPr>
       <w:r>
@@ -16016,7 +16576,7 @@
         <w:pStyle w:val="Compact"/>
         <w:numPr>
           <w:ilvl w:val="0"/>
-          <w:numId w:val="1076"/>
+          <w:numId w:val="1077"/>
         </w:numPr>
       </w:pPr>
       <w:r>
@@ -16042,18 +16602,18 @@
           <wp:inline>
             <wp:extent cx="5334000" cy="406102"/>
             <wp:effectExtent b="0" l="0" r="0" t="0"/>
-            <wp:docPr descr="Boutons d’aperçu question, groupe et questionnaire complet dans LimeSurvey" title="" id="151" name="Picture"/>
+            <wp:docPr descr="Boutons d’aperçu question, groupe et questionnaire complet dans LimeSurvey" title="" id="155" name="Picture"/>
             <a:graphic>
               <a:graphicData uri="http://schemas.openxmlformats.org/drawingml/2006/picture">
                 <pic:pic>
                   <pic:nvPicPr>
-                    <pic:cNvPr descr="img/8-apercu-complet-vs-question.png" id="152" name="Picture"/>
+                    <pic:cNvPr descr="img/8-apercu-complet-vs-question.png" id="156" name="Picture"/>
                     <pic:cNvPicPr>
                       <a:picLocks noChangeArrowheads="1" noChangeAspect="1"/>
                     </pic:cNvPicPr>
                   </pic:nvPicPr>
                   <pic:blipFill>
-                    <a:blip r:embed="rId150"/>
+                    <a:blip r:embed="rId154"/>
                     <a:stretch>
                       <a:fillRect/>
                     </a:stretch>
@@ -16096,8 +16656,8 @@
         <w:t xml:space="preserve">L’aperçu du questionnaire complet ne compte pas de réponse réelle et ne nécessite pas d’activer le questionnaire : vous pouvez le lancer autant de fois que nécessaire pendant la construction.</w:t>
       </w:r>
     </w:p>
-    <w:bookmarkEnd w:id="153"/>
-    <w:bookmarkStart w:id="154" w:name="lire-les-repères-contributeur"/>
+    <w:bookmarkEnd w:id="157"/>
+    <w:bookmarkStart w:id="158" w:name="lire-les-repères-contributeur"/>
     <w:p>
       <w:pPr>
         <w:pStyle w:val="Heading3"/>
@@ -16119,7 +16679,7 @@
         <w:pStyle w:val="Compact"/>
         <w:numPr>
           <w:ilvl w:val="0"/>
-          <w:numId w:val="1077"/>
+          <w:numId w:val="1078"/>
         </w:numPr>
       </w:pPr>
       <w:r>
@@ -16154,7 +16714,7 @@
         <w:pStyle w:val="Compact"/>
         <w:numPr>
           <w:ilvl w:val="0"/>
-          <w:numId w:val="1077"/>
+          <w:numId w:val="1078"/>
         </w:numPr>
       </w:pPr>
       <w:r>
@@ -16176,7 +16736,7 @@
         <w:pStyle w:val="Compact"/>
         <w:numPr>
           <w:ilvl w:val="0"/>
-          <w:numId w:val="1077"/>
+          <w:numId w:val="1078"/>
         </w:numPr>
       </w:pPr>
       <w:r>
@@ -16230,7 +16790,7 @@
         <w:pStyle w:val="Compact"/>
         <w:numPr>
           <w:ilvl w:val="0"/>
-          <w:numId w:val="1077"/>
+          <w:numId w:val="1078"/>
         </w:numPr>
       </w:pPr>
       <w:r>
@@ -16247,8 +16807,8 @@
         <w:t xml:space="preserve">Titres de groupe, libellés de question, aides : l’ordre visuel doit refléter l’ordre logique. Un aperçu où « tout se ressemble » est un signal d’alerte.</w:t>
       </w:r>
     </w:p>
-    <w:bookmarkEnd w:id="154"/>
-    <w:bookmarkStart w:id="158" w:name="Xa4cd5dd2096a0984104a4c99fa77346301e5a90"/>
+    <w:bookmarkEnd w:id="158"/>
+    <w:bookmarkStart w:id="162" w:name="Xa4cd5dd2096a0984104a4c99fa77346301e5a90"/>
     <w:p>
       <w:pPr>
         <w:pStyle w:val="Heading3"/>
@@ -16366,18 +16926,18 @@
           <wp:inline>
             <wp:extent cx="5334000" cy="1855585"/>
             <wp:effectExtent b="0" l="0" r="0" t="0"/>
-            <wp:docPr descr="Un accordéon replié dans l’aperçu répondant, puis déplié après clic" title="" id="156" name="Picture"/>
+            <wp:docPr descr="Un accordéon replié dans l’aperçu répondant, puis déplié après clic" title="" id="160" name="Picture"/>
             <a:graphic>
               <a:graphicData uri="http://schemas.openxmlformats.org/drawingml/2006/picture">
                 <pic:pic>
                   <pic:nvPicPr>
-                    <pic:cNvPr descr="img/c6-accordeon-apercu.png" id="157" name="Picture"/>
+                    <pic:cNvPr descr="img/c6-accordeon-apercu.png" id="161" name="Picture"/>
                     <pic:cNvPicPr>
                       <a:picLocks noChangeArrowheads="1" noChangeAspect="1"/>
                     </pic:cNvPicPr>
                   </pic:nvPicPr>
                   <pic:blipFill>
-                    <a:blip r:embed="rId155"/>
+                    <a:blip r:embed="rId159"/>
                     <a:stretch>
                       <a:fillRect/>
                     </a:stretch>
@@ -16436,8 +16996,8 @@
         <w:t xml:space="preserve">Si vous voulez vérifier qu’une information est bien lisible une fois dépliée, cliquez réellement sur l’accordéon dans l’aperçu.</w:t>
       </w:r>
     </w:p>
-    <w:bookmarkEnd w:id="158"/>
-    <w:bookmarkStart w:id="159" w:name="votre-vérification-avant-activation"/>
+    <w:bookmarkEnd w:id="162"/>
+    <w:bookmarkStart w:id="163" w:name="votre-vérification-avant-activation"/>
     <w:p>
       <w:pPr>
         <w:pStyle w:val="Heading3"/>
@@ -16459,7 +17019,7 @@
         <w:pStyle w:val="Compact"/>
         <w:numPr>
           <w:ilvl w:val="0"/>
-          <w:numId w:val="1078"/>
+          <w:numId w:val="1079"/>
         </w:numPr>
       </w:pPr>
       <w:r>
@@ -16481,7 +17041,7 @@
         <w:pStyle w:val="Compact"/>
         <w:numPr>
           <w:ilvl w:val="0"/>
-          <w:numId w:val="1078"/>
+          <w:numId w:val="1079"/>
         </w:numPr>
       </w:pPr>
       <w:r>
@@ -16500,7 +17060,7 @@
         <w:pStyle w:val="Compact"/>
         <w:numPr>
           <w:ilvl w:val="0"/>
-          <w:numId w:val="1078"/>
+          <w:numId w:val="1079"/>
         </w:numPr>
       </w:pPr>
       <w:r>
@@ -16522,7 +17082,7 @@
         <w:pStyle w:val="Compact"/>
         <w:numPr>
           <w:ilvl w:val="0"/>
-          <w:numId w:val="1078"/>
+          <w:numId w:val="1079"/>
         </w:numPr>
       </w:pPr>
       <w:r>
@@ -16544,7 +17104,7 @@
         <w:pStyle w:val="Compact"/>
         <w:numPr>
           <w:ilvl w:val="0"/>
-          <w:numId w:val="1078"/>
+          <w:numId w:val="1079"/>
         </w:numPr>
       </w:pPr>
       <w:r>
@@ -16566,7 +17126,7 @@
         <w:pStyle w:val="Compact"/>
         <w:numPr>
           <w:ilvl w:val="0"/>
-          <w:numId w:val="1078"/>
+          <w:numId w:val="1079"/>
         </w:numPr>
       </w:pPr>
       <w:r>
@@ -16598,9 +17158,9 @@
         </w:pict>
       </w:r>
     </w:p>
-    <w:bookmarkEnd w:id="159"/>
-    <w:bookmarkEnd w:id="160"/>
-    <w:bookmarkStart w:id="166" w:name="recettes-rapides"/>
+    <w:bookmarkEnd w:id="163"/>
+    <w:bookmarkEnd w:id="164"/>
+    <w:bookmarkStart w:id="170" w:name="recettes-rapides"/>
     <w:p>
       <w:pPr>
         <w:pStyle w:val="Heading2"/>
@@ -16701,7 +17261,7 @@
         <w:t xml:space="preserve">de la question (ou dans un texte d’introduction de groupe), jamais dans le libellé.</w:t>
       </w:r>
     </w:p>
-    <w:bookmarkStart w:id="163" w:name="la-table-je-veux-utilisez"/>
+    <w:bookmarkStart w:id="167" w:name="la-table-je-veux-utilisez"/>
     <w:p>
       <w:pPr>
         <w:pStyle w:val="Heading3"/>
@@ -17407,18 +17967,18 @@
           <wp:inline>
             <wp:extent cx="4258674" cy="7583765"/>
             <wp:effectExtent b="0" l="0" r="0" t="0"/>
-            <wp:docPr descr="Palette Modèles déroulée dans l’éditeur" title="" id="161" name="Picture"/>
+            <wp:docPr descr="Palette Modèles déroulée dans l’éditeur" title="" id="165" name="Picture"/>
             <a:graphic>
               <a:graphicData uri="http://schemas.openxmlformats.org/drawingml/2006/picture">
                 <pic:pic>
                   <pic:nvPicPr>
-                    <pic:cNvPr descr="img/annexeB-palette.png" id="162" name="Picture"/>
+                    <pic:cNvPr descr="img/annexeB-palette.png" id="166" name="Picture"/>
                     <pic:cNvPicPr>
                       <a:picLocks noChangeArrowheads="1" noChangeAspect="1"/>
                     </pic:cNvPicPr>
                   </pic:nvPicPr>
                   <pic:blipFill>
-                    <a:blip r:embed="rId135"/>
+                    <a:blip r:embed="rId139"/>
                     <a:stretch>
                       <a:fillRect/>
                     </a:stretch>
@@ -17453,8 +18013,8 @@
         <w:t xml:space="preserve">Palette Modèles déroulée dans l’éditeur</w:t>
       </w:r>
     </w:p>
-    <w:bookmarkEnd w:id="163"/>
-    <w:bookmarkStart w:id="164" w:name="X9cddb459724db2708332cddce09c5ae90efc4fc"/>
+    <w:bookmarkEnd w:id="167"/>
+    <w:bookmarkStart w:id="168" w:name="X9cddb459724db2708332cddce09c5ae90efc4fc"/>
     <w:p>
       <w:pPr>
         <w:pStyle w:val="Heading3"/>
@@ -17492,7 +18052,7 @@
         <w:pStyle w:val="Compact"/>
         <w:numPr>
           <w:ilvl w:val="0"/>
-          <w:numId w:val="1079"/>
+          <w:numId w:val="1080"/>
         </w:numPr>
       </w:pPr>
       <w:r>
@@ -17533,7 +18093,7 @@
         <w:pStyle w:val="Compact"/>
         <w:numPr>
           <w:ilvl w:val="0"/>
-          <w:numId w:val="1079"/>
+          <w:numId w:val="1080"/>
         </w:numPr>
       </w:pPr>
       <w:r>
@@ -17593,7 +18153,7 @@
         <w:pStyle w:val="Compact"/>
         <w:numPr>
           <w:ilvl w:val="0"/>
-          <w:numId w:val="1079"/>
+          <w:numId w:val="1080"/>
         </w:numPr>
       </w:pPr>
       <w:r>
@@ -17634,7 +18194,7 @@
         <w:pStyle w:val="Compact"/>
         <w:numPr>
           <w:ilvl w:val="0"/>
-          <w:numId w:val="1079"/>
+          <w:numId w:val="1080"/>
         </w:numPr>
       </w:pPr>
       <w:r>
@@ -17675,7 +18235,7 @@
         <w:pStyle w:val="Compact"/>
         <w:numPr>
           <w:ilvl w:val="0"/>
-          <w:numId w:val="1079"/>
+          <w:numId w:val="1080"/>
         </w:numPr>
       </w:pPr>
       <w:r>
@@ -17724,7 +18284,7 @@
         <w:pStyle w:val="Compact"/>
         <w:numPr>
           <w:ilvl w:val="0"/>
-          <w:numId w:val="1080"/>
+          <w:numId w:val="1081"/>
         </w:numPr>
       </w:pPr>
       <w:r>
@@ -17784,7 +18344,7 @@
         <w:pStyle w:val="Compact"/>
         <w:numPr>
           <w:ilvl w:val="0"/>
-          <w:numId w:val="1080"/>
+          <w:numId w:val="1081"/>
         </w:numPr>
       </w:pPr>
       <w:r>
@@ -17825,7 +18385,7 @@
         <w:pStyle w:val="Compact"/>
         <w:numPr>
           <w:ilvl w:val="0"/>
-          <w:numId w:val="1080"/>
+          <w:numId w:val="1081"/>
         </w:numPr>
       </w:pPr>
       <w:r>
@@ -17866,7 +18426,7 @@
         <w:pStyle w:val="Compact"/>
         <w:numPr>
           <w:ilvl w:val="0"/>
-          <w:numId w:val="1080"/>
+          <w:numId w:val="1081"/>
         </w:numPr>
       </w:pPr>
       <w:r>
@@ -17907,7 +18467,7 @@
         <w:pStyle w:val="Compact"/>
         <w:numPr>
           <w:ilvl w:val="0"/>
-          <w:numId w:val="1080"/>
+          <w:numId w:val="1081"/>
         </w:numPr>
       </w:pPr>
       <w:r>
@@ -17943,8 +18503,8 @@
         <w:t xml:space="preserve">un lien nu : le format et le poids font partie du sens.</w:t>
       </w:r>
     </w:p>
-    <w:bookmarkEnd w:id="164"/>
-    <w:bookmarkStart w:id="165" w:name="les-réflexes-à-garder"/>
+    <w:bookmarkEnd w:id="168"/>
+    <w:bookmarkStart w:id="169" w:name="les-réflexes-à-garder"/>
     <w:p>
       <w:pPr>
         <w:pStyle w:val="Heading3"/>
@@ -17958,7 +18518,7 @@
         <w:pStyle w:val="Compact"/>
         <w:numPr>
           <w:ilvl w:val="0"/>
-          <w:numId w:val="1081"/>
+          <w:numId w:val="1082"/>
         </w:numPr>
       </w:pPr>
       <w:r>
@@ -17996,7 +18556,7 @@
         <w:pStyle w:val="Compact"/>
         <w:numPr>
           <w:ilvl w:val="0"/>
-          <w:numId w:val="1081"/>
+          <w:numId w:val="1082"/>
         </w:numPr>
       </w:pPr>
       <w:r>
@@ -18018,7 +18578,7 @@
         <w:pStyle w:val="Compact"/>
         <w:numPr>
           <w:ilvl w:val="0"/>
-          <w:numId w:val="1081"/>
+          <w:numId w:val="1082"/>
         </w:numPr>
       </w:pPr>
       <w:r>
@@ -18040,7 +18600,7 @@
         <w:pStyle w:val="Compact"/>
         <w:numPr>
           <w:ilvl w:val="0"/>
-          <w:numId w:val="1081"/>
+          <w:numId w:val="1082"/>
         </w:numPr>
       </w:pPr>
       <w:r>
@@ -18062,7 +18622,7 @@
         <w:pStyle w:val="Compact"/>
         <w:numPr>
           <w:ilvl w:val="0"/>
-          <w:numId w:val="1081"/>
+          <w:numId w:val="1082"/>
         </w:numPr>
       </w:pPr>
       <w:r>
@@ -18084,7 +18644,7 @@
         <w:pStyle w:val="Compact"/>
         <w:numPr>
           <w:ilvl w:val="0"/>
-          <w:numId w:val="1081"/>
+          <w:numId w:val="1082"/>
         </w:numPr>
       </w:pPr>
       <w:r>
@@ -18106,7 +18666,7 @@
         <w:pStyle w:val="Compact"/>
         <w:numPr>
           <w:ilvl w:val="0"/>
-          <w:numId w:val="1081"/>
+          <w:numId w:val="1082"/>
         </w:numPr>
       </w:pPr>
       <w:r>
@@ -18127,9 +18687,9 @@
         </w:pict>
       </w:r>
     </w:p>
-    <w:bookmarkEnd w:id="165"/>
-    <w:bookmarkEnd w:id="166"/>
-    <w:bookmarkStart w:id="180" w:name="pièges-et-faq"/>
+    <w:bookmarkEnd w:id="169"/>
+    <w:bookmarkEnd w:id="170"/>
+    <w:bookmarkStart w:id="184" w:name="pièges-et-faq"/>
     <w:p>
       <w:pPr>
         <w:pStyle w:val="Heading2"/>
@@ -18175,7 +18735,7 @@
         <w:t xml:space="preserve">.</w:t>
       </w:r>
     </w:p>
-    <w:bookmarkStart w:id="169" w:name="X308782317bc2c997a1b10df2d42a0c4c997e9c3"/>
+    <w:bookmarkStart w:id="173" w:name="X308782317bc2c997a1b10df2d42a0c4c997e9c3"/>
     <w:p>
       <w:pPr>
         <w:pStyle w:val="Heading3"/>
@@ -18285,7 +18845,7 @@
         <w:pStyle w:val="Compact"/>
         <w:numPr>
           <w:ilvl w:val="0"/>
-          <w:numId w:val="1082"/>
+          <w:numId w:val="1083"/>
         </w:numPr>
       </w:pPr>
       <w:r>
@@ -18329,7 +18889,7 @@
         <w:pStyle w:val="Compact"/>
         <w:numPr>
           <w:ilvl w:val="0"/>
-          <w:numId w:val="1082"/>
+          <w:numId w:val="1083"/>
         </w:numPr>
       </w:pPr>
       <w:r>
@@ -18357,7 +18917,7 @@
         <w:pStyle w:val="Compact"/>
         <w:numPr>
           <w:ilvl w:val="0"/>
-          <w:numId w:val="1082"/>
+          <w:numId w:val="1083"/>
         </w:numPr>
       </w:pPr>
       <w:r>
@@ -18410,12 +18970,12 @@
           <wp:inline>
             <wp:extent cx="5334000" cy="550015"/>
             <wp:effectExtent b="0" l="0" r="0" t="0"/>
-            <wp:docPr descr="En prévisualisation, le repère contributeur signale la couleur de texte qui ne sera pas conservée" title="" id="167" name="Picture"/>
+            <wp:docPr descr="En prévisualisation, le repère contributeur signale la couleur de texte qui ne sera pas conservée" title="" id="171" name="Picture"/>
             <a:graphic>
               <a:graphicData uri="http://schemas.openxmlformats.org/drawingml/2006/picture">
                 <pic:pic>
                   <pic:nvPicPr>
-                    <pic:cNvPr descr="img/8-couleur-vers-composant.png" id="168" name="Picture"/>
+                    <pic:cNvPr descr="img/8-couleur-vers-composant.png" id="172" name="Picture"/>
                     <pic:cNvPicPr>
                       <a:picLocks noChangeArrowheads="1" noChangeAspect="1"/>
                     </pic:cNvPicPr>
@@ -18456,8 +19016,8 @@
         <w:t xml:space="preserve">En prévisualisation, le repère contributeur signale la couleur de texte qui ne sera pas conservée</w:t>
       </w:r>
     </w:p>
-    <w:bookmarkEnd w:id="169"/>
-    <w:bookmarkStart w:id="173" w:name="X46caf23bf67e0b3981e3211f040e75eb6b0a520"/>
+    <w:bookmarkEnd w:id="173"/>
+    <w:bookmarkStart w:id="177" w:name="X46caf23bf67e0b3981e3211f040e75eb6b0a520"/>
     <w:p>
       <w:pPr>
         <w:pStyle w:val="Heading3"/>
@@ -18627,18 +19187,18 @@
           <wp:inline>
             <wp:extent cx="5334000" cy="2582778"/>
             <wp:effectExtent b="0" l="0" r="0" t="0"/>
-            <wp:docPr descr="Le tableau déplacé du libellé vers le champ Aide" title="" id="171" name="Picture"/>
+            <wp:docPr descr="Le tableau déplacé du libellé vers le champ Aide" title="" id="175" name="Picture"/>
             <a:graphic>
               <a:graphicData uri="http://schemas.openxmlformats.org/drawingml/2006/picture">
                 <pic:pic>
                   <pic:nvPicPr>
-                    <pic:cNvPr descr="img/8-tableau-vers-aide.png" id="172" name="Picture"/>
+                    <pic:cNvPr descr="img/8-tableau-vers-aide.png" id="176" name="Picture"/>
                     <pic:cNvPicPr>
                       <a:picLocks noChangeArrowheads="1" noChangeAspect="1"/>
                     </pic:cNvPicPr>
                   </pic:nvPicPr>
                   <pic:blipFill>
-                    <a:blip r:embed="rId170"/>
+                    <a:blip r:embed="rId174"/>
                     <a:stretch>
                       <a:fillRect/>
                     </a:stretch>
@@ -18673,8 +19233,8 @@
         <w:t xml:space="preserve">Le tableau déplacé du libellé vers le champ Aide</w:t>
       </w:r>
     </w:p>
-    <w:bookmarkEnd w:id="173"/>
-    <w:bookmarkStart w:id="176" w:name="X858043cff156d49e0135c0b89d8608008c37cb1"/>
+    <w:bookmarkEnd w:id="177"/>
+    <w:bookmarkStart w:id="180" w:name="X858043cff156d49e0135c0b89d8608008c37cb1"/>
     <w:p>
       <w:pPr>
         <w:pStyle w:val="Heading3"/>
@@ -18786,18 +19346,18 @@
           <wp:inline>
             <wp:extent cx="5334000" cy="406102"/>
             <wp:effectExtent b="0" l="0" r="0" t="0"/>
-            <wp:docPr descr="Les trois boutons d’aperçu : questionnaire, groupe, question" title="" id="174" name="Picture"/>
+            <wp:docPr descr="Les trois boutons d’aperçu : questionnaire, groupe, question" title="" id="178" name="Picture"/>
             <a:graphic>
               <a:graphicData uri="http://schemas.openxmlformats.org/drawingml/2006/picture">
                 <pic:pic>
                   <pic:nvPicPr>
-                    <pic:cNvPr descr="img/8-apercu-complet-vs-question.png" id="175" name="Picture"/>
+                    <pic:cNvPr descr="img/8-apercu-complet-vs-question.png" id="179" name="Picture"/>
                     <pic:cNvPicPr>
                       <a:picLocks noChangeArrowheads="1" noChangeAspect="1"/>
                     </pic:cNvPicPr>
                   </pic:nvPicPr>
                   <pic:blipFill>
-                    <a:blip r:embed="rId150"/>
+                    <a:blip r:embed="rId154"/>
                     <a:stretch>
                       <a:fillRect/>
                     </a:stretch>
@@ -18832,8 +19392,8 @@
         <w:t xml:space="preserve">Les trois boutons d’aperçu : questionnaire, groupe, question</w:t>
       </w:r>
     </w:p>
-    <w:bookmarkEnd w:id="176"/>
-    <w:bookmarkStart w:id="177" w:name="X9cbf5148aab4c6c56341b9a0661d44571aacd40"/>
+    <w:bookmarkEnd w:id="180"/>
+    <w:bookmarkStart w:id="181" w:name="X9cbf5148aab4c6c56341b9a0661d44571aacd40"/>
     <w:p>
       <w:pPr>
         <w:pStyle w:val="Heading3"/>
@@ -18928,8 +19488,8 @@
         <w:t xml:space="preserve">ou à votre référent thème (le point est documenté pour lui en Annexe A.4).</w:t>
       </w:r>
     </w:p>
-    <w:bookmarkEnd w:id="177"/>
-    <w:bookmarkStart w:id="178" w:name="X1a6c6d7ce7ba13eaf1ec74e83a74a4288a24df7"/>
+    <w:bookmarkEnd w:id="181"/>
+    <w:bookmarkStart w:id="182" w:name="X1a6c6d7ce7ba13eaf1ec74e83a74a4288a24df7"/>
     <w:p>
       <w:pPr>
         <w:pStyle w:val="Heading3"/>
@@ -19039,7 +19599,7 @@
         <w:pStyle w:val="Compact"/>
         <w:numPr>
           <w:ilvl w:val="0"/>
-          <w:numId w:val="1083"/>
+          <w:numId w:val="1084"/>
         </w:numPr>
       </w:pPr>
       <w:r>
@@ -19074,7 +19634,7 @@
         <w:pStyle w:val="Compact"/>
         <w:numPr>
           <w:ilvl w:val="0"/>
-          <w:numId w:val="1083"/>
+          <w:numId w:val="1084"/>
         </w:numPr>
       </w:pPr>
       <w:r>
@@ -19128,8 +19688,8 @@
         <w:t xml:space="preserve">.</w:t>
       </w:r>
     </w:p>
-    <w:bookmarkEnd w:id="178"/>
-    <w:bookmarkStart w:id="179" w:name="en-bref"/>
+    <w:bookmarkEnd w:id="182"/>
+    <w:bookmarkStart w:id="183" w:name="en-bref"/>
     <w:p>
       <w:pPr>
         <w:pStyle w:val="Heading3"/>
@@ -19560,9 +20120,9 @@
         </w:pict>
       </w:r>
     </w:p>
-    <w:bookmarkEnd w:id="179"/>
-    <w:bookmarkEnd w:id="180"/>
-    <w:bookmarkStart w:id="186" w:name="aide-et-remontées"/>
+    <w:bookmarkEnd w:id="183"/>
+    <w:bookmarkEnd w:id="184"/>
+    <w:bookmarkStart w:id="190" w:name="aide-et-remontées"/>
     <w:p>
       <w:pPr>
         <w:pStyle w:val="Heading2"/>
@@ -19621,7 +20181,7 @@
         <w:t xml:space="preserve">, selon que votre demande est publique ou sensible.</w:t>
       </w:r>
     </w:p>
-    <w:bookmarkStart w:id="181" w:name="avant-de-demander-les-trois-réflexes"/>
+    <w:bookmarkStart w:id="185" w:name="avant-de-demander-les-trois-réflexes"/>
     <w:p>
       <w:pPr>
         <w:pStyle w:val="Heading3"/>
@@ -19643,7 +20203,7 @@
         <w:pStyle w:val="Compact"/>
         <w:numPr>
           <w:ilvl w:val="0"/>
-          <w:numId w:val="1084"/>
+          <w:numId w:val="1085"/>
         </w:numPr>
       </w:pPr>
       <w:r>
@@ -19665,7 +20225,7 @@
         <w:pStyle w:val="Compact"/>
         <w:numPr>
           <w:ilvl w:val="0"/>
-          <w:numId w:val="1084"/>
+          <w:numId w:val="1085"/>
         </w:numPr>
       </w:pPr>
       <w:r>
@@ -19687,7 +20247,7 @@
         <w:pStyle w:val="Compact"/>
         <w:numPr>
           <w:ilvl w:val="0"/>
-          <w:numId w:val="1084"/>
+          <w:numId w:val="1085"/>
         </w:numPr>
       </w:pPr>
       <w:r>
@@ -19712,8 +20272,8 @@
         <w:t xml:space="preserve">Si le doute persiste, passez à la suite.</w:t>
       </w:r>
     </w:p>
-    <w:bookmarkEnd w:id="181"/>
-    <w:bookmarkStart w:id="182" w:name="distinguer-le-public-du-sensible"/>
+    <w:bookmarkEnd w:id="185"/>
+    <w:bookmarkStart w:id="186" w:name="distinguer-le-public-du-sensible"/>
     <w:p>
       <w:pPr>
         <w:pStyle w:val="Heading3"/>
@@ -19748,7 +20308,7 @@
         <w:pStyle w:val="Compact"/>
         <w:numPr>
           <w:ilvl w:val="0"/>
-          <w:numId w:val="1085"/>
+          <w:numId w:val="1086"/>
         </w:numPr>
       </w:pPr>
       <w:r>
@@ -19783,7 +20343,7 @@
         <w:pStyle w:val="Compact"/>
         <w:numPr>
           <w:ilvl w:val="0"/>
-          <w:numId w:val="1085"/>
+          <w:numId w:val="1086"/>
         </w:numPr>
       </w:pPr>
       <w:r>
@@ -19866,8 +20426,8 @@
         <w:t xml:space="preserve">(capture, export, lien privé), elle est interne. Si vous pouvez la formuler avec un exemple neutre (« un accordéon dans l’aide d’une question à choix multiple ne s’ouvre pas »), elle peut être publique.</w:t>
       </w:r>
     </w:p>
-    <w:bookmarkEnd w:id="182"/>
-    <w:bookmarkStart w:id="183" w:name="le-canal-public-le-dépôt-github-du-thème"/>
+    <w:bookmarkEnd w:id="186"/>
+    <w:bookmarkStart w:id="187" w:name="le-canal-public-le-dépôt-github-du-thème"/>
     <w:p>
       <w:pPr>
         <w:pStyle w:val="Heading3"/>
@@ -20203,8 +20763,8 @@
         <w:t xml:space="preserve">: votre problème est peut-être déjà signalé. Dans ce cas, ajoutez plutôt un commentaire (« même souci de mon côté ») — c’est plus utile qu’un doublon.</w:t>
       </w:r>
     </w:p>
-    <w:bookmarkEnd w:id="183"/>
-    <w:bookmarkStart w:id="184" w:name="X67b5639cfee8345352a5ba6ecc3785ca1a3b597"/>
+    <w:bookmarkEnd w:id="187"/>
+    <w:bookmarkStart w:id="188" w:name="X67b5639cfee8345352a5ba6ecc3785ca1a3b597"/>
     <w:p>
       <w:pPr>
         <w:pStyle w:val="Heading3"/>
@@ -20286,7 +20846,7 @@
         <w:pStyle w:val="Compact"/>
         <w:numPr>
           <w:ilvl w:val="0"/>
-          <w:numId w:val="1086"/>
+          <w:numId w:val="1087"/>
         </w:numPr>
       </w:pPr>
       <w:r>
@@ -20330,7 +20890,7 @@
         <w:pStyle w:val="Compact"/>
         <w:numPr>
           <w:ilvl w:val="0"/>
-          <w:numId w:val="1086"/>
+          <w:numId w:val="1087"/>
         </w:numPr>
       </w:pPr>
       <w:r>
@@ -20355,7 +20915,7 @@
         <w:pStyle w:val="Compact"/>
         <w:numPr>
           <w:ilvl w:val="0"/>
-          <w:numId w:val="1086"/>
+          <w:numId w:val="1087"/>
         </w:numPr>
       </w:pPr>
       <w:r>
@@ -20401,8 +20961,8 @@
         <w:t xml:space="preserve">Sur ce canal interne, vous pouvez transmettre sans risque une capture d’écran de votre question, l’identifiant de votre questionnaire ou un lien d’aperçu : ces informations restent dans le périmètre de confiance de votre structure.</w:t>
       </w:r>
     </w:p>
-    <w:bookmarkEnd w:id="184"/>
-    <w:bookmarkStart w:id="185" w:name="en-résumé-1"/>
+    <w:bookmarkEnd w:id="188"/>
+    <w:bookmarkStart w:id="189" w:name="en-résumé-1"/>
     <w:p>
       <w:pPr>
         <w:pStyle w:val="Heading3"/>
@@ -20677,9 +21237,9 @@
         </w:pict>
       </w:r>
     </w:p>
-    <w:bookmarkEnd w:id="185"/>
-    <w:bookmarkEnd w:id="186"/>
-    <w:bookmarkStart w:id="200" w:name="annexe-a-mise-en-place-administrateur"/>
+    <w:bookmarkEnd w:id="189"/>
+    <w:bookmarkEnd w:id="190"/>
+    <w:bookmarkStart w:id="204" w:name="annexe-a-mise-en-place-administrateur"/>
     <w:p>
       <w:pPr>
         <w:pStyle w:val="Heading2"/>
@@ -20741,7 +21301,7 @@
         <w:pStyle w:val="Compact"/>
         <w:numPr>
           <w:ilvl w:val="0"/>
-          <w:numId w:val="1087"/>
+          <w:numId w:val="1088"/>
         </w:numPr>
       </w:pPr>
       <w:r>
@@ -20753,7 +21313,7 @@
         <w:pStyle w:val="Compact"/>
         <w:numPr>
           <w:ilvl w:val="0"/>
-          <w:numId w:val="1087"/>
+          <w:numId w:val="1088"/>
         </w:numPr>
       </w:pPr>
       <w:r>
@@ -20765,7 +21325,7 @@
         <w:pStyle w:val="Compact"/>
         <w:numPr>
           <w:ilvl w:val="0"/>
-          <w:numId w:val="1087"/>
+          <w:numId w:val="1088"/>
         </w:numPr>
       </w:pPr>
       <w:r>
@@ -20798,7 +21358,7 @@
       <w:r>
         <w:t xml:space="preserve"> </w:t>
       </w:r>
-      <w:hyperlink r:id="rId187">
+      <w:hyperlink r:id="rId191">
         <w:r>
           <w:rPr>
             <w:rStyle w:val="VerbatimChar"/>
@@ -20815,7 +21375,7 @@
       <w:r>
         <w:t xml:space="preserve"> </w:t>
       </w:r>
-      <w:hyperlink r:id="rId188">
+      <w:hyperlink r:id="rId192">
         <w:r>
           <w:rPr>
             <w:rStyle w:val="VerbatimChar"/>
@@ -20832,7 +21392,7 @@
       <w:r>
         <w:t xml:space="preserve"> </w:t>
       </w:r>
-      <w:hyperlink r:id="rId189">
+      <w:hyperlink r:id="rId193">
         <w:r>
           <w:rPr>
             <w:rStyle w:val="VerbatimChar"/>
@@ -20863,7 +21423,7 @@
         <w:t xml:space="preserve">; la compatibilité avec LimeSurvey 7 est déclarée par les modules.</w:t>
       </w:r>
     </w:p>
-    <w:bookmarkStart w:id="190" w:name="a.1-déposer-le-thème-dsfr"/>
+    <w:bookmarkStart w:id="194" w:name="a.1-déposer-le-thème-dsfr"/>
     <w:p>
       <w:pPr>
         <w:pStyle w:val="Heading3"/>
@@ -20971,8 +21531,8 @@
         <w:t xml:space="preserve">Pourquoi le filesystem plutôt que l’upload ? Parce qu’une mise à jour du thème (nouvelle version) se résume alors à remplacer les fichiers sur le serveur, sans manipulation dans l’interface et sans risque d’écraser une personnalisation par erreur.</w:t>
       </w:r>
     </w:p>
-    <w:bookmarkEnd w:id="190"/>
-    <w:bookmarkStart w:id="194" w:name="X397a00987359a4eef248c6920564fd29d4cbd0f"/>
+    <w:bookmarkEnd w:id="194"/>
+    <w:bookmarkStart w:id="198" w:name="X397a00987359a4eef248c6920564fd29d4cbd0f"/>
     <w:p>
       <w:pPr>
         <w:pStyle w:val="Heading3"/>
@@ -21080,18 +21640,18 @@
           <wp:inline>
             <wp:extent cx="4936481" cy="2903060"/>
             <wp:effectExtent b="0" l="0" r="0" t="0"/>
-            <wp:docPr descr="Sélection du thème DSFR dans les réglages du questionnaire" title="" id="192" name="Picture"/>
+            <wp:docPr descr="Sélection du thème DSFR dans les réglages du questionnaire" title="" id="196" name="Picture"/>
             <a:graphic>
               <a:graphicData uri="http://schemas.openxmlformats.org/drawingml/2006/picture">
                 <pic:pic>
                   <pic:nvPicPr>
-                    <pic:cNvPr descr="img/a2-selection-theme.png" id="193" name="Picture"/>
+                    <pic:cNvPr descr="img/a2-selection-theme.png" id="197" name="Picture"/>
                     <pic:cNvPicPr>
                       <a:picLocks noChangeArrowheads="1" noChangeAspect="1"/>
                     </pic:cNvPicPr>
                   </pic:nvPicPr>
                   <pic:blipFill>
-                    <a:blip r:embed="rId191"/>
+                    <a:blip r:embed="rId195"/>
                     <a:stretch>
                       <a:fillRect/>
                     </a:stretch>
@@ -21126,8 +21686,8 @@
         <w:t xml:space="preserve">Sélection du thème DSFR dans les réglages du questionnaire</w:t>
       </w:r>
     </w:p>
-    <w:bookmarkEnd w:id="194"/>
-    <w:bookmarkStart w:id="198" w:name="a.3-activer-le-plugin-ckeditordsfr"/>
+    <w:bookmarkEnd w:id="198"/>
+    <w:bookmarkStart w:id="202" w:name="a.3-activer-le-plugin-ckeditordsfr"/>
     <w:p>
       <w:pPr>
         <w:pStyle w:val="Heading3"/>
@@ -21231,7 +21791,7 @@
         <w:pStyle w:val="Compact"/>
         <w:numPr>
           <w:ilvl w:val="0"/>
-          <w:numId w:val="1088"/>
+          <w:numId w:val="1089"/>
         </w:numPr>
       </w:pPr>
       <w:r>
@@ -21256,7 +21816,7 @@
         <w:pStyle w:val="Compact"/>
         <w:numPr>
           <w:ilvl w:val="0"/>
-          <w:numId w:val="1088"/>
+          <w:numId w:val="1089"/>
         </w:numPr>
       </w:pPr>
       <w:r>
@@ -21284,7 +21844,7 @@
         <w:pStyle w:val="Compact"/>
         <w:numPr>
           <w:ilvl w:val="0"/>
-          <w:numId w:val="1088"/>
+          <w:numId w:val="1089"/>
         </w:numPr>
       </w:pPr>
       <w:r>
@@ -21325,7 +21885,7 @@
         <w:pStyle w:val="Compact"/>
         <w:numPr>
           <w:ilvl w:val="0"/>
-          <w:numId w:val="1088"/>
+          <w:numId w:val="1089"/>
         </w:numPr>
       </w:pPr>
       <w:r>
@@ -21394,18 +21954,18 @@
           <wp:inline>
             <wp:extent cx="5334000" cy="2637256"/>
             <wp:effectExtent b="0" l="0" r="0" t="0"/>
-            <wp:docPr descr="Le plugin CKEditorDSFR installé et activé dans la liste des plugins" title="" id="196" name="Picture"/>
+            <wp:docPr descr="Le plugin CKEditorDSFR installé et activé dans la liste des plugins" title="" id="200" name="Picture"/>
             <a:graphic>
               <a:graphicData uri="http://schemas.openxmlformats.org/drawingml/2006/picture">
                 <pic:pic>
                   <pic:nvPicPr>
-                    <pic:cNvPr descr="img/a3-plugin-active.png" id="197" name="Picture"/>
+                    <pic:cNvPr descr="img/a3-plugin-active.png" id="201" name="Picture"/>
                     <pic:cNvPicPr>
                       <a:picLocks noChangeArrowheads="1" noChangeAspect="1"/>
                     </pic:cNvPicPr>
                   </pic:nvPicPr>
                   <pic:blipFill>
-                    <a:blip r:embed="rId195"/>
+                    <a:blip r:embed="rId199"/>
                     <a:stretch>
                       <a:fillRect/>
                     </a:stretch>
@@ -21440,8 +22000,8 @@
         <w:t xml:space="preserve">Le plugin CKEditorDSFR installé et activé dans la liste des plugins</w:t>
       </w:r>
     </w:p>
-    <w:bookmarkEnd w:id="198"/>
-    <w:bookmarkStart w:id="199" w:name="Xc8dfb43502fbebce76dce60b494f128f82fb445"/>
+    <w:bookmarkEnd w:id="202"/>
+    <w:bookmarkStart w:id="203" w:name="Xc8dfb43502fbebce76dce60b494f128f82fb445"/>
     <w:p>
       <w:pPr>
         <w:pStyle w:val="Heading3"/>
@@ -21507,7 +22067,7 @@
         <w:pStyle w:val="Compact"/>
         <w:numPr>
           <w:ilvl w:val="0"/>
-          <w:numId w:val="1089"/>
+          <w:numId w:val="1090"/>
         </w:numPr>
       </w:pPr>
       <w:r>
@@ -21519,7 +22079,7 @@
         <w:pStyle w:val="Compact"/>
         <w:numPr>
           <w:ilvl w:val="0"/>
-          <w:numId w:val="1089"/>
+          <w:numId w:val="1090"/>
         </w:numPr>
       </w:pPr>
       <w:r>
@@ -21581,9 +22141,9 @@
         </w:pict>
       </w:r>
     </w:p>
-    <w:bookmarkEnd w:id="199"/>
-    <w:bookmarkEnd w:id="200"/>
-    <w:bookmarkStart w:id="222" w:name="annexe-b-référentiel-des-composants-dsfr"/>
+    <w:bookmarkEnd w:id="203"/>
+    <w:bookmarkEnd w:id="204"/>
+    <w:bookmarkStart w:id="226" w:name="annexe-b-référentiel-des-composants-dsfr"/>
     <w:p>
       <w:pPr>
         <w:pStyle w:val="Heading2"/>
@@ -21836,18 +22396,18 @@
           <wp:inline>
             <wp:extent cx="4258674" cy="7583765"/>
             <wp:effectExtent b="0" l="0" r="0" t="0"/>
-            <wp:docPr descr="Palette des composants DSFR dans l’éditeur" title="" id="201" name="Picture"/>
+            <wp:docPr descr="Palette des composants DSFR dans l’éditeur" title="" id="205" name="Picture"/>
             <a:graphic>
               <a:graphicData uri="http://schemas.openxmlformats.org/drawingml/2006/picture">
                 <pic:pic>
                   <pic:nvPicPr>
-                    <pic:cNvPr descr="img/annexeB-palette.png" id="202" name="Picture"/>
+                    <pic:cNvPr descr="img/annexeB-palette.png" id="206" name="Picture"/>
                     <pic:cNvPicPr>
                       <a:picLocks noChangeArrowheads="1" noChangeAspect="1"/>
                     </pic:cNvPicPr>
                   </pic:nvPicPr>
                   <pic:blipFill>
-                    <a:blip r:embed="rId135"/>
+                    <a:blip r:embed="rId139"/>
                     <a:stretch>
                       <a:fillRect/>
                     </a:stretch>
@@ -21900,7 +22460,7 @@
         <w:t xml:space="preserve">Plusieurs fiches officielles du systeme-de-design.gouv.fr étaient temporairement inaccessibles au moment de la rédaction. Les liens vers la documentation officielle restent la référence à jour : en cas de doute, vérifiez-y les libellés et variantes exacts.</w:t>
       </w:r>
     </w:p>
-    <w:bookmarkStart w:id="204" w:name="b.1-accordéon"/>
+    <w:bookmarkStart w:id="208" w:name="b.1-accordéon"/>
     <w:p>
       <w:pPr>
         <w:pStyle w:val="Heading3"/>
@@ -21914,7 +22474,7 @@
         <w:pStyle w:val="Compact"/>
         <w:numPr>
           <w:ilvl w:val="0"/>
-          <w:numId w:val="1090"/>
+          <w:numId w:val="1091"/>
         </w:numPr>
       </w:pPr>
       <w:r>
@@ -21936,7 +22496,7 @@
         <w:pStyle w:val="Compact"/>
         <w:numPr>
           <w:ilvl w:val="0"/>
-          <w:numId w:val="1090"/>
+          <w:numId w:val="1091"/>
         </w:numPr>
       </w:pPr>
       <w:r>
@@ -21958,7 +22518,7 @@
         <w:pStyle w:val="Compact"/>
         <w:numPr>
           <w:ilvl w:val="0"/>
-          <w:numId w:val="1090"/>
+          <w:numId w:val="1091"/>
         </w:numPr>
       </w:pPr>
       <w:r>
@@ -21980,7 +22540,7 @@
         <w:pStyle w:val="Compact"/>
         <w:numPr>
           <w:ilvl w:val="0"/>
-          <w:numId w:val="1090"/>
+          <w:numId w:val="1091"/>
         </w:numPr>
       </w:pPr>
       <w:r>
@@ -22031,7 +22591,7 @@
         <w:pStyle w:val="Compact"/>
         <w:numPr>
           <w:ilvl w:val="0"/>
-          <w:numId w:val="1090"/>
+          <w:numId w:val="1091"/>
         </w:numPr>
       </w:pPr>
       <w:r>
@@ -22053,7 +22613,7 @@
         <w:pStyle w:val="Compact"/>
         <w:numPr>
           <w:ilvl w:val="0"/>
-          <w:numId w:val="1090"/>
+          <w:numId w:val="1091"/>
         </w:numPr>
       </w:pPr>
       <w:r>
@@ -22075,7 +22635,7 @@
         <w:pStyle w:val="Compact"/>
         <w:numPr>
           <w:ilvl w:val="0"/>
-          <w:numId w:val="1090"/>
+          <w:numId w:val="1091"/>
         </w:numPr>
       </w:pPr>
       <w:r>
@@ -22097,7 +22657,7 @@
         <w:pStyle w:val="Compact"/>
         <w:numPr>
           <w:ilvl w:val="0"/>
-          <w:numId w:val="1090"/>
+          <w:numId w:val="1091"/>
         </w:numPr>
       </w:pPr>
       <w:r>
@@ -22106,7 +22666,7 @@
       <w:r>
         <w:t xml:space="preserve"> </w:t>
       </w:r>
-      <w:hyperlink r:id="rId203">
+      <w:hyperlink r:id="rId207">
         <w:r>
           <w:rPr>
             <w:rStyle w:val="Hyperlink"/>
@@ -22115,8 +22675,8 @@
         </w:r>
       </w:hyperlink>
     </w:p>
-    <w:bookmarkEnd w:id="204"/>
-    <w:bookmarkStart w:id="206" w:name="b.2-alerte"/>
+    <w:bookmarkEnd w:id="208"/>
+    <w:bookmarkStart w:id="210" w:name="b.2-alerte"/>
     <w:p>
       <w:pPr>
         <w:pStyle w:val="Heading3"/>
@@ -22130,7 +22690,7 @@
         <w:pStyle w:val="Compact"/>
         <w:numPr>
           <w:ilvl w:val="0"/>
-          <w:numId w:val="1091"/>
+          <w:numId w:val="1092"/>
         </w:numPr>
       </w:pPr>
       <w:r>
@@ -22178,7 +22738,7 @@
         <w:pStyle w:val="Compact"/>
         <w:numPr>
           <w:ilvl w:val="0"/>
-          <w:numId w:val="1091"/>
+          <w:numId w:val="1092"/>
         </w:numPr>
       </w:pPr>
       <w:r>
@@ -22200,7 +22760,7 @@
         <w:pStyle w:val="Compact"/>
         <w:numPr>
           <w:ilvl w:val="0"/>
-          <w:numId w:val="1091"/>
+          <w:numId w:val="1092"/>
         </w:numPr>
       </w:pPr>
       <w:r>
@@ -22235,7 +22795,7 @@
         <w:pStyle w:val="Compact"/>
         <w:numPr>
           <w:ilvl w:val="0"/>
-          <w:numId w:val="1091"/>
+          <w:numId w:val="1092"/>
         </w:numPr>
       </w:pPr>
       <w:r>
@@ -22270,7 +22830,7 @@
         <w:pStyle w:val="Compact"/>
         <w:numPr>
           <w:ilvl w:val="0"/>
-          <w:numId w:val="1091"/>
+          <w:numId w:val="1092"/>
         </w:numPr>
       </w:pPr>
       <w:r>
@@ -22305,7 +22865,7 @@
         <w:pStyle w:val="Compact"/>
         <w:numPr>
           <w:ilvl w:val="0"/>
-          <w:numId w:val="1091"/>
+          <w:numId w:val="1092"/>
         </w:numPr>
       </w:pPr>
       <w:r>
@@ -22314,7 +22874,7 @@
       <w:r>
         <w:t xml:space="preserve"> </w:t>
       </w:r>
-      <w:hyperlink r:id="rId205">
+      <w:hyperlink r:id="rId209">
         <w:r>
           <w:rPr>
             <w:rStyle w:val="Hyperlink"/>
@@ -22323,8 +22883,8 @@
         </w:r>
       </w:hyperlink>
     </w:p>
-    <w:bookmarkEnd w:id="206"/>
-    <w:bookmarkStart w:id="208" w:name="b.3-badge"/>
+    <w:bookmarkEnd w:id="210"/>
+    <w:bookmarkStart w:id="212" w:name="b.3-badge"/>
     <w:p>
       <w:pPr>
         <w:pStyle w:val="Heading3"/>
@@ -22338,7 +22898,7 @@
         <w:pStyle w:val="Compact"/>
         <w:numPr>
           <w:ilvl w:val="0"/>
-          <w:numId w:val="1092"/>
+          <w:numId w:val="1093"/>
         </w:numPr>
       </w:pPr>
       <w:r>
@@ -22421,7 +22981,7 @@
         <w:pStyle w:val="Compact"/>
         <w:numPr>
           <w:ilvl w:val="0"/>
-          <w:numId w:val="1092"/>
+          <w:numId w:val="1093"/>
         </w:numPr>
       </w:pPr>
       <w:r>
@@ -22443,7 +23003,7 @@
         <w:pStyle w:val="Compact"/>
         <w:numPr>
           <w:ilvl w:val="0"/>
-          <w:numId w:val="1092"/>
+          <w:numId w:val="1093"/>
         </w:numPr>
       </w:pPr>
       <w:r>
@@ -22465,7 +23025,7 @@
         <w:pStyle w:val="Compact"/>
         <w:numPr>
           <w:ilvl w:val="0"/>
-          <w:numId w:val="1092"/>
+          <w:numId w:val="1093"/>
         </w:numPr>
       </w:pPr>
       <w:r>
@@ -22487,7 +23047,7 @@
         <w:pStyle w:val="Compact"/>
         <w:numPr>
           <w:ilvl w:val="0"/>
-          <w:numId w:val="1092"/>
+          <w:numId w:val="1093"/>
         </w:numPr>
       </w:pPr>
       <w:r>
@@ -22509,7 +23069,7 @@
         <w:pStyle w:val="Compact"/>
         <w:numPr>
           <w:ilvl w:val="0"/>
-          <w:numId w:val="1092"/>
+          <w:numId w:val="1093"/>
         </w:numPr>
       </w:pPr>
       <w:r>
@@ -22518,7 +23078,7 @@
       <w:r>
         <w:t xml:space="preserve"> </w:t>
       </w:r>
-      <w:hyperlink r:id="rId207">
+      <w:hyperlink r:id="rId211">
         <w:r>
           <w:rPr>
             <w:rStyle w:val="Hyperlink"/>
@@ -22527,8 +23087,8 @@
         </w:r>
       </w:hyperlink>
     </w:p>
-    <w:bookmarkEnd w:id="208"/>
-    <w:bookmarkStart w:id="210" w:name="b.4-mise-en-avant"/>
+    <w:bookmarkEnd w:id="212"/>
+    <w:bookmarkStart w:id="214" w:name="b.4-mise-en-avant"/>
     <w:p>
       <w:pPr>
         <w:pStyle w:val="Heading3"/>
@@ -22542,7 +23102,7 @@
         <w:pStyle w:val="Compact"/>
         <w:numPr>
           <w:ilvl w:val="0"/>
-          <w:numId w:val="1093"/>
+          <w:numId w:val="1094"/>
         </w:numPr>
       </w:pPr>
       <w:r>
@@ -22590,7 +23150,7 @@
         <w:pStyle w:val="Compact"/>
         <w:numPr>
           <w:ilvl w:val="0"/>
-          <w:numId w:val="1093"/>
+          <w:numId w:val="1094"/>
         </w:numPr>
       </w:pPr>
       <w:r>
@@ -22612,7 +23172,7 @@
         <w:pStyle w:val="Compact"/>
         <w:numPr>
           <w:ilvl w:val="0"/>
-          <w:numId w:val="1093"/>
+          <w:numId w:val="1094"/>
         </w:numPr>
       </w:pPr>
       <w:r>
@@ -22634,7 +23194,7 @@
         <w:pStyle w:val="Compact"/>
         <w:numPr>
           <w:ilvl w:val="0"/>
-          <w:numId w:val="1093"/>
+          <w:numId w:val="1094"/>
         </w:numPr>
       </w:pPr>
       <w:r>
@@ -22666,7 +23226,7 @@
         <w:pStyle w:val="Compact"/>
         <w:numPr>
           <w:ilvl w:val="0"/>
-          <w:numId w:val="1093"/>
+          <w:numId w:val="1094"/>
         </w:numPr>
       </w:pPr>
       <w:r>
@@ -22688,7 +23248,7 @@
         <w:pStyle w:val="Compact"/>
         <w:numPr>
           <w:ilvl w:val="0"/>
-          <w:numId w:val="1093"/>
+          <w:numId w:val="1094"/>
         </w:numPr>
       </w:pPr>
       <w:r>
@@ -22697,7 +23257,7 @@
       <w:r>
         <w:t xml:space="preserve"> </w:t>
       </w:r>
-      <w:hyperlink r:id="rId209">
+      <w:hyperlink r:id="rId213">
         <w:r>
           <w:rPr>
             <w:rStyle w:val="Hyperlink"/>
@@ -22706,8 +23266,8 @@
         </w:r>
       </w:hyperlink>
     </w:p>
-    <w:bookmarkEnd w:id="210"/>
-    <w:bookmarkStart w:id="212" w:name="b.5-mise-en-exergue"/>
+    <w:bookmarkEnd w:id="214"/>
+    <w:bookmarkStart w:id="216" w:name="b.5-mise-en-exergue"/>
     <w:p>
       <w:pPr>
         <w:pStyle w:val="Heading3"/>
@@ -22721,7 +23281,7 @@
         <w:pStyle w:val="Compact"/>
         <w:numPr>
           <w:ilvl w:val="0"/>
-          <w:numId w:val="1094"/>
+          <w:numId w:val="1095"/>
         </w:numPr>
       </w:pPr>
       <w:r>
@@ -22759,7 +23319,7 @@
         <w:pStyle w:val="Compact"/>
         <w:numPr>
           <w:ilvl w:val="0"/>
-          <w:numId w:val="1094"/>
+          <w:numId w:val="1095"/>
         </w:numPr>
       </w:pPr>
       <w:r>
@@ -22781,7 +23341,7 @@
         <w:pStyle w:val="Compact"/>
         <w:numPr>
           <w:ilvl w:val="0"/>
-          <w:numId w:val="1094"/>
+          <w:numId w:val="1095"/>
         </w:numPr>
       </w:pPr>
       <w:r>
@@ -22803,7 +23363,7 @@
         <w:pStyle w:val="Compact"/>
         <w:numPr>
           <w:ilvl w:val="0"/>
-          <w:numId w:val="1094"/>
+          <w:numId w:val="1095"/>
         </w:numPr>
       </w:pPr>
       <w:r>
@@ -22835,7 +23395,7 @@
         <w:pStyle w:val="Compact"/>
         <w:numPr>
           <w:ilvl w:val="0"/>
-          <w:numId w:val="1094"/>
+          <w:numId w:val="1095"/>
         </w:numPr>
       </w:pPr>
       <w:r>
@@ -22857,7 +23417,7 @@
         <w:pStyle w:val="Compact"/>
         <w:numPr>
           <w:ilvl w:val="0"/>
-          <w:numId w:val="1094"/>
+          <w:numId w:val="1095"/>
         </w:numPr>
       </w:pPr>
       <w:r>
@@ -22866,7 +23426,7 @@
       <w:r>
         <w:t xml:space="preserve"> </w:t>
       </w:r>
-      <w:hyperlink r:id="rId211">
+      <w:hyperlink r:id="rId215">
         <w:r>
           <w:rPr>
             <w:rStyle w:val="Hyperlink"/>
@@ -22875,8 +23435,8 @@
         </w:r>
       </w:hyperlink>
     </w:p>
-    <w:bookmarkEnd w:id="212"/>
-    <w:bookmarkStart w:id="214" w:name="b.6-citation"/>
+    <w:bookmarkEnd w:id="216"/>
+    <w:bookmarkStart w:id="218" w:name="b.6-citation"/>
     <w:p>
       <w:pPr>
         <w:pStyle w:val="Heading3"/>
@@ -22890,7 +23450,7 @@
         <w:pStyle w:val="Compact"/>
         <w:numPr>
           <w:ilvl w:val="0"/>
-          <w:numId w:val="1095"/>
+          <w:numId w:val="1096"/>
         </w:numPr>
       </w:pPr>
       <w:r>
@@ -22944,7 +23504,7 @@
         <w:pStyle w:val="Compact"/>
         <w:numPr>
           <w:ilvl w:val="0"/>
-          <w:numId w:val="1095"/>
+          <w:numId w:val="1096"/>
         </w:numPr>
       </w:pPr>
       <w:r>
@@ -22966,7 +23526,7 @@
         <w:pStyle w:val="Compact"/>
         <w:numPr>
           <w:ilvl w:val="0"/>
-          <w:numId w:val="1095"/>
+          <w:numId w:val="1096"/>
         </w:numPr>
       </w:pPr>
       <w:r>
@@ -22988,7 +23548,7 @@
         <w:pStyle w:val="Compact"/>
         <w:numPr>
           <w:ilvl w:val="0"/>
-          <w:numId w:val="1095"/>
+          <w:numId w:val="1096"/>
         </w:numPr>
       </w:pPr>
       <w:r>
@@ -23010,7 +23570,7 @@
         <w:pStyle w:val="Compact"/>
         <w:numPr>
           <w:ilvl w:val="0"/>
-          <w:numId w:val="1095"/>
+          <w:numId w:val="1096"/>
         </w:numPr>
       </w:pPr>
       <w:r>
@@ -23048,7 +23608,7 @@
         <w:pStyle w:val="Compact"/>
         <w:numPr>
           <w:ilvl w:val="0"/>
-          <w:numId w:val="1095"/>
+          <w:numId w:val="1096"/>
         </w:numPr>
       </w:pPr>
       <w:r>
@@ -23057,7 +23617,7 @@
       <w:r>
         <w:t xml:space="preserve"> </w:t>
       </w:r>
-      <w:hyperlink r:id="rId213">
+      <w:hyperlink r:id="rId217">
         <w:r>
           <w:rPr>
             <w:rStyle w:val="Hyperlink"/>
@@ -23066,8 +23626,8 @@
         </w:r>
       </w:hyperlink>
     </w:p>
-    <w:bookmarkEnd w:id="214"/>
-    <w:bookmarkStart w:id="216" w:name="b.7-tableau"/>
+    <w:bookmarkEnd w:id="218"/>
+    <w:bookmarkStart w:id="220" w:name="b.7-tableau"/>
     <w:p>
       <w:pPr>
         <w:pStyle w:val="Heading3"/>
@@ -23081,7 +23641,7 @@
         <w:pStyle w:val="Compact"/>
         <w:numPr>
           <w:ilvl w:val="0"/>
-          <w:numId w:val="1096"/>
+          <w:numId w:val="1097"/>
         </w:numPr>
       </w:pPr>
       <w:r>
@@ -23119,7 +23679,7 @@
         <w:pStyle w:val="Compact"/>
         <w:numPr>
           <w:ilvl w:val="0"/>
-          <w:numId w:val="1096"/>
+          <w:numId w:val="1097"/>
         </w:numPr>
       </w:pPr>
       <w:r>
@@ -23141,7 +23701,7 @@
         <w:pStyle w:val="Compact"/>
         <w:numPr>
           <w:ilvl w:val="0"/>
-          <w:numId w:val="1096"/>
+          <w:numId w:val="1097"/>
         </w:numPr>
       </w:pPr>
       <w:r>
@@ -23163,7 +23723,7 @@
         <w:pStyle w:val="Compact"/>
         <w:numPr>
           <w:ilvl w:val="0"/>
-          <w:numId w:val="1096"/>
+          <w:numId w:val="1097"/>
         </w:numPr>
       </w:pPr>
       <w:r>
@@ -23185,7 +23745,7 @@
         <w:pStyle w:val="Compact"/>
         <w:numPr>
           <w:ilvl w:val="0"/>
-          <w:numId w:val="1096"/>
+          <w:numId w:val="1097"/>
         </w:numPr>
       </w:pPr>
       <w:r>
@@ -23223,7 +23783,7 @@
         <w:pStyle w:val="Compact"/>
         <w:numPr>
           <w:ilvl w:val="0"/>
-          <w:numId w:val="1096"/>
+          <w:numId w:val="1097"/>
         </w:numPr>
       </w:pPr>
       <w:r>
@@ -23232,7 +23792,7 @@
       <w:r>
         <w:t xml:space="preserve"> </w:t>
       </w:r>
-      <w:hyperlink r:id="rId215">
+      <w:hyperlink r:id="rId219">
         <w:r>
           <w:rPr>
             <w:rStyle w:val="Hyperlink"/>
@@ -23241,8 +23801,8 @@
         </w:r>
       </w:hyperlink>
     </w:p>
-    <w:bookmarkEnd w:id="216"/>
-    <w:bookmarkStart w:id="218" w:name="b.8-téléchargement-de-fichier"/>
+    <w:bookmarkEnd w:id="220"/>
+    <w:bookmarkStart w:id="222" w:name="b.8-téléchargement-de-fichier"/>
     <w:p>
       <w:pPr>
         <w:pStyle w:val="Heading3"/>
@@ -23256,7 +23816,7 @@
         <w:pStyle w:val="Compact"/>
         <w:numPr>
           <w:ilvl w:val="0"/>
-          <w:numId w:val="1097"/>
+          <w:numId w:val="1098"/>
         </w:numPr>
       </w:pPr>
       <w:r>
@@ -23326,7 +23886,7 @@
         <w:pStyle w:val="Compact"/>
         <w:numPr>
           <w:ilvl w:val="0"/>
-          <w:numId w:val="1097"/>
+          <w:numId w:val="1098"/>
         </w:numPr>
       </w:pPr>
       <w:r>
@@ -23348,7 +23908,7 @@
         <w:pStyle w:val="Compact"/>
         <w:numPr>
           <w:ilvl w:val="0"/>
-          <w:numId w:val="1097"/>
+          <w:numId w:val="1098"/>
         </w:numPr>
       </w:pPr>
       <w:r>
@@ -23370,7 +23930,7 @@
         <w:pStyle w:val="Compact"/>
         <w:numPr>
           <w:ilvl w:val="0"/>
-          <w:numId w:val="1097"/>
+          <w:numId w:val="1098"/>
         </w:numPr>
       </w:pPr>
       <w:r>
@@ -23392,7 +23952,7 @@
         <w:pStyle w:val="Compact"/>
         <w:numPr>
           <w:ilvl w:val="0"/>
-          <w:numId w:val="1097"/>
+          <w:numId w:val="1098"/>
         </w:numPr>
       </w:pPr>
       <w:r>
@@ -23459,7 +24019,7 @@
         <w:pStyle w:val="Compact"/>
         <w:numPr>
           <w:ilvl w:val="0"/>
-          <w:numId w:val="1097"/>
+          <w:numId w:val="1098"/>
         </w:numPr>
       </w:pPr>
       <w:r>
@@ -23468,7 +24028,7 @@
       <w:r>
         <w:t xml:space="preserve"> </w:t>
       </w:r>
-      <w:hyperlink r:id="rId217">
+      <w:hyperlink r:id="rId221">
         <w:r>
           <w:rPr>
             <w:rStyle w:val="Hyperlink"/>
@@ -23477,8 +24037,8 @@
         </w:r>
       </w:hyperlink>
     </w:p>
-    <w:bookmarkEnd w:id="218"/>
-    <w:bookmarkStart w:id="219" w:name="b.9-tableau-récapitulatif"/>
+    <w:bookmarkEnd w:id="222"/>
+    <w:bookmarkStart w:id="223" w:name="b.9-tableau-récapitulatif"/>
     <w:p>
       <w:pPr>
         <w:pStyle w:val="Heading3"/>
@@ -23958,8 +24518,8 @@
         </w:tc>
       </w:tr>
     </w:tbl>
-    <w:bookmarkEnd w:id="219"/>
-    <w:bookmarkStart w:id="221" w:name="b.10-pour-aller-plus-loin"/>
+    <w:bookmarkEnd w:id="223"/>
+    <w:bookmarkStart w:id="225" w:name="b.10-pour-aller-plus-loin"/>
     <w:p>
       <w:pPr>
         <w:pStyle w:val="Heading3"/>
@@ -23994,7 +24554,7 @@
       <w:r>
         <w:t xml:space="preserve"> </w:t>
       </w:r>
-      <w:hyperlink r:id="rId220">
+      <w:hyperlink r:id="rId224">
         <w:r>
           <w:rPr>
             <w:rStyle w:val="Hyperlink"/>
@@ -24013,9 +24573,9 @@
         </w:pict>
       </w:r>
     </w:p>
-    <w:bookmarkEnd w:id="221"/>
-    <w:bookmarkEnd w:id="222"/>
-    <w:bookmarkEnd w:id="223"/>
+    <w:bookmarkEnd w:id="225"/>
+    <w:bookmarkEnd w:id="226"/>
+    <w:bookmarkEnd w:id="227"/>
     <w:sectPr>
       <w:footnotePr>
         <w:numRestart w:val="eachSect"/>
@@ -24495,6 +25055,9 @@
     <w:abstractNumId w:val="991"/>
   </w:num>
   <w:num w:numId="1051">
+    <w:abstractNumId w:val="991"/>
+  </w:num>
+  <w:num w:numId="1052">
     <w:abstractNumId w:val="99411"/>
     <w:lvlOverride w:ilvl="0">
       <w:startOverride w:val="1"/>
@@ -24523,9 +25086,6 @@
     <w:lvlOverride w:ilvl="8">
       <w:startOverride w:val="1"/>
     </w:lvlOverride>
-  </w:num>
-  <w:num w:numId="1052">
-    <w:abstractNumId w:val="991"/>
   </w:num>
   <w:num w:numId="1053">
     <w:abstractNumId w:val="991"/>
@@ -24603,6 +25163,9 @@
     <w:abstractNumId w:val="991"/>
   </w:num>
   <w:num w:numId="1078">
+    <w:abstractNumId w:val="991"/>
+  </w:num>
+  <w:num w:numId="1079">
     <w:abstractNumId w:val="99411"/>
     <w:lvlOverride w:ilvl="0">
       <w:startOverride w:val="1"/>
@@ -24632,9 +25195,6 @@
       <w:startOverride w:val="1"/>
     </w:lvlOverride>
   </w:num>
-  <w:num w:numId="1079">
-    <w:abstractNumId w:val="991"/>
-  </w:num>
   <w:num w:numId="1080">
     <w:abstractNumId w:val="991"/>
   </w:num>
@@ -24648,6 +25208,9 @@
     <w:abstractNumId w:val="991"/>
   </w:num>
   <w:num w:numId="1084">
+    <w:abstractNumId w:val="991"/>
+  </w:num>
+  <w:num w:numId="1085">
     <w:abstractNumId w:val="99411"/>
     <w:lvlOverride w:ilvl="0">
       <w:startOverride w:val="1"/>
@@ -24677,41 +25240,11 @@
       <w:startOverride w:val="1"/>
     </w:lvlOverride>
   </w:num>
-  <w:num w:numId="1085">
-    <w:abstractNumId w:val="991"/>
-  </w:num>
   <w:num w:numId="1086">
     <w:abstractNumId w:val="991"/>
   </w:num>
   <w:num w:numId="1087">
-    <w:abstractNumId w:val="99411"/>
-    <w:lvlOverride w:ilvl="0">
-      <w:startOverride w:val="1"/>
-    </w:lvlOverride>
-    <w:lvlOverride w:ilvl="1">
-      <w:startOverride w:val="1"/>
-    </w:lvlOverride>
-    <w:lvlOverride w:ilvl="2">
-      <w:startOverride w:val="1"/>
-    </w:lvlOverride>
-    <w:lvlOverride w:ilvl="3">
-      <w:startOverride w:val="1"/>
-    </w:lvlOverride>
-    <w:lvlOverride w:ilvl="4">
-      <w:startOverride w:val="1"/>
-    </w:lvlOverride>
-    <w:lvlOverride w:ilvl="5">
-      <w:startOverride w:val="1"/>
-    </w:lvlOverride>
-    <w:lvlOverride w:ilvl="6">
-      <w:startOverride w:val="1"/>
-    </w:lvlOverride>
-    <w:lvlOverride w:ilvl="7">
-      <w:startOverride w:val="1"/>
-    </w:lvlOverride>
-    <w:lvlOverride w:ilvl="8">
-      <w:startOverride w:val="1"/>
-    </w:lvlOverride>
+    <w:abstractNumId w:val="991"/>
   </w:num>
   <w:num w:numId="1088">
     <w:abstractNumId w:val="99411"/>
@@ -24744,7 +25277,34 @@
     </w:lvlOverride>
   </w:num>
   <w:num w:numId="1089">
-    <w:abstractNumId w:val="991"/>
+    <w:abstractNumId w:val="99411"/>
+    <w:lvlOverride w:ilvl="0">
+      <w:startOverride w:val="1"/>
+    </w:lvlOverride>
+    <w:lvlOverride w:ilvl="1">
+      <w:startOverride w:val="1"/>
+    </w:lvlOverride>
+    <w:lvlOverride w:ilvl="2">
+      <w:startOverride w:val="1"/>
+    </w:lvlOverride>
+    <w:lvlOverride w:ilvl="3">
+      <w:startOverride w:val="1"/>
+    </w:lvlOverride>
+    <w:lvlOverride w:ilvl="4">
+      <w:startOverride w:val="1"/>
+    </w:lvlOverride>
+    <w:lvlOverride w:ilvl="5">
+      <w:startOverride w:val="1"/>
+    </w:lvlOverride>
+    <w:lvlOverride w:ilvl="6">
+      <w:startOverride w:val="1"/>
+    </w:lvlOverride>
+    <w:lvlOverride w:ilvl="7">
+      <w:startOverride w:val="1"/>
+    </w:lvlOverride>
+    <w:lvlOverride w:ilvl="8">
+      <w:startOverride w:val="1"/>
+    </w:lvlOverride>
   </w:num>
   <w:num w:numId="1090">
     <w:abstractNumId w:val="991"/>
@@ -24768,6 +25328,9 @@
     <w:abstractNumId w:val="991"/>
   </w:num>
   <w:num w:numId="1097">
+    <w:abstractNumId w:val="991"/>
+  </w:num>
+  <w:num w:numId="1098">
     <w:abstractNumId w:val="991"/>
   </w:num>
 </w:numbering>
